--- a/pre-diploma-practice/Отчёт_производственная_преддипломная_практика_RPS_лимитирование.docx
+++ b/pre-diploma-practice/Отчёт_производственная_преддипломная_практика_RPS_лимитирование.docx
@@ -435,7 +435,7 @@
           <w:rFonts w:ascii="Times New Roman" w:hAnsi="Times New Roman" w:eastAsia="Times New Roman"/>
           <w:sz w:val="24"/>
         </w:rPr>
-        <w:t>1. Характеристика места прохождения практики ............................. 5</w:t>
+        <w:t>1. Инструктаж обучающегося и характеристика базы практики ................ 5</w:t>
       </w:r>
     </w:p>
     <w:p>
@@ -449,7 +449,7 @@
           <w:rFonts w:ascii="Times New Roman" w:hAnsi="Times New Roman" w:eastAsia="Times New Roman"/>
           <w:sz w:val="24"/>
         </w:rPr>
-        <w:t>2. Написание текста ВКР .................................................. 5</w:t>
+        <w:t>1.1. Организационная база и используемые материалы ....................... 5</w:t>
       </w:r>
     </w:p>
     <w:p>
@@ -463,7 +463,7 @@
           <w:rFonts w:ascii="Times New Roman" w:hAnsi="Times New Roman" w:eastAsia="Times New Roman"/>
           <w:sz w:val="24"/>
         </w:rPr>
-        <w:t>2.1. Исходная постановка и структура текста ВКР .......................... 6</w:t>
+        <w:t>1.2. Инструктаж и правила выполнения работ ............................... 6</w:t>
       </w:r>
     </w:p>
     <w:p>
@@ -477,7 +477,7 @@
           <w:rFonts w:ascii="Times New Roman" w:hAnsi="Times New Roman" w:eastAsia="Times New Roman"/>
           <w:sz w:val="24"/>
         </w:rPr>
-        <w:t>2.2. Подготовка теоретической части и источников ......................... 8</w:t>
+        <w:t>2. Написание текста ВКР .................................................. 7</w:t>
       </w:r>
     </w:p>
     <w:p>
@@ -491,7 +491,7 @@
           <w:rFonts w:ascii="Times New Roman" w:hAnsi="Times New Roman" w:eastAsia="Times New Roman"/>
           <w:sz w:val="24"/>
         </w:rPr>
-        <w:t>2.3. Описание экспериментального стенда и результатов .................... 9</w:t>
+        <w:t>2.1. Исходная постановка и структура текста ВКР .......................... 8</w:t>
       </w:r>
     </w:p>
     <w:p>
@@ -505,7 +505,7 @@
           <w:rFonts w:ascii="Times New Roman" w:hAnsi="Times New Roman" w:eastAsia="Times New Roman"/>
           <w:sz w:val="24"/>
         </w:rPr>
-        <w:t>2.4. Итерации доработки текста ВКР ....................................... 10</w:t>
+        <w:t>2.2. Подготовка теоретической части и источников ......................... 10</w:t>
       </w:r>
     </w:p>
     <w:p>
@@ -519,7 +519,7 @@
           <w:rFonts w:ascii="Times New Roman" w:hAnsi="Times New Roman" w:eastAsia="Times New Roman"/>
           <w:sz w:val="24"/>
         </w:rPr>
-        <w:t>3. Проверка текста ВКР в системе Антиплагиат ............................. 11</w:t>
+        <w:t>2.3. Описание экспериментального стенда и результатов .................... 11</w:t>
       </w:r>
     </w:p>
     <w:p>
@@ -533,7 +533,7 @@
           <w:rFonts w:ascii="Times New Roman" w:hAnsi="Times New Roman" w:eastAsia="Times New Roman"/>
           <w:sz w:val="24"/>
         </w:rPr>
-        <w:t>4. Предзащита ВКР ........................................................ 12</w:t>
+        <w:t>2.4. Итерации доработки текста ВКР ....................................... 13</w:t>
       </w:r>
     </w:p>
     <w:p>
@@ -547,7 +547,7 @@
           <w:rFonts w:ascii="Times New Roman" w:hAnsi="Times New Roman" w:eastAsia="Times New Roman"/>
           <w:sz w:val="24"/>
         </w:rPr>
-        <w:t>Заключение ............................................................... 14</w:t>
+        <w:t>2.5. Согласование текста ВКР с артефактами проекта ....................... 14</w:t>
       </w:r>
     </w:p>
     <w:p>
@@ -561,7 +561,217 @@
           <w:rFonts w:ascii="Times New Roman" w:hAnsi="Times New Roman" w:eastAsia="Times New Roman"/>
           <w:sz w:val="24"/>
         </w:rPr>
-        <w:t>Примечания и приложения .................................................. 15</w:t>
+        <w:t>2.6. Проверка полноты формальных требований ВКР ......................... 15</w:t>
+      </w:r>
+    </w:p>
+    <w:p>
+      <w:pPr>
+        <w:spacing w:line="360" w:lineRule="auto" w:after="60"/>
+        <w:ind w:firstLine="0"/>
+        <w:jc w:val="left"/>
+      </w:pPr>
+      <w:r>
+        <w:rPr>
+          <w:rFonts w:ascii="Times New Roman" w:hAnsi="Times New Roman" w:eastAsia="Times New Roman"/>
+          <w:sz w:val="24"/>
+        </w:rPr>
+        <w:t>3. Проверка текста ВКР в системе Антиплагиат ............................. 16</w:t>
+      </w:r>
+    </w:p>
+    <w:p>
+      <w:pPr>
+        <w:spacing w:line="360" w:lineRule="auto" w:after="60"/>
+        <w:ind w:firstLine="0"/>
+        <w:jc w:val="left"/>
+      </w:pPr>
+      <w:r>
+        <w:rPr>
+          <w:rFonts w:ascii="Times New Roman" w:hAnsi="Times New Roman" w:eastAsia="Times New Roman"/>
+          <w:sz w:val="24"/>
+        </w:rPr>
+        <w:t>3.1. Подготовка текста к проверке ........................................ 16</w:t>
+      </w:r>
+    </w:p>
+    <w:p>
+      <w:pPr>
+        <w:spacing w:line="360" w:lineRule="auto" w:after="60"/>
+        <w:ind w:firstLine="0"/>
+        <w:jc w:val="left"/>
+      </w:pPr>
+      <w:r>
+        <w:rPr>
+          <w:rFonts w:ascii="Times New Roman" w:hAnsi="Times New Roman" w:eastAsia="Times New Roman"/>
+          <w:sz w:val="24"/>
+        </w:rPr>
+        <w:t>3.2. Итоговые показатели проверки ........................................ 17</w:t>
+      </w:r>
+    </w:p>
+    <w:p>
+      <w:pPr>
+        <w:spacing w:line="360" w:lineRule="auto" w:after="60"/>
+        <w:ind w:firstLine="0"/>
+        <w:jc w:val="left"/>
+      </w:pPr>
+      <w:r>
+        <w:rPr>
+          <w:rFonts w:ascii="Times New Roman" w:hAnsi="Times New Roman" w:eastAsia="Times New Roman"/>
+          <w:sz w:val="24"/>
+        </w:rPr>
+        <w:t>4. Предзащита ВКР ........................................................ 18</w:t>
+      </w:r>
+    </w:p>
+    <w:p>
+      <w:pPr>
+        <w:spacing w:line="360" w:lineRule="auto" w:after="60"/>
+        <w:ind w:firstLine="0"/>
+        <w:jc w:val="left"/>
+      </w:pPr>
+      <w:r>
+        <w:rPr>
+          <w:rFonts w:ascii="Times New Roman" w:hAnsi="Times New Roman" w:eastAsia="Times New Roman"/>
+          <w:sz w:val="24"/>
+        </w:rPr>
+        <w:t>4.1. Подготовка презентации и доклада .................................... 18</w:t>
+      </w:r>
+    </w:p>
+    <w:p>
+      <w:pPr>
+        <w:spacing w:line="360" w:lineRule="auto" w:after="60"/>
+        <w:ind w:firstLine="0"/>
+        <w:jc w:val="left"/>
+      </w:pPr>
+      <w:r>
+        <w:rPr>
+          <w:rFonts w:ascii="Times New Roman" w:hAnsi="Times New Roman" w:eastAsia="Times New Roman"/>
+          <w:sz w:val="24"/>
+        </w:rPr>
+        <w:t>4.2. Проработка вопросов и ограничений исследования ...................... 19</w:t>
+      </w:r>
+    </w:p>
+    <w:p>
+      <w:pPr>
+        <w:spacing w:line="360" w:lineRule="auto" w:after="60"/>
+        <w:ind w:firstLine="0"/>
+        <w:jc w:val="left"/>
+      </w:pPr>
+      <w:r>
+        <w:rPr>
+          <w:rFonts w:ascii="Times New Roman" w:hAnsi="Times New Roman" w:eastAsia="Times New Roman"/>
+          <w:sz w:val="24"/>
+        </w:rPr>
+        <w:t>4.3. Результат предзащиты ................................................ 20</w:t>
+      </w:r>
+    </w:p>
+    <w:p>
+      <w:pPr>
+        <w:spacing w:line="360" w:lineRule="auto" w:after="60"/>
+        <w:ind w:firstLine="0"/>
+        <w:jc w:val="left"/>
+      </w:pPr>
+      <w:r>
+        <w:rPr>
+          <w:rFonts w:ascii="Times New Roman" w:hAnsi="Times New Roman" w:eastAsia="Times New Roman"/>
+          <w:sz w:val="24"/>
+        </w:rPr>
+        <w:t>5. Оформление отчёта и отчётных документов ............................... 21</w:t>
+      </w:r>
+    </w:p>
+    <w:p>
+      <w:pPr>
+        <w:spacing w:line="360" w:lineRule="auto" w:after="60"/>
+        <w:ind w:firstLine="0"/>
+        <w:jc w:val="left"/>
+      </w:pPr>
+      <w:r>
+        <w:rPr>
+          <w:rFonts w:ascii="Times New Roman" w:hAnsi="Times New Roman" w:eastAsia="Times New Roman"/>
+          <w:sz w:val="24"/>
+        </w:rPr>
+        <w:t>5.1. Структура отчёта и связь с индивидуальным заданием ................. 21</w:t>
+      </w:r>
+    </w:p>
+    <w:p>
+      <w:pPr>
+        <w:spacing w:line="360" w:lineRule="auto" w:after="60"/>
+        <w:ind w:firstLine="0"/>
+        <w:jc w:val="left"/>
+      </w:pPr>
+      <w:r>
+        <w:rPr>
+          <w:rFonts w:ascii="Times New Roman" w:hAnsi="Times New Roman" w:eastAsia="Times New Roman"/>
+          <w:sz w:val="24"/>
+        </w:rPr>
+        <w:t>5.2. Приложения и подтверждающие материалы .............................. 22</w:t>
+      </w:r>
+    </w:p>
+    <w:p>
+      <w:pPr>
+        <w:spacing w:line="360" w:lineRule="auto" w:after="60"/>
+        <w:ind w:firstLine="0"/>
+        <w:jc w:val="left"/>
+      </w:pPr>
+      <w:r>
+        <w:rPr>
+          <w:rFonts w:ascii="Times New Roman" w:hAnsi="Times New Roman" w:eastAsia="Times New Roman"/>
+          <w:sz w:val="24"/>
+        </w:rPr>
+        <w:t>6. Получение отзыва с оценкой от руководителя ............................ 22</w:t>
+      </w:r>
+    </w:p>
+    <w:p>
+      <w:pPr>
+        <w:spacing w:line="360" w:lineRule="auto" w:after="60"/>
+        <w:ind w:firstLine="0"/>
+        <w:jc w:val="left"/>
+      </w:pPr>
+      <w:r>
+        <w:rPr>
+          <w:rFonts w:ascii="Times New Roman" w:hAnsi="Times New Roman" w:eastAsia="Times New Roman"/>
+          <w:sz w:val="24"/>
+        </w:rPr>
+        <w:t>Заключение ............................................................... 23</w:t>
+      </w:r>
+    </w:p>
+    <w:p>
+      <w:pPr>
+        <w:spacing w:line="360" w:lineRule="auto" w:after="60"/>
+        <w:ind w:firstLine="0"/>
+        <w:jc w:val="left"/>
+      </w:pPr>
+      <w:r>
+        <w:rPr>
+          <w:rFonts w:ascii="Times New Roman" w:hAnsi="Times New Roman" w:eastAsia="Times New Roman"/>
+          <w:sz w:val="24"/>
+        </w:rPr>
+        <w:t>Примечания и приложения .................................................. 24</w:t>
+      </w:r>
+    </w:p>
+    <w:p>
+      <w:pPr>
+        <w:spacing w:line="360" w:lineRule="auto" w:after="60"/>
+        <w:ind w:firstLine="0"/>
+        <w:jc w:val="left"/>
+      </w:pPr>
+      <w:r>
+        <w:rPr>
+          <w:rFonts w:ascii="Times New Roman" w:hAnsi="Times New Roman" w:eastAsia="Times New Roman"/>
+          <w:sz w:val="24"/>
+        </w:rPr>
+        <w:t>Приложение 1. Справка Антиплагиата ....................................... 25</w:t>
+      </w:r>
+    </w:p>
+    <w:p>
+      <w:pPr>
+        <w:spacing w:line="360" w:lineRule="auto" w:after="60"/>
+        <w:ind w:firstLine="0"/>
+        <w:jc w:val="left"/>
+      </w:pPr>
+      <w:r>
+        <w:rPr>
+          <w:rFonts w:ascii="Times New Roman" w:hAnsi="Times New Roman" w:eastAsia="Times New Roman"/>
+          <w:sz w:val="24"/>
+        </w:rPr>
+        <w:t>Приложение 2. Скрин результата предзащиты ................................ 26</w:t>
       </w:r>
     </w:p>
     <w:p>
@@ -753,7 +963,7 @@
           <w:rFonts w:ascii="Times New Roman" w:hAnsi="Times New Roman" w:eastAsia="Times New Roman"/>
           <w:sz w:val="24"/>
         </w:rPr>
-        <w:t>Производственная, преддипломная практика является завершающим этапом подготовки выпускной квалификационной работы. В отличие от предыдущих видов практики, её основная цель связана не с первичным исследованием предметной области и не только с инженерной разработкой, а с доведением результатов до состояния, пригодного для представления на защите. В рамках данной практики выполняется подготовка текста ВКР, проверка его соответствия формальным требованиям, прохождение проверки оригинальности, подготовка к предзащите и оформление отчётных документов.</w:t>
+        <w:t>Производственная, преддипломная практика использовалась как завершающий этап подготовки выпускной квалификационной работы. На этом этапе не формировалась новая тема исследования, а приводились в итоговый вид уже полученные результаты: текст ВКР, экспериментальные выводы, материалы для проверки оригинальности, презентация к предзащите и отчётные документы.</w:t>
       </w:r>
     </w:p>
     <w:p>
@@ -767,7 +977,7 @@
           <w:rFonts w:ascii="Times New Roman" w:hAnsi="Times New Roman" w:eastAsia="Times New Roman"/>
           <w:sz w:val="24"/>
         </w:rPr>
-        <w:t>Тема практики и выпускной квалификационной работы: «Адаптивное управление нагрузкой в распределенной среде на основе интеллектуального анализа трафика». Работа посвящена задаче ограничения частоты запросов в распределённых информационных системах. Рассматриваемая проблема актуальна для публичных API и микросервисных архитектур, которые должны сохранять доступность при штатной нагрузке, кратковременных всплесках, аномальном трафике и частичных отказах инфраструктурных компонентов.</w:t>
+        <w:t>Тема практики и выпускной квалификационной работы: «Адаптивное управление нагрузкой в распределенной среде на основе интеллектуального анализа трафика». Работа посвящена задаче ограничения частоты запросов в распределённых информационных системах. Для публичных API и микросервисных архитектур эта задача практическая: сервис должен сохранять доступность при штатной нагрузке, кратковременных всплесках, аномальном трафике и частичных отказах инфраструктурных компонентов.</w:t>
       </w:r>
     </w:p>
     <w:p>
@@ -781,7 +991,7 @@
           <w:rFonts w:ascii="Times New Roman" w:hAnsi="Times New Roman" w:eastAsia="Times New Roman"/>
           <w:sz w:val="24"/>
         </w:rPr>
-        <w:t>Практическая часть исследования выполнена на проектном стенде RPS-limiter. В его состав входят генератор нагрузки, прокси-лимитер, целевой сервис, Redis как внешнее хранилище состояния, подсистема мониторинга Prometheus/Grafana и внешний аналитический модуль. Такой состав стенда позволяет не только описывать алгоритмы ограничения частоты запросов теоретически, но и проверять их поведение в воспроизводимых сценариях.</w:t>
+        <w:t>Практическая часть исследования выполнена на проектном стенде RPS-limiter. В его состав входят генератор нагрузки, прокси-лимитер, целевой сервис, Redis как внешнее хранилище состояния, подсистема мониторинга Prometheus/Grafana и внешний аналитический модуль. Поэтому в ВКР алгоритмы ограничения частоты запросов описываются не только теоретически: их поведение проверяется на воспроизводимых профилях нагрузки.</w:t>
       </w:r>
     </w:p>
     <w:p>
@@ -795,7 +1005,7 @@
           <w:rFonts w:ascii="Times New Roman" w:hAnsi="Times New Roman" w:eastAsia="Times New Roman"/>
           <w:sz w:val="24"/>
         </w:rPr>
-        <w:t>Цель преддипломной практики состоит в подготовке материалов ВКР к итоговой защите: структурировании и завершении текста работы, проверке соответствия индивидуальному заданию, подготовке материалов для проверки оригинальности, подготовке презентации к предзащите и оформлении отчётных документов.</w:t>
+        <w:t>Цель преддипломной практики - подготовить материалы ВКР к итоговой защите: завершить структуру и текст работы, проверить соответствие индивидуальному заданию, пройти проверку оригинальности, подготовить презентацию к предзащите, оформить отчётные документы и зафиксировать результат практики в модуле университета.</w:t>
       </w:r>
     </w:p>
     <w:p>
@@ -809,105 +1019,7 @@
           <w:rFonts w:ascii="Times New Roman" w:hAnsi="Times New Roman" w:eastAsia="Times New Roman"/>
           <w:sz w:val="24"/>
         </w:rPr>
-        <w:t>Для достижения цели в рамках практики решались следующие задачи:</w:t>
-      </w:r>
-    </w:p>
-    <w:p>
-      <w:pPr>
-        <w:spacing w:line="360" w:lineRule="auto" w:before="0" w:after="120"/>
-        <w:ind w:firstLine="709"/>
-        <w:jc w:val="both"/>
-      </w:pPr>
-      <w:r>
-        <w:rPr>
-          <w:rFonts w:ascii="Times New Roman" w:hAnsi="Times New Roman" w:eastAsia="Times New Roman"/>
-          <w:sz w:val="24"/>
-        </w:rPr>
-        <w:t>1. Подготовить текст ВКР в соответствии с индивидуальным заданием и требованиями к структуре работы.</w:t>
-      </w:r>
-    </w:p>
-    <w:p>
-      <w:pPr>
-        <w:spacing w:line="360" w:lineRule="auto" w:before="0" w:after="120"/>
-        <w:ind w:firstLine="709"/>
-        <w:jc w:val="both"/>
-      </w:pPr>
-      <w:r>
-        <w:rPr>
-          <w:rFonts w:ascii="Times New Roman" w:hAnsi="Times New Roman" w:eastAsia="Times New Roman"/>
-          <w:sz w:val="24"/>
-        </w:rPr>
-        <w:t>2. Проверить полноту введения, основной части, заключения, списка источников и экспериментального блока.</w:t>
-      </w:r>
-    </w:p>
-    <w:p>
-      <w:pPr>
-        <w:spacing w:line="360" w:lineRule="auto" w:before="0" w:after="120"/>
-        <w:ind w:firstLine="709"/>
-        <w:jc w:val="both"/>
-      </w:pPr>
-      <w:r>
-        <w:rPr>
-          <w:rFonts w:ascii="Times New Roman" w:hAnsi="Times New Roman" w:eastAsia="Times New Roman"/>
-          <w:sz w:val="24"/>
-        </w:rPr>
-        <w:t>3. Согласовать содержание ВКР с фактическими результатами проекта RPS-limiter.</w:t>
-      </w:r>
-    </w:p>
-    <w:p>
-      <w:pPr>
-        <w:spacing w:line="360" w:lineRule="auto" w:before="0" w:after="120"/>
-        <w:ind w:firstLine="709"/>
-        <w:jc w:val="both"/>
-      </w:pPr>
-      <w:r>
-        <w:rPr>
-          <w:rFonts w:ascii="Times New Roman" w:hAnsi="Times New Roman" w:eastAsia="Times New Roman"/>
-          <w:sz w:val="24"/>
-        </w:rPr>
-        <w:t>4. Подготовить материалы для проверки текста ВКР в системе Антиплагиат.</w:t>
-      </w:r>
-    </w:p>
-    <w:p>
-      <w:pPr>
-        <w:spacing w:line="360" w:lineRule="auto" w:before="0" w:after="120"/>
-        <w:ind w:firstLine="709"/>
-        <w:jc w:val="both"/>
-      </w:pPr>
-      <w:r>
-        <w:rPr>
-          <w:rFonts w:ascii="Times New Roman" w:hAnsi="Times New Roman" w:eastAsia="Times New Roman"/>
-          <w:sz w:val="24"/>
-        </w:rPr>
-        <w:t>5. Подготовить электронную презентацию к предзащите ВКР.</w:t>
-      </w:r>
-    </w:p>
-    <w:p>
-      <w:pPr>
-        <w:spacing w:line="360" w:lineRule="auto" w:before="0" w:after="120"/>
-        <w:ind w:firstLine="709"/>
-        <w:jc w:val="both"/>
-      </w:pPr>
-      <w:r>
-        <w:rPr>
-          <w:rFonts w:ascii="Times New Roman" w:hAnsi="Times New Roman" w:eastAsia="Times New Roman"/>
-          <w:sz w:val="24"/>
-        </w:rPr>
-        <w:t>6. Зафиксировать оставшиеся действия, которые должны быть выполнены после получения справки Антиплагиата и результата предзащиты.</w:t>
-      </w:r>
-    </w:p>
-    <w:p>
-      <w:pPr>
-        <w:spacing w:line="360" w:lineRule="auto" w:before="0" w:after="120"/>
-        <w:ind w:firstLine="709"/>
-        <w:jc w:val="both"/>
-      </w:pPr>
-      <w:r>
-        <w:rPr>
-          <w:rFonts w:ascii="Times New Roman" w:hAnsi="Times New Roman" w:eastAsia="Times New Roman"/>
-          <w:sz w:val="24"/>
-        </w:rPr>
-        <w:t>Настоящий отчёт не содержит полный текст ВКР и не дублирует материалы, которые должны быть загружены в модуль ВКР отдельно. В отчёте описывается выполнение этапов преддипломной практики: написание текста ВКР, подготовка к проверке оригинальности и подготовка к предзащите.</w:t>
+        <w:t>Для этого были решены следующие задачи:</w:t>
       </w:r>
     </w:p>
     <w:p>
@@ -922,7 +1034,82 @@
           <w:b/>
           <w:sz w:val="28"/>
         </w:rPr>
-        <w:t>1. Характеристика места прохождения практики</w:t>
+        <w:t>1. Пройти организационный инструктаж обучающегося и зафиксировать правила выполнения работ.</w:t>
+      </w:r>
+    </w:p>
+    <w:p>
+      <w:pPr>
+        <w:spacing w:line="360" w:lineRule="auto" w:before="160" w:after="120"/>
+        <w:ind w:firstLine="709"/>
+        <w:jc w:val="left"/>
+      </w:pPr>
+      <w:r>
+        <w:rPr>
+          <w:rFonts w:ascii="Times New Roman" w:hAnsi="Times New Roman" w:eastAsia="Times New Roman"/>
+          <w:b/>
+          <w:sz w:val="28"/>
+        </w:rPr>
+        <w:t>2. Подготовить текст ВКР в соответствии с индивидуальным заданием и требованиями к структуре работы.</w:t>
+      </w:r>
+    </w:p>
+    <w:p>
+      <w:pPr>
+        <w:spacing w:line="360" w:lineRule="auto" w:before="160" w:after="120"/>
+        <w:ind w:firstLine="709"/>
+        <w:jc w:val="left"/>
+      </w:pPr>
+      <w:r>
+        <w:rPr>
+          <w:rFonts w:ascii="Times New Roman" w:hAnsi="Times New Roman" w:eastAsia="Times New Roman"/>
+          <w:b/>
+          <w:sz w:val="28"/>
+        </w:rPr>
+        <w:t>3. Проверить полноту введения, основной части, заключения, списка источников и экспериментального блока.</w:t>
+      </w:r>
+    </w:p>
+    <w:p>
+      <w:pPr>
+        <w:spacing w:line="360" w:lineRule="auto" w:before="160" w:after="120"/>
+        <w:ind w:firstLine="709"/>
+        <w:jc w:val="left"/>
+      </w:pPr>
+      <w:r>
+        <w:rPr>
+          <w:rFonts w:ascii="Times New Roman" w:hAnsi="Times New Roman" w:eastAsia="Times New Roman"/>
+          <w:b/>
+          <w:sz w:val="28"/>
+        </w:rPr>
+        <w:t>4. Согласовать содержание ВКР с фактическими результатами проекта RPS-limiter.</w:t>
+      </w:r>
+    </w:p>
+    <w:p>
+      <w:pPr>
+        <w:spacing w:line="360" w:lineRule="auto" w:before="160" w:after="120"/>
+        <w:ind w:firstLine="709"/>
+        <w:jc w:val="left"/>
+      </w:pPr>
+      <w:r>
+        <w:rPr>
+          <w:rFonts w:ascii="Times New Roman" w:hAnsi="Times New Roman" w:eastAsia="Times New Roman"/>
+          <w:b/>
+          <w:sz w:val="28"/>
+        </w:rPr>
+        <w:t>5. Подготовить материалы для проверки текста ВКР в системе Антиплагиат.</w:t>
+      </w:r>
+    </w:p>
+    <w:p>
+      <w:pPr>
+        <w:spacing w:line="360" w:lineRule="auto" w:before="160" w:after="120"/>
+        <w:ind w:firstLine="709"/>
+        <w:jc w:val="left"/>
+      </w:pPr>
+      <w:r>
+        <w:rPr>
+          <w:rFonts w:ascii="Times New Roman" w:hAnsi="Times New Roman" w:eastAsia="Times New Roman"/>
+          <w:b/>
+          <w:sz w:val="28"/>
+        </w:rPr>
+        <w:t>6. Подготовить электронную презентацию к предзащите ВКР и пройти предзащиту.</w:t>
       </w:r>
     </w:p>
     <w:p>
@@ -936,7 +1123,7 @@
           <w:rFonts w:ascii="Times New Roman" w:hAnsi="Times New Roman" w:eastAsia="Times New Roman"/>
           <w:sz w:val="24"/>
         </w:rPr>
-        <w:t>Практика проходила на факультете программной инженерии и компьютерной техники Университета ИТМО. Университет ИТМО является образовательной и научной организацией, в которой реализуются программы подготовки специалистов в области информационных технологий, программной инженерии, компьютерных систем и смежных направлений.</w:t>
+        <w:t>7. Оформить отчёт по практике, приложения и подтверждающие документы.</w:t>
       </w:r>
     </w:p>
     <w:p>
@@ -950,7 +1137,7 @@
           <w:rFonts w:ascii="Times New Roman" w:hAnsi="Times New Roman" w:eastAsia="Times New Roman"/>
           <w:sz w:val="24"/>
         </w:rPr>
-        <w:t>Формат прохождения практики определён как очный с применением дистанционных технологий. Такой формат соответствует характеру выполняемых работ: подготовка текста ВКР, анализ проектных артефактов, работа с электронными материалами, проверка соответствия требованиям и подготовка к предзащите могут выполняться с использованием локальной среды разработки, электронных документов и информационных систем университета.</w:t>
+        <w:t>8. Зафиксировать получение отзыва с оценкой от руководителя практики.</w:t>
       </w:r>
     </w:p>
     <w:p>
@@ -964,9 +1151,1094 @@
           <w:rFonts w:ascii="Times New Roman" w:hAnsi="Times New Roman" w:eastAsia="Times New Roman"/>
           <w:sz w:val="24"/>
         </w:rPr>
-        <w:t>В рамках практики использовались материалы проекта RPS-limiter, текст выпускной квалификационной работы, презентационные материалы, результаты экспериментов, локальные отчётные документы и требования, размещённые в модуле практики. Руководителем практики от университета является Платонов Алексей Владимирович, ответственным за практику является Маркина Татьяна Анатольевна.</w:t>
+        <w:t>Полный текст ВКР в отчёт не включён, поскольку он загружается в модуль ВКР отдельно. Здесь зафиксировано выполнение этапов преддипломной практики: инструктаж, написание текста ВКР, проверка оригинальности, предзащита, оформление отчётных документов и получение отзыва. Такой состав отчёта показывает не содержание всей ВКР, а выполненные действия и документы, которыми они подтверждаются.</w:t>
       </w:r>
     </w:p>
+    <w:p>
+      <w:pPr>
+        <w:spacing w:line="360" w:lineRule="auto" w:before="160" w:after="120"/>
+        <w:ind w:firstLine="709"/>
+        <w:jc w:val="left"/>
+      </w:pPr>
+      <w:r>
+        <w:rPr>
+          <w:rFonts w:ascii="Times New Roman" w:hAnsi="Times New Roman" w:eastAsia="Times New Roman"/>
+          <w:b/>
+          <w:sz w:val="28"/>
+        </w:rPr>
+        <w:t>1. Инструктаж обучающегося и характеристика базы практики</w:t>
+      </w:r>
+    </w:p>
+    <w:p>
+      <w:pPr>
+        <w:spacing w:line="360" w:lineRule="auto" w:before="0" w:after="120"/>
+        <w:ind w:firstLine="709"/>
+        <w:jc w:val="both"/>
+      </w:pPr>
+      <w:r>
+        <w:rPr>
+          <w:rFonts w:ascii="Times New Roman" w:hAnsi="Times New Roman" w:eastAsia="Times New Roman"/>
+          <w:sz w:val="24"/>
+        </w:rPr>
+        <w:t>Преддипломная практика проходила на факультете программной инженерии и компьютерной техники Университета ИТМО. Эта организационная база соответствует теме ВКР: работа связана с проектированием, реализацией и экспериментальной проверкой программной системы для ограничения частоты запросов в распределённой среде.</w:t>
+      </w:r>
+    </w:p>
+    <w:p>
+      <w:pPr>
+        <w:spacing w:line="360" w:lineRule="auto" w:before="0" w:after="120"/>
+        <w:ind w:firstLine="709"/>
+        <w:jc w:val="both"/>
+      </w:pPr>
+      <w:r>
+        <w:rPr>
+          <w:rFonts w:ascii="Times New Roman" w:hAnsi="Times New Roman" w:eastAsia="Times New Roman"/>
+          <w:sz w:val="24"/>
+        </w:rPr>
+        <w:t>Формат прохождения практики определён как очный с применением дистанционных технологий. Работы выполнялись через локальную среду разработки, электронные документы, репозиторий проекта и информационные системы университета; такой формат подходит для подготовки текста ВКР, анализа проектных артефактов, проверки требований и подготовки к предзащите.</w:t>
+      </w:r>
+    </w:p>
+    <w:p>
+      <w:pPr>
+        <w:spacing w:line="360" w:lineRule="auto" w:before="0" w:after="120"/>
+        <w:ind w:firstLine="709"/>
+        <w:jc w:val="both"/>
+      </w:pPr>
+      <w:r>
+        <w:rPr>
+          <w:rFonts w:ascii="Times New Roman" w:hAnsi="Times New Roman" w:eastAsia="Times New Roman"/>
+          <w:sz w:val="24"/>
+        </w:rPr>
+        <w:t>В работе использовались материалы проекта RPS-limiter, текст выпускной квалификационной работы, презентационные материалы, результаты экспериментов, локальные отчётные документы и требования, размещённые в модуле практики. Руководитель практики от университета - Платонов Алексей Владимирович; ответственная за практику - Маркина Татьяна Анатольевна.</w:t>
+      </w:r>
+    </w:p>
+    <w:p>
+      <w:pPr>
+        <w:spacing w:line="360" w:lineRule="auto" w:before="160" w:after="120"/>
+        <w:ind w:firstLine="709"/>
+        <w:jc w:val="left"/>
+      </w:pPr>
+      <w:r>
+        <w:rPr>
+          <w:rFonts w:ascii="Times New Roman" w:hAnsi="Times New Roman" w:eastAsia="Times New Roman"/>
+          <w:b/>
+          <w:sz w:val="24"/>
+        </w:rPr>
+        <w:t>1.1. Организационная база и используемые материалы</w:t>
+      </w:r>
+    </w:p>
+    <w:p>
+      <w:pPr>
+        <w:spacing w:line="360" w:lineRule="auto" w:before="0" w:after="120"/>
+        <w:ind w:firstLine="709"/>
+        <w:jc w:val="both"/>
+      </w:pPr>
+      <w:r>
+        <w:rPr>
+          <w:rFonts w:ascii="Times New Roman" w:hAnsi="Times New Roman" w:eastAsia="Times New Roman"/>
+          <w:sz w:val="24"/>
+        </w:rPr>
+        <w:t>Организационная часть практики была связана с уточнением состава материалов, которые должны быть подготовлены к завершению ВКР. На начало практики уже существовали результаты предыдущих этапов работы: программный стенд, набор экспериментальных сценариев, часть текста ВКР, материалы по теоретической главе, презентационные заготовки и результаты нагрузочных прогонов. Задача преддипломной практики состояла не в создании проекта с нуля, а в приведении всех этих артефактов к форме, пригодной для официальной проверки и предзащиты.</w:t>
+      </w:r>
+    </w:p>
+    <w:p>
+      <w:pPr>
+        <w:spacing w:line="360" w:lineRule="auto" w:before="0" w:after="120"/>
+        <w:ind w:firstLine="709"/>
+        <w:jc w:val="both"/>
+      </w:pPr>
+      <w:r>
+        <w:rPr>
+          <w:rFonts w:ascii="Times New Roman" w:hAnsi="Times New Roman" w:eastAsia="Times New Roman"/>
+          <w:sz w:val="24"/>
+        </w:rPr>
+        <w:t>Для выполнения работ использовалась локальная среда разработки, репозиторий проекта, Docker Compose-конфигурация стенда, CSV-файлы с результатами бенчмарков, графики и диаграммы из папки monitoring/benchmarks, текстовые материалы ВКР и отчётные формы практики. Отдельно контролировалось соответствие отчётных материалов индивидуальному заданию: в нём были выделены инструктаж, написание текста ВКР, проверка Антиплагиата, предзащита, оформление отчёта и получение отзыва с оценкой.</w:t>
+      </w:r>
+    </w:p>
+    <w:p>
+      <w:pPr>
+        <w:spacing w:line="360" w:lineRule="auto" w:after="120"/>
+        <w:jc w:val="center"/>
+      </w:pPr>
+      <w:r>
+        <w:rPr>
+          <w:rFonts w:ascii="Times New Roman" w:hAnsi="Times New Roman" w:eastAsia="Times New Roman"/>
+          <w:sz w:val="24"/>
+        </w:rPr>
+        <w:t>Таблица 1 - Материалы, использованные при прохождении практики.</w:t>
+      </w:r>
+    </w:p>
+    <w:tbl>
+      <w:tblPr>
+        <w:tblStyle w:val="TableGrid"/>
+        <w:tblW w:type="auto" w:w="0"/>
+        <w:jc w:val="center"/>
+        <w:tblLook w:firstColumn="1" w:firstRow="1" w:lastColumn="0" w:lastRow="0" w:noHBand="0" w:noVBand="1" w:val="04A0"/>
+      </w:tblPr>
+      <w:tblGrid>
+        <w:gridCol w:w="3118"/>
+        <w:gridCol w:w="3118"/>
+        <w:gridCol w:w="3118"/>
+      </w:tblGrid>
+      <w:tr>
+        <w:tc>
+          <w:tcPr>
+            <w:tcW w:type="dxa" w:w="3118"/>
+            <w:vAlign w:val="center"/>
+            <w:shd w:fill="D9EAF7"/>
+          </w:tcPr>
+          <w:p>
+            <w:pPr>
+              <w:jc w:val="center"/>
+            </w:pPr>
+            <w:r/>
+            <w:r>
+              <w:rPr>
+                <w:rFonts w:ascii="Times New Roman" w:hAnsi="Times New Roman" w:eastAsia="Times New Roman"/>
+                <w:b/>
+                <w:sz w:val="20"/>
+              </w:rPr>
+              <w:t>Материал</w:t>
+            </w:r>
+          </w:p>
+        </w:tc>
+        <w:tc>
+          <w:tcPr>
+            <w:tcW w:type="dxa" w:w="3118"/>
+            <w:vAlign w:val="center"/>
+            <w:shd w:fill="D9EAF7"/>
+          </w:tcPr>
+          <w:p>
+            <w:pPr>
+              <w:jc w:val="center"/>
+            </w:pPr>
+            <w:r/>
+            <w:r>
+              <w:rPr>
+                <w:rFonts w:ascii="Times New Roman" w:hAnsi="Times New Roman" w:eastAsia="Times New Roman"/>
+                <w:b/>
+                <w:sz w:val="20"/>
+              </w:rPr>
+              <w:t>Назначение в рамках практики</w:t>
+            </w:r>
+          </w:p>
+        </w:tc>
+        <w:tc>
+          <w:tcPr>
+            <w:tcW w:type="dxa" w:w="3118"/>
+            <w:vAlign w:val="center"/>
+            <w:shd w:fill="D9EAF7"/>
+          </w:tcPr>
+          <w:p>
+            <w:pPr>
+              <w:jc w:val="center"/>
+            </w:pPr>
+            <w:r/>
+            <w:r>
+              <w:rPr>
+                <w:rFonts w:ascii="Times New Roman" w:hAnsi="Times New Roman" w:eastAsia="Times New Roman"/>
+                <w:b/>
+                <w:sz w:val="20"/>
+              </w:rPr>
+              <w:t>Результат использования</w:t>
+            </w:r>
+          </w:p>
+        </w:tc>
+      </w:tr>
+      <w:tr>
+        <w:tc>
+          <w:tcPr>
+            <w:tcW w:type="dxa" w:w="3118"/>
+            <w:vAlign w:val="center"/>
+          </w:tcPr>
+          <w:p>
+            <w:pPr>
+              <w:jc w:val="left"/>
+            </w:pPr>
+            <w:r/>
+            <w:r>
+              <w:rPr>
+                <w:rFonts w:ascii="Times New Roman" w:hAnsi="Times New Roman" w:eastAsia="Times New Roman"/>
+                <w:b w:val="0"/>
+                <w:sz w:val="20"/>
+              </w:rPr>
+              <w:t>Репозиторий RPS-limiter</w:t>
+            </w:r>
+          </w:p>
+        </w:tc>
+        <w:tc>
+          <w:tcPr>
+            <w:tcW w:type="dxa" w:w="3118"/>
+            <w:vAlign w:val="center"/>
+          </w:tcPr>
+          <w:p>
+            <w:pPr>
+              <w:jc w:val="left"/>
+            </w:pPr>
+            <w:r/>
+            <w:r>
+              <w:rPr>
+                <w:rFonts w:ascii="Times New Roman" w:hAnsi="Times New Roman" w:eastAsia="Times New Roman"/>
+                <w:b w:val="0"/>
+                <w:sz w:val="20"/>
+              </w:rPr>
+              <w:t>Проверка соответствия текста ВКР фактической реализации</w:t>
+            </w:r>
+          </w:p>
+        </w:tc>
+        <w:tc>
+          <w:tcPr>
+            <w:tcW w:type="dxa" w:w="3118"/>
+            <w:vAlign w:val="center"/>
+          </w:tcPr>
+          <w:p>
+            <w:pPr>
+              <w:jc w:val="left"/>
+            </w:pPr>
+            <w:r/>
+            <w:r>
+              <w:rPr>
+                <w:rFonts w:ascii="Times New Roman" w:hAnsi="Times New Roman" w:eastAsia="Times New Roman"/>
+                <w:b w:val="0"/>
+                <w:sz w:val="20"/>
+              </w:rPr>
+              <w:t>Архитектура и эксперименты описаны по реальному проекту</w:t>
+            </w:r>
+          </w:p>
+        </w:tc>
+      </w:tr>
+      <w:tr>
+        <w:tc>
+          <w:tcPr>
+            <w:tcW w:type="dxa" w:w="3118"/>
+            <w:vAlign w:val="center"/>
+          </w:tcPr>
+          <w:p>
+            <w:pPr>
+              <w:jc w:val="left"/>
+            </w:pPr>
+            <w:r/>
+            <w:r>
+              <w:rPr>
+                <w:rFonts w:ascii="Times New Roman" w:hAnsi="Times New Roman" w:eastAsia="Times New Roman"/>
+                <w:b w:val="0"/>
+                <w:sz w:val="20"/>
+              </w:rPr>
+              <w:t>CSV-файлы benchmark-прогонов</w:t>
+            </w:r>
+          </w:p>
+        </w:tc>
+        <w:tc>
+          <w:tcPr>
+            <w:tcW w:type="dxa" w:w="3118"/>
+            <w:vAlign w:val="center"/>
+          </w:tcPr>
+          <w:p>
+            <w:pPr>
+              <w:jc w:val="left"/>
+            </w:pPr>
+            <w:r/>
+            <w:r>
+              <w:rPr>
+                <w:rFonts w:ascii="Times New Roman" w:hAnsi="Times New Roman" w:eastAsia="Times New Roman"/>
+                <w:b w:val="0"/>
+                <w:sz w:val="20"/>
+              </w:rPr>
+              <w:t>Подтверждение экспериментальных выводов</w:t>
+            </w:r>
+          </w:p>
+        </w:tc>
+        <w:tc>
+          <w:tcPr>
+            <w:tcW w:type="dxa" w:w="3118"/>
+            <w:vAlign w:val="center"/>
+          </w:tcPr>
+          <w:p>
+            <w:pPr>
+              <w:jc w:val="left"/>
+            </w:pPr>
+            <w:r/>
+            <w:r>
+              <w:rPr>
+                <w:rFonts w:ascii="Times New Roman" w:hAnsi="Times New Roman" w:eastAsia="Times New Roman"/>
+                <w:b w:val="0"/>
+                <w:sz w:val="20"/>
+              </w:rPr>
+              <w:t>В текст ВКР перенесены количественные результаты</w:t>
+            </w:r>
+          </w:p>
+        </w:tc>
+      </w:tr>
+      <w:tr>
+        <w:tc>
+          <w:tcPr>
+            <w:tcW w:type="dxa" w:w="3118"/>
+            <w:vAlign w:val="center"/>
+          </w:tcPr>
+          <w:p>
+            <w:pPr>
+              <w:jc w:val="left"/>
+            </w:pPr>
+            <w:r/>
+            <w:r>
+              <w:rPr>
+                <w:rFonts w:ascii="Times New Roman" w:hAnsi="Times New Roman" w:eastAsia="Times New Roman"/>
+                <w:b w:val="0"/>
+                <w:sz w:val="20"/>
+              </w:rPr>
+              <w:t>Графики и диаграммы</w:t>
+            </w:r>
+          </w:p>
+        </w:tc>
+        <w:tc>
+          <w:tcPr>
+            <w:tcW w:type="dxa" w:w="3118"/>
+            <w:vAlign w:val="center"/>
+          </w:tcPr>
+          <w:p>
+            <w:pPr>
+              <w:jc w:val="left"/>
+            </w:pPr>
+            <w:r/>
+            <w:r>
+              <w:rPr>
+                <w:rFonts w:ascii="Times New Roman" w:hAnsi="Times New Roman" w:eastAsia="Times New Roman"/>
+                <w:b w:val="0"/>
+                <w:sz w:val="20"/>
+              </w:rPr>
+              <w:t>Иллюстрация динамики нагрузки и переключений</w:t>
+            </w:r>
+          </w:p>
+        </w:tc>
+        <w:tc>
+          <w:tcPr>
+            <w:tcW w:type="dxa" w:w="3118"/>
+            <w:vAlign w:val="center"/>
+          </w:tcPr>
+          <w:p>
+            <w:pPr>
+              <w:jc w:val="left"/>
+            </w:pPr>
+            <w:r/>
+            <w:r>
+              <w:rPr>
+                <w:rFonts w:ascii="Times New Roman" w:hAnsi="Times New Roman" w:eastAsia="Times New Roman"/>
+                <w:b w:val="0"/>
+                <w:sz w:val="20"/>
+              </w:rPr>
+              <w:t>Подготовлен иллюстративный материал ВКР</w:t>
+            </w:r>
+          </w:p>
+        </w:tc>
+      </w:tr>
+      <w:tr>
+        <w:tc>
+          <w:tcPr>
+            <w:tcW w:type="dxa" w:w="3118"/>
+            <w:vAlign w:val="center"/>
+          </w:tcPr>
+          <w:p>
+            <w:pPr>
+              <w:jc w:val="left"/>
+            </w:pPr>
+            <w:r/>
+            <w:r>
+              <w:rPr>
+                <w:rFonts w:ascii="Times New Roman" w:hAnsi="Times New Roman" w:eastAsia="Times New Roman"/>
+                <w:b w:val="0"/>
+                <w:sz w:val="20"/>
+              </w:rPr>
+              <w:t>Текст ВКР</w:t>
+            </w:r>
+          </w:p>
+        </w:tc>
+        <w:tc>
+          <w:tcPr>
+            <w:tcW w:type="dxa" w:w="3118"/>
+            <w:vAlign w:val="center"/>
+          </w:tcPr>
+          <w:p>
+            <w:pPr>
+              <w:jc w:val="left"/>
+            </w:pPr>
+            <w:r/>
+            <w:r>
+              <w:rPr>
+                <w:rFonts w:ascii="Times New Roman" w:hAnsi="Times New Roman" w:eastAsia="Times New Roman"/>
+                <w:b w:val="0"/>
+                <w:sz w:val="20"/>
+              </w:rPr>
+              <w:t>Основной объект преддипломной доработки</w:t>
+            </w:r>
+          </w:p>
+        </w:tc>
+        <w:tc>
+          <w:tcPr>
+            <w:tcW w:type="dxa" w:w="3118"/>
+            <w:vAlign w:val="center"/>
+          </w:tcPr>
+          <w:p>
+            <w:pPr>
+              <w:jc w:val="left"/>
+            </w:pPr>
+            <w:r/>
+            <w:r>
+              <w:rPr>
+                <w:rFonts w:ascii="Times New Roman" w:hAnsi="Times New Roman" w:eastAsia="Times New Roman"/>
+                <w:b w:val="0"/>
+                <w:sz w:val="20"/>
+              </w:rPr>
+              <w:t>Сформирована финальная структура и итоговая редакция</w:t>
+            </w:r>
+          </w:p>
+        </w:tc>
+      </w:tr>
+      <w:tr>
+        <w:tc>
+          <w:tcPr>
+            <w:tcW w:type="dxa" w:w="3118"/>
+            <w:vAlign w:val="center"/>
+          </w:tcPr>
+          <w:p>
+            <w:pPr>
+              <w:jc w:val="left"/>
+            </w:pPr>
+            <w:r/>
+            <w:r>
+              <w:rPr>
+                <w:rFonts w:ascii="Times New Roman" w:hAnsi="Times New Roman" w:eastAsia="Times New Roman"/>
+                <w:b w:val="0"/>
+                <w:sz w:val="20"/>
+              </w:rPr>
+              <w:t>Презентация к предзащите</w:t>
+            </w:r>
+          </w:p>
+        </w:tc>
+        <w:tc>
+          <w:tcPr>
+            <w:tcW w:type="dxa" w:w="3118"/>
+            <w:vAlign w:val="center"/>
+          </w:tcPr>
+          <w:p>
+            <w:pPr>
+              <w:jc w:val="left"/>
+            </w:pPr>
+            <w:r/>
+            <w:r>
+              <w:rPr>
+                <w:rFonts w:ascii="Times New Roman" w:hAnsi="Times New Roman" w:eastAsia="Times New Roman"/>
+                <w:b w:val="0"/>
+                <w:sz w:val="20"/>
+              </w:rPr>
+              <w:t>Представление результата комиссии</w:t>
+            </w:r>
+          </w:p>
+        </w:tc>
+        <w:tc>
+          <w:tcPr>
+            <w:tcW w:type="dxa" w:w="3118"/>
+            <w:vAlign w:val="center"/>
+          </w:tcPr>
+          <w:p>
+            <w:pPr>
+              <w:jc w:val="left"/>
+            </w:pPr>
+            <w:r/>
+            <w:r>
+              <w:rPr>
+                <w:rFonts w:ascii="Times New Roman" w:hAnsi="Times New Roman" w:eastAsia="Times New Roman"/>
+                <w:b w:val="0"/>
+                <w:sz w:val="20"/>
+              </w:rPr>
+              <w:t>Подготовлен доклад по ключевой логике исследования</w:t>
+            </w:r>
+          </w:p>
+        </w:tc>
+      </w:tr>
+      <w:tr>
+        <w:tc>
+          <w:tcPr>
+            <w:tcW w:type="dxa" w:w="3118"/>
+            <w:vAlign w:val="center"/>
+          </w:tcPr>
+          <w:p>
+            <w:pPr>
+              <w:jc w:val="left"/>
+            </w:pPr>
+            <w:r/>
+            <w:r>
+              <w:rPr>
+                <w:rFonts w:ascii="Times New Roman" w:hAnsi="Times New Roman" w:eastAsia="Times New Roman"/>
+                <w:b w:val="0"/>
+                <w:sz w:val="20"/>
+              </w:rPr>
+              <w:t>Справка Антиплагиата</w:t>
+            </w:r>
+          </w:p>
+        </w:tc>
+        <w:tc>
+          <w:tcPr>
+            <w:tcW w:type="dxa" w:w="3118"/>
+            <w:vAlign w:val="center"/>
+          </w:tcPr>
+          <w:p>
+            <w:pPr>
+              <w:jc w:val="left"/>
+            </w:pPr>
+            <w:r/>
+            <w:r>
+              <w:rPr>
+                <w:rFonts w:ascii="Times New Roman" w:hAnsi="Times New Roman" w:eastAsia="Times New Roman"/>
+                <w:b w:val="0"/>
+                <w:sz w:val="20"/>
+              </w:rPr>
+              <w:t>Подтверждение оригинальности текста</w:t>
+            </w:r>
+          </w:p>
+        </w:tc>
+        <w:tc>
+          <w:tcPr>
+            <w:tcW w:type="dxa" w:w="3118"/>
+            <w:vAlign w:val="center"/>
+          </w:tcPr>
+          <w:p>
+            <w:pPr>
+              <w:jc w:val="left"/>
+            </w:pPr>
+            <w:r/>
+            <w:r>
+              <w:rPr>
+                <w:rFonts w:ascii="Times New Roman" w:hAnsi="Times New Roman" w:eastAsia="Times New Roman"/>
+                <w:b w:val="0"/>
+                <w:sz w:val="20"/>
+              </w:rPr>
+              <w:t>Приложена к настоящему отчёту</w:t>
+            </w:r>
+          </w:p>
+        </w:tc>
+      </w:tr>
+      <w:tr>
+        <w:tc>
+          <w:tcPr>
+            <w:tcW w:type="dxa" w:w="3118"/>
+            <w:vAlign w:val="center"/>
+          </w:tcPr>
+          <w:p>
+            <w:pPr>
+              <w:jc w:val="left"/>
+            </w:pPr>
+            <w:r/>
+            <w:r>
+              <w:rPr>
+                <w:rFonts w:ascii="Times New Roman" w:hAnsi="Times New Roman" w:eastAsia="Times New Roman"/>
+                <w:b w:val="0"/>
+                <w:sz w:val="20"/>
+              </w:rPr>
+              <w:t>Скрин результата предзащиты</w:t>
+            </w:r>
+          </w:p>
+        </w:tc>
+        <w:tc>
+          <w:tcPr>
+            <w:tcW w:type="dxa" w:w="3118"/>
+            <w:vAlign w:val="center"/>
+          </w:tcPr>
+          <w:p>
+            <w:pPr>
+              <w:jc w:val="left"/>
+            </w:pPr>
+            <w:r/>
+            <w:r>
+              <w:rPr>
+                <w:rFonts w:ascii="Times New Roman" w:hAnsi="Times New Roman" w:eastAsia="Times New Roman"/>
+                <w:b w:val="0"/>
+                <w:sz w:val="20"/>
+              </w:rPr>
+              <w:t>Подтверждение прохождения предзащиты</w:t>
+            </w:r>
+          </w:p>
+        </w:tc>
+        <w:tc>
+          <w:tcPr>
+            <w:tcW w:type="dxa" w:w="3118"/>
+            <w:vAlign w:val="center"/>
+          </w:tcPr>
+          <w:p>
+            <w:pPr>
+              <w:jc w:val="left"/>
+            </w:pPr>
+            <w:r/>
+            <w:r>
+              <w:rPr>
+                <w:rFonts w:ascii="Times New Roman" w:hAnsi="Times New Roman" w:eastAsia="Times New Roman"/>
+                <w:b w:val="0"/>
+                <w:sz w:val="20"/>
+              </w:rPr>
+              <w:t>Приложен к настоящему отчёту</w:t>
+            </w:r>
+          </w:p>
+        </w:tc>
+      </w:tr>
+    </w:tbl>
+    <w:p/>
+    <w:p>
+      <w:pPr>
+        <w:spacing w:line="360" w:lineRule="auto" w:before="160" w:after="120"/>
+        <w:ind w:firstLine="709"/>
+        <w:jc w:val="left"/>
+      </w:pPr>
+      <w:r>
+        <w:rPr>
+          <w:rFonts w:ascii="Times New Roman" w:hAnsi="Times New Roman" w:eastAsia="Times New Roman"/>
+          <w:b/>
+          <w:sz w:val="24"/>
+        </w:rPr>
+        <w:t>1.2. Инструктаж и правила выполнения работ</w:t>
+      </w:r>
+    </w:p>
+    <w:p>
+      <w:pPr>
+        <w:spacing w:line="360" w:lineRule="auto" w:before="0" w:after="120"/>
+        <w:ind w:firstLine="709"/>
+        <w:jc w:val="both"/>
+      </w:pPr>
+      <w:r>
+        <w:rPr>
+          <w:rFonts w:ascii="Times New Roman" w:hAnsi="Times New Roman" w:eastAsia="Times New Roman"/>
+          <w:sz w:val="24"/>
+        </w:rPr>
+        <w:t>Первый этап индивидуального задания связан с инструктажем обучающегося. На этом этапе были зафиксированы требования охраны труда, техники безопасности, пожарной безопасности и правила внутреннего трудового распорядка. Основная часть работы выполнялась за компьютером и с электронными документами, поэтому отдельно учитывались правила безопасной работы с техникой и порядок хранения рабочих файлов.</w:t>
+      </w:r>
+    </w:p>
+    <w:p>
+      <w:pPr>
+        <w:spacing w:line="360" w:lineRule="auto" w:before="0" w:after="120"/>
+        <w:ind w:firstLine="709"/>
+        <w:jc w:val="both"/>
+      </w:pPr>
+      <w:r>
+        <w:rPr>
+          <w:rFonts w:ascii="Times New Roman" w:hAnsi="Times New Roman" w:eastAsia="Times New Roman"/>
+          <w:sz w:val="24"/>
+        </w:rPr>
+        <w:t>При выполнении работ соблюдались базовые правила работы с компьютерной техникой: организация рабочего места, исключение небезопасного обращения с оборудованием, контроль времени непрерывной работы за экраном, корректное завершение программ и сохранение рабочих файлов. Для работы с электронными документами использовались локальные копии и проверяемые версии файлов, чтобы не потерять результаты доработки и не смешивать черновые материалы с финальными.</w:t>
+      </w:r>
+    </w:p>
+    <w:p>
+      <w:pPr>
+        <w:spacing w:line="360" w:lineRule="auto" w:before="0" w:after="120"/>
+        <w:ind w:firstLine="709"/>
+        <w:jc w:val="both"/>
+      </w:pPr>
+      <w:r>
+        <w:rPr>
+          <w:rFonts w:ascii="Times New Roman" w:hAnsi="Times New Roman" w:eastAsia="Times New Roman"/>
+          <w:sz w:val="24"/>
+        </w:rPr>
+        <w:t>Информационная дисциплина проверялась отдельно. При подготовке отчёта и ВКР использовались учебные материалы, проектные артефакты и результаты экспериментов. Поэтому контролировались ссылки на источники, отсутствие лишних служебных данных, соответствие приложений фактическим подтверждающим документам и аккуратность обращения с файлами, загружаемыми в модуль практики.</w:t>
+      </w:r>
+    </w:p>
+    <w:p>
+      <w:pPr>
+        <w:spacing w:line="360" w:lineRule="auto" w:after="120"/>
+        <w:jc w:val="center"/>
+      </w:pPr>
+      <w:r>
+        <w:rPr>
+          <w:rFonts w:ascii="Times New Roman" w:hAnsi="Times New Roman" w:eastAsia="Times New Roman"/>
+          <w:sz w:val="24"/>
+        </w:rPr>
+        <w:t>Таблица 2 - Выполнение организационного этапа.</w:t>
+      </w:r>
+    </w:p>
+    <w:tbl>
+      <w:tblPr>
+        <w:tblStyle w:val="TableGrid"/>
+        <w:tblW w:type="auto" w:w="0"/>
+        <w:jc w:val="center"/>
+        <w:tblLook w:firstColumn="1" w:firstRow="1" w:lastColumn="0" w:lastRow="0" w:noHBand="0" w:noVBand="1" w:val="04A0"/>
+      </w:tblPr>
+      <w:tblGrid>
+        <w:gridCol w:w="3118"/>
+        <w:gridCol w:w="3118"/>
+        <w:gridCol w:w="3118"/>
+      </w:tblGrid>
+      <w:tr>
+        <w:tc>
+          <w:tcPr>
+            <w:tcW w:type="dxa" w:w="3118"/>
+            <w:vAlign w:val="center"/>
+            <w:shd w:fill="D9EAF7"/>
+          </w:tcPr>
+          <w:p>
+            <w:pPr>
+              <w:jc w:val="center"/>
+            </w:pPr>
+            <w:r/>
+            <w:r>
+              <w:rPr>
+                <w:rFonts w:ascii="Times New Roman" w:hAnsi="Times New Roman" w:eastAsia="Times New Roman"/>
+                <w:b/>
+                <w:sz w:val="20"/>
+              </w:rPr>
+              <w:t>Элемент инструктажа</w:t>
+            </w:r>
+          </w:p>
+        </w:tc>
+        <w:tc>
+          <w:tcPr>
+            <w:tcW w:type="dxa" w:w="3118"/>
+            <w:vAlign w:val="center"/>
+            <w:shd w:fill="D9EAF7"/>
+          </w:tcPr>
+          <w:p>
+            <w:pPr>
+              <w:jc w:val="center"/>
+            </w:pPr>
+            <w:r/>
+            <w:r>
+              <w:rPr>
+                <w:rFonts w:ascii="Times New Roman" w:hAnsi="Times New Roman" w:eastAsia="Times New Roman"/>
+                <w:b/>
+                <w:sz w:val="20"/>
+              </w:rPr>
+              <w:t>Как учтён при прохождении практики</w:t>
+            </w:r>
+          </w:p>
+        </w:tc>
+        <w:tc>
+          <w:tcPr>
+            <w:tcW w:type="dxa" w:w="3118"/>
+            <w:vAlign w:val="center"/>
+            <w:shd w:fill="D9EAF7"/>
+          </w:tcPr>
+          <w:p>
+            <w:pPr>
+              <w:jc w:val="center"/>
+            </w:pPr>
+            <w:r/>
+            <w:r>
+              <w:rPr>
+                <w:rFonts w:ascii="Times New Roman" w:hAnsi="Times New Roman" w:eastAsia="Times New Roman"/>
+                <w:b/>
+                <w:sz w:val="20"/>
+              </w:rPr>
+              <w:t>Результат</w:t>
+            </w:r>
+          </w:p>
+        </w:tc>
+      </w:tr>
+      <w:tr>
+        <w:tc>
+          <w:tcPr>
+            <w:tcW w:type="dxa" w:w="3118"/>
+            <w:vAlign w:val="center"/>
+          </w:tcPr>
+          <w:p>
+            <w:pPr>
+              <w:jc w:val="left"/>
+            </w:pPr>
+            <w:r/>
+            <w:r>
+              <w:rPr>
+                <w:rFonts w:ascii="Times New Roman" w:hAnsi="Times New Roman" w:eastAsia="Times New Roman"/>
+                <w:b w:val="0"/>
+                <w:sz w:val="20"/>
+              </w:rPr>
+              <w:t>Охрана труда при работе за компьютером</w:t>
+            </w:r>
+          </w:p>
+        </w:tc>
+        <w:tc>
+          <w:tcPr>
+            <w:tcW w:type="dxa" w:w="3118"/>
+            <w:vAlign w:val="center"/>
+          </w:tcPr>
+          <w:p>
+            <w:pPr>
+              <w:jc w:val="left"/>
+            </w:pPr>
+            <w:r/>
+            <w:r>
+              <w:rPr>
+                <w:rFonts w:ascii="Times New Roman" w:hAnsi="Times New Roman" w:eastAsia="Times New Roman"/>
+                <w:b w:val="0"/>
+                <w:sz w:val="20"/>
+              </w:rPr>
+              <w:t>Работа выполнялась с соблюдением правил безопасного использования рабочего места</w:t>
+            </w:r>
+          </w:p>
+        </w:tc>
+        <w:tc>
+          <w:tcPr>
+            <w:tcW w:type="dxa" w:w="3118"/>
+            <w:vAlign w:val="center"/>
+          </w:tcPr>
+          <w:p>
+            <w:pPr>
+              <w:jc w:val="left"/>
+            </w:pPr>
+            <w:r/>
+            <w:r>
+              <w:rPr>
+                <w:rFonts w:ascii="Times New Roman" w:hAnsi="Times New Roman" w:eastAsia="Times New Roman"/>
+                <w:b w:val="0"/>
+                <w:sz w:val="20"/>
+              </w:rPr>
+              <w:t>Нарушений не зафиксировано</w:t>
+            </w:r>
+          </w:p>
+        </w:tc>
+      </w:tr>
+      <w:tr>
+        <w:tc>
+          <w:tcPr>
+            <w:tcW w:type="dxa" w:w="3118"/>
+            <w:vAlign w:val="center"/>
+          </w:tcPr>
+          <w:p>
+            <w:pPr>
+              <w:jc w:val="left"/>
+            </w:pPr>
+            <w:r/>
+            <w:r>
+              <w:rPr>
+                <w:rFonts w:ascii="Times New Roman" w:hAnsi="Times New Roman" w:eastAsia="Times New Roman"/>
+                <w:b w:val="0"/>
+                <w:sz w:val="20"/>
+              </w:rPr>
+              <w:t>Техника безопасности</w:t>
+            </w:r>
+          </w:p>
+        </w:tc>
+        <w:tc>
+          <w:tcPr>
+            <w:tcW w:type="dxa" w:w="3118"/>
+            <w:vAlign w:val="center"/>
+          </w:tcPr>
+          <w:p>
+            <w:pPr>
+              <w:jc w:val="left"/>
+            </w:pPr>
+            <w:r/>
+            <w:r>
+              <w:rPr>
+                <w:rFonts w:ascii="Times New Roman" w:hAnsi="Times New Roman" w:eastAsia="Times New Roman"/>
+                <w:b w:val="0"/>
+                <w:sz w:val="20"/>
+              </w:rPr>
+              <w:t>Использовались штатные средства разработки и офисные приложения</w:t>
+            </w:r>
+          </w:p>
+        </w:tc>
+        <w:tc>
+          <w:tcPr>
+            <w:tcW w:type="dxa" w:w="3118"/>
+            <w:vAlign w:val="center"/>
+          </w:tcPr>
+          <w:p>
+            <w:pPr>
+              <w:jc w:val="left"/>
+            </w:pPr>
+            <w:r/>
+            <w:r>
+              <w:rPr>
+                <w:rFonts w:ascii="Times New Roman" w:hAnsi="Times New Roman" w:eastAsia="Times New Roman"/>
+                <w:b w:val="0"/>
+                <w:sz w:val="20"/>
+              </w:rPr>
+              <w:t>Работы выполнялись без опасных операций</w:t>
+            </w:r>
+          </w:p>
+        </w:tc>
+      </w:tr>
+      <w:tr>
+        <w:tc>
+          <w:tcPr>
+            <w:tcW w:type="dxa" w:w="3118"/>
+            <w:vAlign w:val="center"/>
+          </w:tcPr>
+          <w:p>
+            <w:pPr>
+              <w:jc w:val="left"/>
+            </w:pPr>
+            <w:r/>
+            <w:r>
+              <w:rPr>
+                <w:rFonts w:ascii="Times New Roman" w:hAnsi="Times New Roman" w:eastAsia="Times New Roman"/>
+                <w:b w:val="0"/>
+                <w:sz w:val="20"/>
+              </w:rPr>
+              <w:t>Пожарная безопасность</w:t>
+            </w:r>
+          </w:p>
+        </w:tc>
+        <w:tc>
+          <w:tcPr>
+            <w:tcW w:type="dxa" w:w="3118"/>
+            <w:vAlign w:val="center"/>
+          </w:tcPr>
+          <w:p>
+            <w:pPr>
+              <w:jc w:val="left"/>
+            </w:pPr>
+            <w:r/>
+            <w:r>
+              <w:rPr>
+                <w:rFonts w:ascii="Times New Roman" w:hAnsi="Times New Roman" w:eastAsia="Times New Roman"/>
+                <w:b w:val="0"/>
+                <w:sz w:val="20"/>
+              </w:rPr>
+              <w:t>Работы не включали использование оборудования повышенного риска</w:t>
+            </w:r>
+          </w:p>
+        </w:tc>
+        <w:tc>
+          <w:tcPr>
+            <w:tcW w:type="dxa" w:w="3118"/>
+            <w:vAlign w:val="center"/>
+          </w:tcPr>
+          <w:p>
+            <w:pPr>
+              <w:jc w:val="left"/>
+            </w:pPr>
+            <w:r/>
+            <w:r>
+              <w:rPr>
+                <w:rFonts w:ascii="Times New Roman" w:hAnsi="Times New Roman" w:eastAsia="Times New Roman"/>
+                <w:b w:val="0"/>
+                <w:sz w:val="20"/>
+              </w:rPr>
+              <w:t>Требование выполнено</w:t>
+            </w:r>
+          </w:p>
+        </w:tc>
+      </w:tr>
+      <w:tr>
+        <w:tc>
+          <w:tcPr>
+            <w:tcW w:type="dxa" w:w="3118"/>
+            <w:vAlign w:val="center"/>
+          </w:tcPr>
+          <w:p>
+            <w:pPr>
+              <w:jc w:val="left"/>
+            </w:pPr>
+            <w:r/>
+            <w:r>
+              <w:rPr>
+                <w:rFonts w:ascii="Times New Roman" w:hAnsi="Times New Roman" w:eastAsia="Times New Roman"/>
+                <w:b w:val="0"/>
+                <w:sz w:val="20"/>
+              </w:rPr>
+              <w:t>Правила внутреннего распорядка</w:t>
+            </w:r>
+          </w:p>
+        </w:tc>
+        <w:tc>
+          <w:tcPr>
+            <w:tcW w:type="dxa" w:w="3118"/>
+            <w:vAlign w:val="center"/>
+          </w:tcPr>
+          <w:p>
+            <w:pPr>
+              <w:jc w:val="left"/>
+            </w:pPr>
+            <w:r/>
+            <w:r>
+              <w:rPr>
+                <w:rFonts w:ascii="Times New Roman" w:hAnsi="Times New Roman" w:eastAsia="Times New Roman"/>
+                <w:b w:val="0"/>
+                <w:sz w:val="20"/>
+              </w:rPr>
+              <w:t>Соблюдались сроки и порядок подготовки материалов в модуле практики</w:t>
+            </w:r>
+          </w:p>
+        </w:tc>
+        <w:tc>
+          <w:tcPr>
+            <w:tcW w:type="dxa" w:w="3118"/>
+            <w:vAlign w:val="center"/>
+          </w:tcPr>
+          <w:p>
+            <w:pPr>
+              <w:jc w:val="left"/>
+            </w:pPr>
+            <w:r/>
+            <w:r>
+              <w:rPr>
+                <w:rFonts w:ascii="Times New Roman" w:hAnsi="Times New Roman" w:eastAsia="Times New Roman"/>
+                <w:b w:val="0"/>
+                <w:sz w:val="20"/>
+              </w:rPr>
+              <w:t>Этапы практики выполнены последовательно</w:t>
+            </w:r>
+          </w:p>
+        </w:tc>
+      </w:tr>
+      <w:tr>
+        <w:tc>
+          <w:tcPr>
+            <w:tcW w:type="dxa" w:w="3118"/>
+            <w:vAlign w:val="center"/>
+          </w:tcPr>
+          <w:p>
+            <w:pPr>
+              <w:jc w:val="left"/>
+            </w:pPr>
+            <w:r/>
+            <w:r>
+              <w:rPr>
+                <w:rFonts w:ascii="Times New Roman" w:hAnsi="Times New Roman" w:eastAsia="Times New Roman"/>
+                <w:b w:val="0"/>
+                <w:sz w:val="20"/>
+              </w:rPr>
+              <w:t>Информационная аккуратность</w:t>
+            </w:r>
+          </w:p>
+        </w:tc>
+        <w:tc>
+          <w:tcPr>
+            <w:tcW w:type="dxa" w:w="3118"/>
+            <w:vAlign w:val="center"/>
+          </w:tcPr>
+          <w:p>
+            <w:pPr>
+              <w:jc w:val="left"/>
+            </w:pPr>
+            <w:r/>
+            <w:r>
+              <w:rPr>
+                <w:rFonts w:ascii="Times New Roman" w:hAnsi="Times New Roman" w:eastAsia="Times New Roman"/>
+                <w:b w:val="0"/>
+                <w:sz w:val="20"/>
+              </w:rPr>
+              <w:t>Финальные файлы отделялись от черновиков и подтверждались приложениями</w:t>
+            </w:r>
+          </w:p>
+        </w:tc>
+        <w:tc>
+          <w:tcPr>
+            <w:tcW w:type="dxa" w:w="3118"/>
+            <w:vAlign w:val="center"/>
+          </w:tcPr>
+          <w:p>
+            <w:pPr>
+              <w:jc w:val="left"/>
+            </w:pPr>
+            <w:r/>
+            <w:r>
+              <w:rPr>
+                <w:rFonts w:ascii="Times New Roman" w:hAnsi="Times New Roman" w:eastAsia="Times New Roman"/>
+                <w:b w:val="0"/>
+                <w:sz w:val="20"/>
+              </w:rPr>
+              <w:t>Снижены риски ошибочной загрузки материалов</w:t>
+            </w:r>
+          </w:p>
+        </w:tc>
+      </w:tr>
+    </w:tbl>
+    <w:p/>
     <w:p>
       <w:pPr>
         <w:spacing w:line="360" w:lineRule="auto" w:before="160" w:after="120"/>
@@ -993,7 +2265,7 @@
           <w:rFonts w:ascii="Times New Roman" w:hAnsi="Times New Roman" w:eastAsia="Times New Roman"/>
           <w:sz w:val="24"/>
         </w:rPr>
-        <w:t>Первый содержательный этап преддипломной практики был связан с подготовкой текста выпускной квалификационной работы. На этом этапе требовалось не просто собрать ранее подготовленные материалы, а привести их к единой исследовательской логике: от постановки проблемы и анализа алгоритмов к описанию архитектуры стенда, экспериментам, результатам и практическим рекомендациям.</w:t>
+        <w:t>Первый содержательный этап преддипломной практики был посвящён тексту выпускной квалификационной работы. Ранее подготовленные материалы нужно было собрать в единую исследовательскую линию: от постановки проблемы и анализа алгоритмов к архитектуре стенда, экспериментам, результатам и практическим рекомендациям.</w:t>
       </w:r>
     </w:p>
     <w:p>
@@ -1021,7 +2293,7 @@
           <w:rFonts w:ascii="Times New Roman" w:hAnsi="Times New Roman" w:eastAsia="Times New Roman"/>
           <w:sz w:val="24"/>
         </w:rPr>
-        <w:t>В ходе выполнения этапа была сформирована итоговая структура ВКР. Она включает введение, три главы, заключение, список использованных источников и список иллюстративного материала. Перед введением дополнительно выделены термины и определения, а также перечень сокращений и условных обозначений. Такая структура выбрана для того, чтобы сначала раскрыть предметную область, затем сравнить алгоритмы и архитектурные подходы, а после этого показать собственный экспериментальный результат.</w:t>
+        <w:t>Итоговая структура ВКР включает введение, три главы, заключение, список использованных источников и список иллюстративного материала. Перед введением дополнительно выделены термины и определения, а также перечень сокращений и условных обозначений. Порядок глав отражает ход исследования: сначала предметная область, затем сравнение алгоритмов и архитектурных подходов, после этого - собственный экспериментальный результат.</w:t>
       </w:r>
     </w:p>
     <w:p>
@@ -1035,7 +2307,35 @@
           <w:rFonts w:ascii="Times New Roman" w:hAnsi="Times New Roman" w:eastAsia="Times New Roman"/>
           <w:sz w:val="24"/>
         </w:rPr>
-        <w:t>Основная логика ВКР построена следующим образом. В первой главе рассматриваются проблемы устойчивости и защищённости распределённых систем при высоких нагрузках. Отдельное внимание уделяется каскадным отказам, перегрузкам публичных API, DDoS-подобным сценариям и роли rate limiting как механизма управляемой деградации. Во второй главе выполняется сравнительный анализ алгоритмов Fixed Window, Sliding Window и Token Bucket, а также рассматриваются архитектурные варианты размещения лимитера в распределённой среде. В третьей главе описывается экспериментальный стенд, методика испытаний, полученные результаты и выводы по адаптивному контуру управления.</w:t>
+        <w:t>Логика ВКР построена так. В первой главе рассматриваются проблемы устойчивости и защищённости распределённых систем при высоких нагрузках: каскадные отказы, перегрузки публичных API, DDoS-подобные сценарии и роль rate limiting как механизма управляемой деградации. Во второй главе выполнен сравнительный анализ Fixed Window, Sliding Window и Token Bucket, а также рассмотрены архитектурные варианты размещения лимитера в распределённой среде. В третьей главе описаны экспериментальный стенд, методика испытаний, полученные результаты и выводы по адаптивному контуру управления.</w:t>
+      </w:r>
+    </w:p>
+    <w:p>
+      <w:pPr>
+        <w:spacing w:line="360" w:lineRule="auto" w:before="0" w:after="120"/>
+        <w:ind w:firstLine="709"/>
+        <w:jc w:val="both"/>
+      </w:pPr>
+      <w:r>
+        <w:rPr>
+          <w:rFonts w:ascii="Times New Roman" w:hAnsi="Times New Roman" w:eastAsia="Times New Roman"/>
+          <w:sz w:val="24"/>
+        </w:rPr>
+        <w:t>Текст ВКР связывает исследовательскую постановку с инженерной частью проекта. Поэтому в работе описана не только программная реализация, но и причины выбора rate limiting как механизма защиты API, ограничения статических алгоритмов, роль мониторинга, требования к воспроизводимости экспериментов и условия, при которых адаптивный подход даёт практический выигрыш.</w:t>
+      </w:r>
+    </w:p>
+    <w:p>
+      <w:pPr>
+        <w:spacing w:line="360" w:lineRule="auto" w:before="0" w:after="120"/>
+        <w:ind w:firstLine="709"/>
+        <w:jc w:val="both"/>
+      </w:pPr>
+      <w:r>
+        <w:rPr>
+          <w:rFonts w:ascii="Times New Roman" w:hAnsi="Times New Roman" w:eastAsia="Times New Roman"/>
+          <w:sz w:val="24"/>
+        </w:rPr>
+        <w:t>Редактура текста выполнялась в несколько проходов. Сначала уточнены структура глав и обязательные элементы введения. Затем проверены источники и формальные требования к списку литературы. После этого текст был синхронизирован с фактическими результатами экспериментов: часть ранних формулировок была слишком общей и не отражала реальных данных benchmark-прогонов. Финальный проход был связан с подготовкой текста к проверке оригинальности и предзащите.</w:t>
       </w:r>
     </w:p>
     <w:p>
@@ -1064,7 +2364,7 @@
           <w:rFonts w:ascii="Times New Roman" w:hAnsi="Times New Roman" w:eastAsia="Times New Roman"/>
           <w:sz w:val="24"/>
         </w:rPr>
-        <w:t>На начальном этапе подготовки текста была уточнена исследовательская постановка. Основная проблема сформулирована как отсутствие универсальной статической политики ограничения частоты запросов для переменного трафика. Статические лимиты могут быть избыточно жёсткими в штатном режиме и недостаточно эффективными в условиях аномальной нагрузки. Поэтому в работе исследуется адаптивный подход, который использует телеметрию и краткосрочную оценку нагрузки для переключения между режимами лимитирования и настройки параметров.</w:t>
+        <w:t>Сначала была уточнена исследовательская постановка. Основная проблема сформулирована как отсутствие универсальной статической политики ограничения частоты запросов для переменного трафика. Статические лимиты могут быть избыточно жёсткими в штатном режиме и недостаточно эффективными при аномальной нагрузке. Поэтому в работе исследуется адаптивный подход: он использует телеметрию и краткосрочную оценку нагрузки для переключения между режимами лимитирования и настройки параметров.</w:t>
       </w:r>
     </w:p>
     <w:p>
@@ -1106,7 +2406,7 @@
           <w:rFonts w:ascii="Times New Roman" w:hAnsi="Times New Roman" w:eastAsia="Times New Roman"/>
           <w:sz w:val="24"/>
         </w:rPr>
-        <w:t>Введение было доработано так, чтобы оно содержало все обязательные элементы общей характеристики работы. В частности, были добавлены положения, выносимые на защиту, описание научно-практической новизны, практической значимости, степени достоверности результатов, апробации и личного вклада автора. Это позволило сделать введение не формальным вступлением, а полноценной рамкой исследования.</w:t>
+        <w:t>После доработки введение содержит обязательные элементы общей характеристики работы: положения, выносимые на защиту, научно-практическую новизну, практическую значимость, степень достоверности результатов, апробацию и личный вклад автора. Введение задаёт рамку исследования и связывает формальные требования с содержанием глав.</w:t>
       </w:r>
     </w:p>
     <w:p>
@@ -1119,7 +2419,7 @@
           <w:rFonts w:ascii="Times New Roman" w:hAnsi="Times New Roman" w:eastAsia="Times New Roman"/>
           <w:sz w:val="24"/>
         </w:rPr>
-        <w:t>Таблица 1 - Соответствие структуры ВКР индивидуальному заданию.</w:t>
+        <w:t>Таблица 3 - Соответствие структуры ВКР индивидуальному заданию.</w:t>
       </w:r>
     </w:p>
     <w:tbl>
@@ -1713,6 +3013,20 @@
     </w:p>
     <w:p>
       <w:pPr>
+        <w:spacing w:line="360" w:lineRule="auto" w:before="0" w:after="120"/>
+        <w:ind w:firstLine="709"/>
+        <w:jc w:val="both"/>
+      </w:pPr>
+      <w:r>
+        <w:rPr>
+          <w:rFonts w:ascii="Times New Roman" w:hAnsi="Times New Roman" w:eastAsia="Times New Roman"/>
+          <w:sz w:val="24"/>
+        </w:rPr>
+        <w:t>Дополнительно проверялось, что каждая задача из индивидуального задания имеет отражение в тексте ВКР и не остаётся только декларацией во введении. Например, задача анализа алгоритмов раскрыта не только в теоретической главе, но и в экспериментальном сравнении; задача разработки стенда подтверждена описанием сервисов и конфигурации; задача оценки устойчивости подтверждена метриками latency, success rate, reject rate и результатами в смешанных профилях нагрузки.</w:t>
+      </w:r>
+    </w:p>
+    <w:p>
+      <w:pPr>
         <w:spacing w:line="360" w:lineRule="auto" w:before="160" w:after="120"/>
         <w:ind w:firstLine="709"/>
         <w:jc w:val="left"/>
@@ -1778,7 +3092,7 @@
           <w:rFonts w:ascii="Times New Roman" w:hAnsi="Times New Roman" w:eastAsia="Times New Roman"/>
           <w:sz w:val="24"/>
         </w:rPr>
-        <w:t>Таблица 2 - Состояние списка источников.</w:t>
+        <w:t>Таблица 4 - Состояние списка источников.</w:t>
       </w:r>
     </w:p>
     <w:tbl>
@@ -2181,7 +3495,35 @@
           <w:rFonts w:ascii="Times New Roman" w:hAnsi="Times New Roman" w:eastAsia="Times New Roman"/>
           <w:sz w:val="24"/>
         </w:rPr>
-        <w:t>Теоретическая часть ВКР была выстроена так, чтобы источники не выглядели внешним приложением к работе. Они используются для обоснования актуальности, описания угроз доступности, объяснения роли rate limiting, сопоставления алгоритмов и интерпретации результатов. Это важно, так как обзор литературы должен не только перечислять публикации, но и показывать, почему выбранная исследовательская задача имеет практическое и научно-прикладное значение.</w:t>
+        <w:t>Теоретическая часть ВКР встроена в общую логику исследования. Источники используются для обоснования актуальности, описания угроз доступности, объяснения роли rate limiting, сопоставления алгоритмов и интерпретации результатов. Обзор литературы не сводится к перечню публикаций: он показывает, почему выбранная задача имеет практическое и научно-прикладное значение.</w:t>
+      </w:r>
+    </w:p>
+    <w:p>
+      <w:pPr>
+        <w:spacing w:line="360" w:lineRule="auto" w:before="0" w:after="120"/>
+        <w:ind w:firstLine="709"/>
+        <w:jc w:val="both"/>
+      </w:pPr>
+      <w:r>
+        <w:rPr>
+          <w:rFonts w:ascii="Times New Roman" w:hAnsi="Times New Roman" w:eastAsia="Times New Roman"/>
+          <w:sz w:val="24"/>
+        </w:rPr>
+        <w:t>При проверке источников отдельно оценивались три группы материалов. Первая группа связана с устойчивостью распределённых систем, каскадными отказами и перегрузками API. Вторая группа описывает алгоритмы ограничения частоты запросов и архитектурные варианты их применения. Третья группа относится к экспериментальной и прикладной части: мониторинг, нагрузочное тестирование, DDoS-подобные профили, оценка качества сервиса и использование аналитических методов для выявления аномального трафика.</w:t>
+      </w:r>
+    </w:p>
+    <w:p>
+      <w:pPr>
+        <w:spacing w:line="360" w:lineRule="auto" w:before="0" w:after="120"/>
+        <w:ind w:firstLine="709"/>
+        <w:jc w:val="both"/>
+      </w:pPr>
+      <w:r>
+        <w:rPr>
+          <w:rFonts w:ascii="Times New Roman" w:hAnsi="Times New Roman" w:eastAsia="Times New Roman"/>
+          <w:sz w:val="24"/>
+        </w:rPr>
+        <w:t>Теоретическая часть связана с практическим стендом через единые понятия и метрики. В первой главе обоснована необходимость управляемой деградации и защиты от перегрузки; в третьей главе эти положения проверяются на метриках стенда. Экспериментальная глава проверяет проблему, сформулированную во введении, а не описывает произвольный набор нагрузочных тестов.</w:t>
       </w:r>
     </w:p>
     <w:p>
@@ -2210,7 +3552,7 @@
           <w:rFonts w:ascii="Times New Roman" w:hAnsi="Times New Roman" w:eastAsia="Times New Roman"/>
           <w:sz w:val="24"/>
         </w:rPr>
-        <w:t>Существенная часть работы на этапе написания ВКР была связана с переносом инженерных результатов проекта в научный текст. В проекте RPS-limiter реализован экспериментальный стенд, состоящий из нескольких сервисов. Генератор нагрузки формирует HTTP-запросы по заданным профилям. Прокси-лимитер принимает решение о пропуске или отклонении запроса. Целевой сервис выступает защищаемым приложением. Redis используется для централизованного состояния лимитера. Prometheus и Grafana обеспечивают сбор и визуализацию метрик. Внешний аналитический модуль используется для адаптивных рекомендаций и настройки параметров.</w:t>
+        <w:t>Существенная часть работы была связана с переносом инженерных результатов проекта в научный текст. В проекте RPS-limiter реализован экспериментальный стенд из нескольких сервисов. Генератор нагрузки формирует HTTP-запросы по заданным профилям. Прокси-лимитер принимает решение о пропуске или отклонении запроса. Целевой сервис выступает защищаемым приложением. Redis используется для централизованного состояния лимитера. Prometheus и Grafana обеспечивают сбор и визуализацию метрик. Внешний аналитический модуль выдаёт адаптивные рекомендации и параметры настройки.</w:t>
       </w:r>
     </w:p>
     <w:p>
@@ -2224,7 +3566,7 @@
           <w:rFonts w:ascii="Times New Roman" w:hAnsi="Times New Roman" w:eastAsia="Times New Roman"/>
           <w:sz w:val="24"/>
         </w:rPr>
-        <w:t>В тексте ВКР было важно показать, что стенд не является абстрактной схемой. Он реализован как набор сервисов, запускаемых через Docker Compose, имеет документацию по локальному запуску, runbook, Grafana dashboards, Prometheus-конфигурацию, benchmark-скрипты и набор CSV-артефактов. Это позволило описать исследование как воспроизводимое, а не как единичное наблюдение.</w:t>
+        <w:t>В тексте ВКР стенд описан как воспроизводимая реализация, а не как абстрактная схема. Он запускается через Docker Compose и имеет документацию по локальному запуску, runbook, Grafana dashboards, Prometheus-конфигурацию, benchmark-скрипты и набор CSV-артефактов. Эти материалы подтверждают, что результаты получены не из единичного наблюдения, а из повторяемых сценариев.</w:t>
       </w:r>
     </w:p>
     <w:p>
@@ -2252,7 +3594,7 @@
           <w:rFonts w:ascii="Times New Roman" w:hAnsi="Times New Roman" w:eastAsia="Times New Roman"/>
           <w:sz w:val="24"/>
         </w:rPr>
-        <w:t>Ключевой вывод экспериментальной части состоит в том, что статические алгоритмы эффективны в отдельных сценариях, но не являются универсальными. Поэтому адаптивный контур рассматривается не как замена базовых алгоритмов, а как способ переключения между ними и настройки параметров в зависимости от наблюдаемой нагрузки.</w:t>
+        <w:t>Из экспериментальной части следует, что статические алгоритмы эффективны в отдельных сценариях, но не дают универсального режима для переменной нагрузки. Поэтому адаптивный контур рассматривается не как замена базовых алгоритмов, а как механизм переключения между ними и настройки параметров по наблюдаемому состоянию трафика.</w:t>
       </w:r>
     </w:p>
     <w:p>
@@ -2265,7 +3607,7 @@
           <w:rFonts w:ascii="Times New Roman" w:hAnsi="Times New Roman" w:eastAsia="Times New Roman"/>
           <w:sz w:val="24"/>
         </w:rPr>
-        <w:t>Таблица 3 - Ключевые экспериментальные результаты, отражённые в ВКР.</w:t>
+        <w:t>Таблица 5 - Ключевые экспериментальные результаты, отражённые в ВКР.</w:t>
       </w:r>
     </w:p>
     <w:tbl>
@@ -2606,7 +3948,35 @@
           <w:rFonts w:ascii="Times New Roman" w:hAnsi="Times New Roman" w:eastAsia="Times New Roman"/>
           <w:sz w:val="24"/>
         </w:rPr>
-        <w:t>При подготовке текста особое внимание уделялось корректной интерпретации результата. ВКР не утверждает, что адаптивный контур лучше статического режима в каждой отдельной метрике и каждом отдельном сценарии. Основной вывод более точный: адаптивный контур даёт лучший универсальный компромисс для смешанной нагрузки, где статические алгоритмы проявляют сильные и слабые стороны в разных фазах. Такой вывод является более защищаемым и соответствует фактическим экспериментальным данным.</w:t>
+        <w:t>В тексте зафиксирована осторожная интерпретация результата. ВКР не утверждает, что адаптивный контур лучше статического режима в каждой метрике и в каждом сценарии. Основной вывод точнее: адаптивный контур даёт лучший универсальный компромисс для смешанной нагрузки, где статические алгоритмы проявляют сильные и слабые стороны в разных фазах. Такая формулировка соответствует фактическим экспериментальным данным.</w:t>
+      </w:r>
+    </w:p>
+    <w:p>
+      <w:pPr>
+        <w:spacing w:line="360" w:lineRule="auto" w:before="0" w:after="120"/>
+        <w:ind w:firstLine="709"/>
+        <w:jc w:val="both"/>
+      </w:pPr>
+      <w:r>
+        <w:rPr>
+          <w:rFonts w:ascii="Times New Roman" w:hAnsi="Times New Roman" w:eastAsia="Times New Roman"/>
+          <w:sz w:val="24"/>
+        </w:rPr>
+        <w:t>При переносе результатов в текст ВКР проверялись не только итоговые агрегаты, но и динамика поведения лимитера. Анализировались моменты переключения адаптивного режима, скорость выхода из защитного состояния после DDoS-подобной фазы, влияние параметров Token Bucket на кратковременные всплески и поведение Sliding Window при более строгой фильтрации. Поэтому в работе описан не только числовой результат, но и причина, по которой конкретный режим лучше подходит для отдельного сценария.</w:t>
+      </w:r>
+    </w:p>
+    <w:p>
+      <w:pPr>
+        <w:spacing w:line="360" w:lineRule="auto" w:before="0" w:after="120"/>
+        <w:ind w:firstLine="709"/>
+        <w:jc w:val="both"/>
+      </w:pPr>
+      <w:r>
+        <w:rPr>
+          <w:rFonts w:ascii="Times New Roman" w:hAnsi="Times New Roman" w:eastAsia="Times New Roman"/>
+          <w:sz w:val="24"/>
+        </w:rPr>
+        <w:t>Терминология результатов также была уточнена. В ранних вариантах текста часть метрик могла восприниматься как абсолютное доказательство «лучшего» алгоритма. В итоговой версии используется более точная формулировка: статические алгоритмы имеют разные зоны применимости, а адаптивный контур ценен как механизм выбора режима и настройки параметров под наблюдаемую нагрузку. Такая интерпретация снижает риск некорректных утверждений на защите.</w:t>
       </w:r>
     </w:p>
     <w:p>
@@ -2663,7 +4033,7 @@
           <w:rFonts w:ascii="Times New Roman" w:hAnsi="Times New Roman" w:eastAsia="Times New Roman"/>
           <w:sz w:val="24"/>
         </w:rPr>
-        <w:t>В тексте ВКР также были уточнены ограничения исследования. В частности, отдельно зафиксировано, что DDoS-сценарий стенда не разделяет вредоносных и легитимных клиентов по ключам, поэтому высокий success в атакующей фазе следует трактовать как сохранение доступности стенда, а не как доказательство точной фильтрации атакующего источника. Такое уточнение делает выводы работы более корректными и снижает риск завышенных утверждений на защите.</w:t>
+        <w:t>В тексте ВКР уточнены ограничения исследования. В частности, зафиксировано, что DDoS-сценарий стенда не разделяет вредоносных и легитимных клиентов по ключам, поэтому высокий success в атакующей фазе следует трактовать как сохранение доступности стенда, а не как доказательство точной фильтрации атакующего источника. Это ограничивает область применимости выводов и делает позицию на защите более корректной.</w:t>
       </w:r>
     </w:p>
     <w:p>
@@ -2677,7 +4047,12 @@
           <w:rFonts w:ascii="Times New Roman" w:hAnsi="Times New Roman" w:eastAsia="Times New Roman"/>
           <w:sz w:val="24"/>
         </w:rPr>
-        <w:t>Ещё одна важная итерация касалась источников и формальных требований. Список литературы был пересмотрен с учётом требований к ВАК и Scopus/WoS. Были заменены спорные позиции, уточнены библиографические описания и проверено, что источники действительно используются в тексте.</w:t>
+        <w:t>Отдельная итерация касалась источников и формальных требований. Список литературы был пересмотрен с учётом требований к ВАК и Scopus/WoS. Спорные позиции заменены, библиографические описания уточнены, связь источников с текстом проверена.</w:t>
+      </w:r>
+    </w:p>
+    <w:p>
+      <w:r>
+        <w:br w:type="page"/>
       </w:r>
     </w:p>
     <w:p>
@@ -2690,7 +4065,7 @@
           <w:rFonts w:ascii="Times New Roman" w:hAnsi="Times New Roman" w:eastAsia="Times New Roman"/>
           <w:sz w:val="24"/>
         </w:rPr>
-        <w:t>Таблица 4 - Основные направления доработки ВКР.</w:t>
+        <w:t>Таблица 6 - Основные направления доработки ВКР.</w:t>
       </w:r>
     </w:p>
     <w:tbl>
@@ -3093,7 +4468,1149 @@
           <w:rFonts w:ascii="Times New Roman" w:hAnsi="Times New Roman" w:eastAsia="Times New Roman"/>
           <w:sz w:val="24"/>
         </w:rPr>
-        <w:t>Результатом этапа «Написание текста ВКР» стала подготовленная электронная версия выпускной квалификационной работы. На момент формирования настоящего черновика отчёта текст ВКР является содержательно завершённым и готовым к последующим формальным процедурам: проверке оригинальности, предзащите и финальной корректировке по замечаниям.</w:t>
+        <w:t>Итогом этапа «Написание текста ВКР» стала подготовленная электронная версия выпускной квалификационной работы. На момент формирования настоящего отчёта текст ВКР содержательно завершён и передан на последующие формальные процедуры: проверку оригинальности, предзащиту и финальную корректировку по замечаниям.</w:t>
+      </w:r>
+    </w:p>
+    <w:p>
+      <w:pPr>
+        <w:spacing w:line="360" w:lineRule="auto" w:before="160" w:after="120"/>
+        <w:ind w:firstLine="709"/>
+        <w:jc w:val="left"/>
+      </w:pPr>
+      <w:r>
+        <w:rPr>
+          <w:rFonts w:ascii="Times New Roman" w:hAnsi="Times New Roman" w:eastAsia="Times New Roman"/>
+          <w:b/>
+          <w:sz w:val="24"/>
+        </w:rPr>
+        <w:t>2.5. Согласование текста ВКР с артефактами проекта</w:t>
+      </w:r>
+    </w:p>
+    <w:p>
+      <w:pPr>
+        <w:spacing w:line="360" w:lineRule="auto" w:before="0" w:after="120"/>
+        <w:ind w:firstLine="709"/>
+        <w:jc w:val="both"/>
+      </w:pPr>
+      <w:r>
+        <w:rPr>
+          <w:rFonts w:ascii="Times New Roman" w:hAnsi="Times New Roman" w:eastAsia="Times New Roman"/>
+          <w:sz w:val="24"/>
+        </w:rPr>
+        <w:t>После подготовки основной структуры ВКР отдельно проверялось соответствие текста фактическим материалам проекта RPS-limiter. В проекте накоплено много экспериментальных артефактов, но в ВКР должны попадать только результаты, подтверждённые файлами, графиками и воспроизводимыми сценариями.</w:t>
+      </w:r>
+    </w:p>
+    <w:p>
+      <w:pPr>
+        <w:spacing w:line="360" w:lineRule="auto" w:before="0" w:after="120"/>
+        <w:ind w:firstLine="709"/>
+        <w:jc w:val="both"/>
+      </w:pPr>
+      <w:r>
+        <w:rPr>
+          <w:rFonts w:ascii="Times New Roman" w:hAnsi="Times New Roman" w:eastAsia="Times New Roman"/>
+          <w:sz w:val="24"/>
+        </w:rPr>
+        <w:t>В первую очередь сверялись описания сервисов стенда. Текст ВКР описывает application-service как целевой сервис, rate-limiter-service как прокси-лимитер, load-generator-service как генератор нагрузки, Redis как внешнее состояние лимитирования и Prometheus/Grafana как подсистему мониторинга. Это соответствует фактической организации проекта и связывает экспериментальную схему с реализацией.</w:t>
+      </w:r>
+    </w:p>
+    <w:p>
+      <w:pPr>
+        <w:spacing w:line="360" w:lineRule="auto" w:before="0" w:after="120"/>
+        <w:ind w:firstLine="709"/>
+        <w:jc w:val="both"/>
+      </w:pPr>
+      <w:r>
+        <w:rPr>
+          <w:rFonts w:ascii="Times New Roman" w:hAnsi="Times New Roman" w:eastAsia="Times New Roman"/>
+          <w:sz w:val="24"/>
+        </w:rPr>
+        <w:t>Во вторую очередь сверялись результаты нагрузочных сценариев. В текст включались только те выводы, которые подтверждаются CSV-файлами, summary-таблицами, timeline-файлами или графиками. Для mixed/universal сценария использовались результаты, где adaptive candidate показывает более высокий универсальный результат по сравнению со статическими режимами. Для DDoS-подобной нагрузки отдельно фиксировалось, что строгая фильтрация может быть лучше у Sliding Window, а высокая успешность adaptive в атакующей фазе не должна трактоваться как точная идентификация вредоносного источника.</w:t>
+      </w:r>
+    </w:p>
+    <w:p>
+      <w:r>
+        <w:br w:type="page"/>
+      </w:r>
+    </w:p>
+    <w:p>
+      <w:pPr>
+        <w:spacing w:line="360" w:lineRule="auto" w:after="120"/>
+        <w:jc w:val="center"/>
+      </w:pPr>
+      <w:r>
+        <w:rPr>
+          <w:rFonts w:ascii="Times New Roman" w:hAnsi="Times New Roman" w:eastAsia="Times New Roman"/>
+          <w:sz w:val="24"/>
+        </w:rPr>
+        <w:t>Таблица 7 - Связь текста ВКР с артефактами проекта.</w:t>
+      </w:r>
+    </w:p>
+    <w:tbl>
+      <w:tblPr>
+        <w:tblStyle w:val="TableGrid"/>
+        <w:tblW w:type="auto" w:w="0"/>
+        <w:jc w:val="center"/>
+        <w:tblLook w:firstColumn="1" w:firstRow="1" w:lastColumn="0" w:lastRow="0" w:noHBand="0" w:noVBand="1" w:val="04A0"/>
+      </w:tblPr>
+      <w:tblGrid>
+        <w:gridCol w:w="3118"/>
+        <w:gridCol w:w="3118"/>
+        <w:gridCol w:w="3118"/>
+      </w:tblGrid>
+      <w:tr>
+        <w:tc>
+          <w:tcPr>
+            <w:tcW w:type="dxa" w:w="3118"/>
+            <w:vAlign w:val="center"/>
+            <w:shd w:fill="D9EAF7"/>
+          </w:tcPr>
+          <w:p>
+            <w:pPr>
+              <w:jc w:val="center"/>
+            </w:pPr>
+            <w:r/>
+            <w:r>
+              <w:rPr>
+                <w:rFonts w:ascii="Times New Roman" w:hAnsi="Times New Roman" w:eastAsia="Times New Roman"/>
+                <w:b/>
+                <w:sz w:val="20"/>
+              </w:rPr>
+              <w:t>Артефакт проекта</w:t>
+            </w:r>
+          </w:p>
+        </w:tc>
+        <w:tc>
+          <w:tcPr>
+            <w:tcW w:type="dxa" w:w="3118"/>
+            <w:vAlign w:val="center"/>
+            <w:shd w:fill="D9EAF7"/>
+          </w:tcPr>
+          <w:p>
+            <w:pPr>
+              <w:jc w:val="center"/>
+            </w:pPr>
+            <w:r/>
+            <w:r>
+              <w:rPr>
+                <w:rFonts w:ascii="Times New Roman" w:hAnsi="Times New Roman" w:eastAsia="Times New Roman"/>
+                <w:b/>
+                <w:sz w:val="20"/>
+              </w:rPr>
+              <w:t>Что подтверждает</w:t>
+            </w:r>
+          </w:p>
+        </w:tc>
+        <w:tc>
+          <w:tcPr>
+            <w:tcW w:type="dxa" w:w="3118"/>
+            <w:vAlign w:val="center"/>
+            <w:shd w:fill="D9EAF7"/>
+          </w:tcPr>
+          <w:p>
+            <w:pPr>
+              <w:jc w:val="center"/>
+            </w:pPr>
+            <w:r/>
+            <w:r>
+              <w:rPr>
+                <w:rFonts w:ascii="Times New Roman" w:hAnsi="Times New Roman" w:eastAsia="Times New Roman"/>
+                <w:b/>
+                <w:sz w:val="20"/>
+              </w:rPr>
+              <w:t>Как отражено в ВКР</w:t>
+            </w:r>
+          </w:p>
+        </w:tc>
+      </w:tr>
+      <w:tr>
+        <w:tc>
+          <w:tcPr>
+            <w:tcW w:type="dxa" w:w="3118"/>
+            <w:vAlign w:val="center"/>
+          </w:tcPr>
+          <w:p>
+            <w:pPr>
+              <w:jc w:val="left"/>
+            </w:pPr>
+            <w:r/>
+            <w:r>
+              <w:rPr>
+                <w:rFonts w:ascii="Times New Roman" w:hAnsi="Times New Roman" w:eastAsia="Times New Roman"/>
+                <w:b w:val="0"/>
+                <w:sz w:val="20"/>
+              </w:rPr>
+              <w:t>docker-compose.yml</w:t>
+            </w:r>
+          </w:p>
+        </w:tc>
+        <w:tc>
+          <w:tcPr>
+            <w:tcW w:type="dxa" w:w="3118"/>
+            <w:vAlign w:val="center"/>
+          </w:tcPr>
+          <w:p>
+            <w:pPr>
+              <w:jc w:val="left"/>
+            </w:pPr>
+            <w:r/>
+            <w:r>
+              <w:rPr>
+                <w:rFonts w:ascii="Times New Roman" w:hAnsi="Times New Roman" w:eastAsia="Times New Roman"/>
+                <w:b w:val="0"/>
+                <w:sz w:val="20"/>
+              </w:rPr>
+              <w:t>Состав экспериментального стенда</w:t>
+            </w:r>
+          </w:p>
+        </w:tc>
+        <w:tc>
+          <w:tcPr>
+            <w:tcW w:type="dxa" w:w="3118"/>
+            <w:vAlign w:val="center"/>
+          </w:tcPr>
+          <w:p>
+            <w:pPr>
+              <w:jc w:val="left"/>
+            </w:pPr>
+            <w:r/>
+            <w:r>
+              <w:rPr>
+                <w:rFonts w:ascii="Times New Roman" w:hAnsi="Times New Roman" w:eastAsia="Times New Roman"/>
+                <w:b w:val="0"/>
+                <w:sz w:val="20"/>
+              </w:rPr>
+              <w:t>Описание сервисов и взаимодействий</w:t>
+            </w:r>
+          </w:p>
+        </w:tc>
+      </w:tr>
+      <w:tr>
+        <w:tc>
+          <w:tcPr>
+            <w:tcW w:type="dxa" w:w="3118"/>
+            <w:vAlign w:val="center"/>
+          </w:tcPr>
+          <w:p>
+            <w:pPr>
+              <w:jc w:val="left"/>
+            </w:pPr>
+            <w:r/>
+            <w:r>
+              <w:rPr>
+                <w:rFonts w:ascii="Times New Roman" w:hAnsi="Times New Roman" w:eastAsia="Times New Roman"/>
+                <w:b w:val="0"/>
+                <w:sz w:val="20"/>
+              </w:rPr>
+              <w:t>application-service</w:t>
+            </w:r>
+          </w:p>
+        </w:tc>
+        <w:tc>
+          <w:tcPr>
+            <w:tcW w:type="dxa" w:w="3118"/>
+            <w:vAlign w:val="center"/>
+          </w:tcPr>
+          <w:p>
+            <w:pPr>
+              <w:jc w:val="left"/>
+            </w:pPr>
+            <w:r/>
+            <w:r>
+              <w:rPr>
+                <w:rFonts w:ascii="Times New Roman" w:hAnsi="Times New Roman" w:eastAsia="Times New Roman"/>
+                <w:b w:val="0"/>
+                <w:sz w:val="20"/>
+              </w:rPr>
+              <w:t>Целевое приложение для проверки прохождения запросов</w:t>
+            </w:r>
+          </w:p>
+        </w:tc>
+        <w:tc>
+          <w:tcPr>
+            <w:tcW w:type="dxa" w:w="3118"/>
+            <w:vAlign w:val="center"/>
+          </w:tcPr>
+          <w:p>
+            <w:pPr>
+              <w:jc w:val="left"/>
+            </w:pPr>
+            <w:r/>
+            <w:r>
+              <w:rPr>
+                <w:rFonts w:ascii="Times New Roman" w:hAnsi="Times New Roman" w:eastAsia="Times New Roman"/>
+                <w:b w:val="0"/>
+                <w:sz w:val="20"/>
+              </w:rPr>
+              <w:t>Описание защищаемого сервиса</w:t>
+            </w:r>
+          </w:p>
+        </w:tc>
+      </w:tr>
+      <w:tr>
+        <w:tc>
+          <w:tcPr>
+            <w:tcW w:type="dxa" w:w="3118"/>
+            <w:vAlign w:val="center"/>
+          </w:tcPr>
+          <w:p>
+            <w:pPr>
+              <w:jc w:val="left"/>
+            </w:pPr>
+            <w:r/>
+            <w:r>
+              <w:rPr>
+                <w:rFonts w:ascii="Times New Roman" w:hAnsi="Times New Roman" w:eastAsia="Times New Roman"/>
+                <w:b w:val="0"/>
+                <w:sz w:val="20"/>
+              </w:rPr>
+              <w:t>rate-limiter-service</w:t>
+            </w:r>
+          </w:p>
+        </w:tc>
+        <w:tc>
+          <w:tcPr>
+            <w:tcW w:type="dxa" w:w="3118"/>
+            <w:vAlign w:val="center"/>
+          </w:tcPr>
+          <w:p>
+            <w:pPr>
+              <w:jc w:val="left"/>
+            </w:pPr>
+            <w:r/>
+            <w:r>
+              <w:rPr>
+                <w:rFonts w:ascii="Times New Roman" w:hAnsi="Times New Roman" w:eastAsia="Times New Roman"/>
+                <w:b w:val="0"/>
+                <w:sz w:val="20"/>
+              </w:rPr>
+              <w:t>Реализацию лимитирования и адаптивной конфигурации</w:t>
+            </w:r>
+          </w:p>
+        </w:tc>
+        <w:tc>
+          <w:tcPr>
+            <w:tcW w:type="dxa" w:w="3118"/>
+            <w:vAlign w:val="center"/>
+          </w:tcPr>
+          <w:p>
+            <w:pPr>
+              <w:jc w:val="left"/>
+            </w:pPr>
+            <w:r/>
+            <w:r>
+              <w:rPr>
+                <w:rFonts w:ascii="Times New Roman" w:hAnsi="Times New Roman" w:eastAsia="Times New Roman"/>
+                <w:b w:val="0"/>
+                <w:sz w:val="20"/>
+              </w:rPr>
+              <w:t>Раздел о механизме ограничения частоты</w:t>
+            </w:r>
+          </w:p>
+        </w:tc>
+      </w:tr>
+      <w:tr>
+        <w:tc>
+          <w:tcPr>
+            <w:tcW w:type="dxa" w:w="3118"/>
+            <w:vAlign w:val="center"/>
+          </w:tcPr>
+          <w:p>
+            <w:pPr>
+              <w:jc w:val="left"/>
+            </w:pPr>
+            <w:r/>
+            <w:r>
+              <w:rPr>
+                <w:rFonts w:ascii="Times New Roman" w:hAnsi="Times New Roman" w:eastAsia="Times New Roman"/>
+                <w:b w:val="0"/>
+                <w:sz w:val="20"/>
+              </w:rPr>
+              <w:t>load-generator-service</w:t>
+            </w:r>
+          </w:p>
+        </w:tc>
+        <w:tc>
+          <w:tcPr>
+            <w:tcW w:type="dxa" w:w="3118"/>
+            <w:vAlign w:val="center"/>
+          </w:tcPr>
+          <w:p>
+            <w:pPr>
+              <w:jc w:val="left"/>
+            </w:pPr>
+            <w:r/>
+            <w:r>
+              <w:rPr>
+                <w:rFonts w:ascii="Times New Roman" w:hAnsi="Times New Roman" w:eastAsia="Times New Roman"/>
+                <w:b w:val="0"/>
+                <w:sz w:val="20"/>
+              </w:rPr>
+              <w:t>Генерацию профилей нагрузки</w:t>
+            </w:r>
+          </w:p>
+        </w:tc>
+        <w:tc>
+          <w:tcPr>
+            <w:tcW w:type="dxa" w:w="3118"/>
+            <w:vAlign w:val="center"/>
+          </w:tcPr>
+          <w:p>
+            <w:pPr>
+              <w:jc w:val="left"/>
+            </w:pPr>
+            <w:r/>
+            <w:r>
+              <w:rPr>
+                <w:rFonts w:ascii="Times New Roman" w:hAnsi="Times New Roman" w:eastAsia="Times New Roman"/>
+                <w:b w:val="0"/>
+                <w:sz w:val="20"/>
+              </w:rPr>
+              <w:t>Раздел о методике экспериментов</w:t>
+            </w:r>
+          </w:p>
+        </w:tc>
+      </w:tr>
+      <w:tr>
+        <w:tc>
+          <w:tcPr>
+            <w:tcW w:type="dxa" w:w="3118"/>
+            <w:vAlign w:val="center"/>
+          </w:tcPr>
+          <w:p>
+            <w:pPr>
+              <w:jc w:val="left"/>
+            </w:pPr>
+            <w:r/>
+            <w:r>
+              <w:rPr>
+                <w:rFonts w:ascii="Times New Roman" w:hAnsi="Times New Roman" w:eastAsia="Times New Roman"/>
+                <w:b w:val="0"/>
+                <w:sz w:val="20"/>
+              </w:rPr>
+              <w:t>monitoring/prometheus.yml</w:t>
+            </w:r>
+          </w:p>
+        </w:tc>
+        <w:tc>
+          <w:tcPr>
+            <w:tcW w:type="dxa" w:w="3118"/>
+            <w:vAlign w:val="center"/>
+          </w:tcPr>
+          <w:p>
+            <w:pPr>
+              <w:jc w:val="left"/>
+            </w:pPr>
+            <w:r/>
+            <w:r>
+              <w:rPr>
+                <w:rFonts w:ascii="Times New Roman" w:hAnsi="Times New Roman" w:eastAsia="Times New Roman"/>
+                <w:b w:val="0"/>
+                <w:sz w:val="20"/>
+              </w:rPr>
+              <w:t>Сбор метрик стенда</w:t>
+            </w:r>
+          </w:p>
+        </w:tc>
+        <w:tc>
+          <w:tcPr>
+            <w:tcW w:type="dxa" w:w="3118"/>
+            <w:vAlign w:val="center"/>
+          </w:tcPr>
+          <w:p>
+            <w:pPr>
+              <w:jc w:val="left"/>
+            </w:pPr>
+            <w:r/>
+            <w:r>
+              <w:rPr>
+                <w:rFonts w:ascii="Times New Roman" w:hAnsi="Times New Roman" w:eastAsia="Times New Roman"/>
+                <w:b w:val="0"/>
+                <w:sz w:val="20"/>
+              </w:rPr>
+              <w:t>Раздел о мониторинге и наблюдаемости</w:t>
+            </w:r>
+          </w:p>
+        </w:tc>
+      </w:tr>
+      <w:tr>
+        <w:tc>
+          <w:tcPr>
+            <w:tcW w:type="dxa" w:w="3118"/>
+            <w:vAlign w:val="center"/>
+          </w:tcPr>
+          <w:p>
+            <w:pPr>
+              <w:jc w:val="left"/>
+            </w:pPr>
+            <w:r/>
+            <w:r>
+              <w:rPr>
+                <w:rFonts w:ascii="Times New Roman" w:hAnsi="Times New Roman" w:eastAsia="Times New Roman"/>
+                <w:b w:val="0"/>
+                <w:sz w:val="20"/>
+              </w:rPr>
+              <w:t>monitoring/benchmarks</w:t>
+            </w:r>
+          </w:p>
+        </w:tc>
+        <w:tc>
+          <w:tcPr>
+            <w:tcW w:type="dxa" w:w="3118"/>
+            <w:vAlign w:val="center"/>
+          </w:tcPr>
+          <w:p>
+            <w:pPr>
+              <w:jc w:val="left"/>
+            </w:pPr>
+            <w:r/>
+            <w:r>
+              <w:rPr>
+                <w:rFonts w:ascii="Times New Roman" w:hAnsi="Times New Roman" w:eastAsia="Times New Roman"/>
+                <w:b w:val="0"/>
+                <w:sz w:val="20"/>
+              </w:rPr>
+              <w:t>Количественные результаты и графики</w:t>
+            </w:r>
+          </w:p>
+        </w:tc>
+        <w:tc>
+          <w:tcPr>
+            <w:tcW w:type="dxa" w:w="3118"/>
+            <w:vAlign w:val="center"/>
+          </w:tcPr>
+          <w:p>
+            <w:pPr>
+              <w:jc w:val="left"/>
+            </w:pPr>
+            <w:r/>
+            <w:r>
+              <w:rPr>
+                <w:rFonts w:ascii="Times New Roman" w:hAnsi="Times New Roman" w:eastAsia="Times New Roman"/>
+                <w:b w:val="0"/>
+                <w:sz w:val="20"/>
+              </w:rPr>
+              <w:t>Таблицы и выводы экспериментальной главы</w:t>
+            </w:r>
+          </w:p>
+        </w:tc>
+      </w:tr>
+    </w:tbl>
+    <w:p/>
+    <w:p>
+      <w:pPr>
+        <w:spacing w:line="360" w:lineRule="auto" w:before="0" w:after="120"/>
+        <w:ind w:firstLine="709"/>
+        <w:jc w:val="both"/>
+      </w:pPr>
+      <w:r>
+        <w:rPr>
+          <w:rFonts w:ascii="Times New Roman" w:hAnsi="Times New Roman" w:eastAsia="Times New Roman"/>
+          <w:sz w:val="24"/>
+        </w:rPr>
+        <w:t>Такая сверка сняла две типичные проблемы. Первая - включение в текст результатов, которые не подтверждены экспериментальными файлами. Вторая - слишком техническое описание проекта без связи с исследовательскими выводами. В итоговой версии ВКР инженерные артефакты используются как доказательная база, а не как самостоятельный список файлов.</w:t>
+      </w:r>
+    </w:p>
+    <w:p>
+      <w:pPr>
+        <w:spacing w:line="360" w:lineRule="auto" w:before="160" w:after="120"/>
+        <w:ind w:firstLine="709"/>
+        <w:jc w:val="left"/>
+      </w:pPr>
+      <w:r>
+        <w:rPr>
+          <w:rFonts w:ascii="Times New Roman" w:hAnsi="Times New Roman" w:eastAsia="Times New Roman"/>
+          <w:b/>
+          <w:sz w:val="24"/>
+        </w:rPr>
+        <w:t>2.6. Проверка полноты формальных требований ВКР</w:t>
+      </w:r>
+    </w:p>
+    <w:p>
+      <w:pPr>
+        <w:spacing w:line="360" w:lineRule="auto" w:before="0" w:after="120"/>
+        <w:ind w:firstLine="709"/>
+        <w:jc w:val="both"/>
+      </w:pPr>
+      <w:r>
+        <w:rPr>
+          <w:rFonts w:ascii="Times New Roman" w:hAnsi="Times New Roman" w:eastAsia="Times New Roman"/>
+          <w:sz w:val="24"/>
+        </w:rPr>
+        <w:t>Перед передачей текста на последующие процедуры была выполнена проверка формальных требований к ВКР. Оценивались структура документа, наличие обязательных элементов введения, объём основной части, список источников, иллюстративный материал, корректность ссылок и соответствие результатов индивидуальному заданию.</w:t>
+      </w:r>
+    </w:p>
+    <w:p>
+      <w:pPr>
+        <w:spacing w:line="360" w:lineRule="auto" w:before="0" w:after="120"/>
+        <w:ind w:firstLine="709"/>
+        <w:jc w:val="both"/>
+      </w:pPr>
+      <w:r>
+        <w:rPr>
+          <w:rFonts w:ascii="Times New Roman" w:hAnsi="Times New Roman" w:eastAsia="Times New Roman"/>
+          <w:sz w:val="24"/>
+        </w:rPr>
+        <w:t>Введение проверялось отдельно, поскольку в нём сосредоточена общая характеристика работы. В итоговой структуре присутствуют актуальность, цель, задачи, объект, предмет, методы исследования, положения, выносимые на защиту, научно-практическая новизна, практическая значимость, апробация и личный вклад. Эти элементы нужны и для формального допуска, и для подготовки доклада.</w:t>
+      </w:r>
+    </w:p>
+    <w:p>
+      <w:pPr>
+        <w:spacing w:line="360" w:lineRule="auto" w:before="0" w:after="120"/>
+        <w:ind w:firstLine="709"/>
+        <w:jc w:val="both"/>
+      </w:pPr>
+      <w:r>
+        <w:rPr>
+          <w:rFonts w:ascii="Times New Roman" w:hAnsi="Times New Roman" w:eastAsia="Times New Roman"/>
+          <w:sz w:val="24"/>
+        </w:rPr>
+        <w:t>Также была проверена связь заключения с поставленными задачами. Заключение не должно повторять введение, но должно показать, какие результаты получены по каждой задаче. Поэтому в итоговой редакции выводы связаны с анализом алгоритмов, реализацией стенда, экспериментальной проверкой, оценкой adaptive candidate и практическими рекомендациями по выбору режима лимитирования.</w:t>
+      </w:r>
+    </w:p>
+    <w:p>
+      <w:r>
+        <w:br w:type="page"/>
+      </w:r>
+    </w:p>
+    <w:p>
+      <w:pPr>
+        <w:spacing w:line="360" w:lineRule="auto" w:after="120"/>
+        <w:jc w:val="center"/>
+      </w:pPr>
+      <w:r>
+        <w:rPr>
+          <w:rFonts w:ascii="Times New Roman" w:hAnsi="Times New Roman" w:eastAsia="Times New Roman"/>
+          <w:sz w:val="24"/>
+        </w:rPr>
+        <w:t>Таблица 8 - Проверка полноты формальных требований ВКР.</w:t>
+      </w:r>
+    </w:p>
+    <w:tbl>
+      <w:tblPr>
+        <w:tblStyle w:val="TableGrid"/>
+        <w:tblW w:type="auto" w:w="0"/>
+        <w:jc w:val="center"/>
+        <w:tblLook w:firstColumn="1" w:firstRow="1" w:lastColumn="0" w:lastRow="0" w:noHBand="0" w:noVBand="1" w:val="04A0"/>
+      </w:tblPr>
+      <w:tblGrid>
+        <w:gridCol w:w="3118"/>
+        <w:gridCol w:w="3118"/>
+        <w:gridCol w:w="3118"/>
+      </w:tblGrid>
+      <w:tr>
+        <w:tc>
+          <w:tcPr>
+            <w:tcW w:type="dxa" w:w="3118"/>
+            <w:vAlign w:val="center"/>
+            <w:shd w:fill="D9EAF7"/>
+          </w:tcPr>
+          <w:p>
+            <w:pPr>
+              <w:jc w:val="center"/>
+            </w:pPr>
+            <w:r/>
+            <w:r>
+              <w:rPr>
+                <w:rFonts w:ascii="Times New Roman" w:hAnsi="Times New Roman" w:eastAsia="Times New Roman"/>
+                <w:b/>
+                <w:sz w:val="20"/>
+              </w:rPr>
+              <w:t>Проверяемый элемент</w:t>
+            </w:r>
+          </w:p>
+        </w:tc>
+        <w:tc>
+          <w:tcPr>
+            <w:tcW w:type="dxa" w:w="3118"/>
+            <w:vAlign w:val="center"/>
+            <w:shd w:fill="D9EAF7"/>
+          </w:tcPr>
+          <w:p>
+            <w:pPr>
+              <w:jc w:val="center"/>
+            </w:pPr>
+            <w:r/>
+            <w:r>
+              <w:rPr>
+                <w:rFonts w:ascii="Times New Roman" w:hAnsi="Times New Roman" w:eastAsia="Times New Roman"/>
+                <w:b/>
+                <w:sz w:val="20"/>
+              </w:rPr>
+              <w:t>Состояние</w:t>
+            </w:r>
+          </w:p>
+        </w:tc>
+        <w:tc>
+          <w:tcPr>
+            <w:tcW w:type="dxa" w:w="3118"/>
+            <w:vAlign w:val="center"/>
+            <w:shd w:fill="D9EAF7"/>
+          </w:tcPr>
+          <w:p>
+            <w:pPr>
+              <w:jc w:val="center"/>
+            </w:pPr>
+            <w:r/>
+            <w:r>
+              <w:rPr>
+                <w:rFonts w:ascii="Times New Roman" w:hAnsi="Times New Roman" w:eastAsia="Times New Roman"/>
+                <w:b/>
+                <w:sz w:val="20"/>
+              </w:rPr>
+              <w:t>Комментарий</w:t>
+            </w:r>
+          </w:p>
+        </w:tc>
+      </w:tr>
+      <w:tr>
+        <w:tc>
+          <w:tcPr>
+            <w:tcW w:type="dxa" w:w="3118"/>
+            <w:vAlign w:val="center"/>
+          </w:tcPr>
+          <w:p>
+            <w:pPr>
+              <w:jc w:val="left"/>
+            </w:pPr>
+            <w:r/>
+            <w:r>
+              <w:rPr>
+                <w:rFonts w:ascii="Times New Roman" w:hAnsi="Times New Roman" w:eastAsia="Times New Roman"/>
+                <w:b w:val="0"/>
+                <w:sz w:val="20"/>
+              </w:rPr>
+              <w:t>Введение</w:t>
+            </w:r>
+          </w:p>
+        </w:tc>
+        <w:tc>
+          <w:tcPr>
+            <w:tcW w:type="dxa" w:w="3118"/>
+            <w:vAlign w:val="center"/>
+          </w:tcPr>
+          <w:p>
+            <w:pPr>
+              <w:jc w:val="left"/>
+            </w:pPr>
+            <w:r/>
+            <w:r>
+              <w:rPr>
+                <w:rFonts w:ascii="Times New Roman" w:hAnsi="Times New Roman" w:eastAsia="Times New Roman"/>
+                <w:b w:val="0"/>
+                <w:sz w:val="20"/>
+              </w:rPr>
+              <w:t>Выполнено</w:t>
+            </w:r>
+          </w:p>
+        </w:tc>
+        <w:tc>
+          <w:tcPr>
+            <w:tcW w:type="dxa" w:w="3118"/>
+            <w:vAlign w:val="center"/>
+          </w:tcPr>
+          <w:p>
+            <w:pPr>
+              <w:jc w:val="left"/>
+            </w:pPr>
+            <w:r/>
+            <w:r>
+              <w:rPr>
+                <w:rFonts w:ascii="Times New Roman" w:hAnsi="Times New Roman" w:eastAsia="Times New Roman"/>
+                <w:b w:val="0"/>
+                <w:sz w:val="20"/>
+              </w:rPr>
+              <w:t>Содержит обязательные элементы общей характеристики</w:t>
+            </w:r>
+          </w:p>
+        </w:tc>
+      </w:tr>
+      <w:tr>
+        <w:tc>
+          <w:tcPr>
+            <w:tcW w:type="dxa" w:w="3118"/>
+            <w:vAlign w:val="center"/>
+          </w:tcPr>
+          <w:p>
+            <w:pPr>
+              <w:jc w:val="left"/>
+            </w:pPr>
+            <w:r/>
+            <w:r>
+              <w:rPr>
+                <w:rFonts w:ascii="Times New Roman" w:hAnsi="Times New Roman" w:eastAsia="Times New Roman"/>
+                <w:b w:val="0"/>
+                <w:sz w:val="20"/>
+              </w:rPr>
+              <w:t>Основная часть</w:t>
+            </w:r>
+          </w:p>
+        </w:tc>
+        <w:tc>
+          <w:tcPr>
+            <w:tcW w:type="dxa" w:w="3118"/>
+            <w:vAlign w:val="center"/>
+          </w:tcPr>
+          <w:p>
+            <w:pPr>
+              <w:jc w:val="left"/>
+            </w:pPr>
+            <w:r/>
+            <w:r>
+              <w:rPr>
+                <w:rFonts w:ascii="Times New Roman" w:hAnsi="Times New Roman" w:eastAsia="Times New Roman"/>
+                <w:b w:val="0"/>
+                <w:sz w:val="20"/>
+              </w:rPr>
+              <w:t>Выполнено</w:t>
+            </w:r>
+          </w:p>
+        </w:tc>
+        <w:tc>
+          <w:tcPr>
+            <w:tcW w:type="dxa" w:w="3118"/>
+            <w:vAlign w:val="center"/>
+          </w:tcPr>
+          <w:p>
+            <w:pPr>
+              <w:jc w:val="left"/>
+            </w:pPr>
+            <w:r/>
+            <w:r>
+              <w:rPr>
+                <w:rFonts w:ascii="Times New Roman" w:hAnsi="Times New Roman" w:eastAsia="Times New Roman"/>
+                <w:b w:val="0"/>
+                <w:sz w:val="20"/>
+              </w:rPr>
+              <w:t>Объём более 60 страниц без служебных разделов</w:t>
+            </w:r>
+          </w:p>
+        </w:tc>
+      </w:tr>
+      <w:tr>
+        <w:tc>
+          <w:tcPr>
+            <w:tcW w:type="dxa" w:w="3118"/>
+            <w:vAlign w:val="center"/>
+          </w:tcPr>
+          <w:p>
+            <w:pPr>
+              <w:jc w:val="left"/>
+            </w:pPr>
+            <w:r/>
+            <w:r>
+              <w:rPr>
+                <w:rFonts w:ascii="Times New Roman" w:hAnsi="Times New Roman" w:eastAsia="Times New Roman"/>
+                <w:b w:val="0"/>
+                <w:sz w:val="20"/>
+              </w:rPr>
+              <w:t>Заключение</w:t>
+            </w:r>
+          </w:p>
+        </w:tc>
+        <w:tc>
+          <w:tcPr>
+            <w:tcW w:type="dxa" w:w="3118"/>
+            <w:vAlign w:val="center"/>
+          </w:tcPr>
+          <w:p>
+            <w:pPr>
+              <w:jc w:val="left"/>
+            </w:pPr>
+            <w:r/>
+            <w:r>
+              <w:rPr>
+                <w:rFonts w:ascii="Times New Roman" w:hAnsi="Times New Roman" w:eastAsia="Times New Roman"/>
+                <w:b w:val="0"/>
+                <w:sz w:val="20"/>
+              </w:rPr>
+              <w:t>Выполнено</w:t>
+            </w:r>
+          </w:p>
+        </w:tc>
+        <w:tc>
+          <w:tcPr>
+            <w:tcW w:type="dxa" w:w="3118"/>
+            <w:vAlign w:val="center"/>
+          </w:tcPr>
+          <w:p>
+            <w:pPr>
+              <w:jc w:val="left"/>
+            </w:pPr>
+            <w:r/>
+            <w:r>
+              <w:rPr>
+                <w:rFonts w:ascii="Times New Roman" w:hAnsi="Times New Roman" w:eastAsia="Times New Roman"/>
+                <w:b w:val="0"/>
+                <w:sz w:val="20"/>
+              </w:rPr>
+              <w:t>Содержит итоги и направления дальнейших исследований</w:t>
+            </w:r>
+          </w:p>
+        </w:tc>
+      </w:tr>
+      <w:tr>
+        <w:tc>
+          <w:tcPr>
+            <w:tcW w:type="dxa" w:w="3118"/>
+            <w:vAlign w:val="center"/>
+          </w:tcPr>
+          <w:p>
+            <w:pPr>
+              <w:jc w:val="left"/>
+            </w:pPr>
+            <w:r/>
+            <w:r>
+              <w:rPr>
+                <w:rFonts w:ascii="Times New Roman" w:hAnsi="Times New Roman" w:eastAsia="Times New Roman"/>
+                <w:b w:val="0"/>
+                <w:sz w:val="20"/>
+              </w:rPr>
+              <w:t>Источники</w:t>
+            </w:r>
+          </w:p>
+        </w:tc>
+        <w:tc>
+          <w:tcPr>
+            <w:tcW w:type="dxa" w:w="3118"/>
+            <w:vAlign w:val="center"/>
+          </w:tcPr>
+          <w:p>
+            <w:pPr>
+              <w:jc w:val="left"/>
+            </w:pPr>
+            <w:r/>
+            <w:r>
+              <w:rPr>
+                <w:rFonts w:ascii="Times New Roman" w:hAnsi="Times New Roman" w:eastAsia="Times New Roman"/>
+                <w:b w:val="0"/>
+                <w:sz w:val="20"/>
+              </w:rPr>
+              <w:t>Выполнено</w:t>
+            </w:r>
+          </w:p>
+        </w:tc>
+        <w:tc>
+          <w:tcPr>
+            <w:tcW w:type="dxa" w:w="3118"/>
+            <w:vAlign w:val="center"/>
+          </w:tcPr>
+          <w:p>
+            <w:pPr>
+              <w:jc w:val="left"/>
+            </w:pPr>
+            <w:r/>
+            <w:r>
+              <w:rPr>
+                <w:rFonts w:ascii="Times New Roman" w:hAnsi="Times New Roman" w:eastAsia="Times New Roman"/>
+                <w:b w:val="0"/>
+                <w:sz w:val="20"/>
+              </w:rPr>
+              <w:t>52 источника, проверены требования ВАК и Scopus/WoS</w:t>
+            </w:r>
+          </w:p>
+        </w:tc>
+      </w:tr>
+      <w:tr>
+        <w:tc>
+          <w:tcPr>
+            <w:tcW w:type="dxa" w:w="3118"/>
+            <w:vAlign w:val="center"/>
+          </w:tcPr>
+          <w:p>
+            <w:pPr>
+              <w:jc w:val="left"/>
+            </w:pPr>
+            <w:r/>
+            <w:r>
+              <w:rPr>
+                <w:rFonts w:ascii="Times New Roman" w:hAnsi="Times New Roman" w:eastAsia="Times New Roman"/>
+                <w:b w:val="0"/>
+                <w:sz w:val="20"/>
+              </w:rPr>
+              <w:t>Иллюстративный материал</w:t>
+            </w:r>
+          </w:p>
+        </w:tc>
+        <w:tc>
+          <w:tcPr>
+            <w:tcW w:type="dxa" w:w="3118"/>
+            <w:vAlign w:val="center"/>
+          </w:tcPr>
+          <w:p>
+            <w:pPr>
+              <w:jc w:val="left"/>
+            </w:pPr>
+            <w:r/>
+            <w:r>
+              <w:rPr>
+                <w:rFonts w:ascii="Times New Roman" w:hAnsi="Times New Roman" w:eastAsia="Times New Roman"/>
+                <w:b w:val="0"/>
+                <w:sz w:val="20"/>
+              </w:rPr>
+              <w:t>Выполнено</w:t>
+            </w:r>
+          </w:p>
+        </w:tc>
+        <w:tc>
+          <w:tcPr>
+            <w:tcW w:type="dxa" w:w="3118"/>
+            <w:vAlign w:val="center"/>
+          </w:tcPr>
+          <w:p>
+            <w:pPr>
+              <w:jc w:val="left"/>
+            </w:pPr>
+            <w:r/>
+            <w:r>
+              <w:rPr>
+                <w:rFonts w:ascii="Times New Roman" w:hAnsi="Times New Roman" w:eastAsia="Times New Roman"/>
+                <w:b w:val="0"/>
+                <w:sz w:val="20"/>
+              </w:rPr>
+              <w:t>Использованы схемы, таблицы, графики и таймлайны</w:t>
+            </w:r>
+          </w:p>
+        </w:tc>
+      </w:tr>
+      <w:tr>
+        <w:tc>
+          <w:tcPr>
+            <w:tcW w:type="dxa" w:w="3118"/>
+            <w:vAlign w:val="center"/>
+          </w:tcPr>
+          <w:p>
+            <w:pPr>
+              <w:jc w:val="left"/>
+            </w:pPr>
+            <w:r/>
+            <w:r>
+              <w:rPr>
+                <w:rFonts w:ascii="Times New Roman" w:hAnsi="Times New Roman" w:eastAsia="Times New Roman"/>
+                <w:b w:val="0"/>
+                <w:sz w:val="20"/>
+              </w:rPr>
+              <w:t>Связь с индивидуальным заданием</w:t>
+            </w:r>
+          </w:p>
+        </w:tc>
+        <w:tc>
+          <w:tcPr>
+            <w:tcW w:type="dxa" w:w="3118"/>
+            <w:vAlign w:val="center"/>
+          </w:tcPr>
+          <w:p>
+            <w:pPr>
+              <w:jc w:val="left"/>
+            </w:pPr>
+            <w:r/>
+            <w:r>
+              <w:rPr>
+                <w:rFonts w:ascii="Times New Roman" w:hAnsi="Times New Roman" w:eastAsia="Times New Roman"/>
+                <w:b w:val="0"/>
+                <w:sz w:val="20"/>
+              </w:rPr>
+              <w:t>Выполнено</w:t>
+            </w:r>
+          </w:p>
+        </w:tc>
+        <w:tc>
+          <w:tcPr>
+            <w:tcW w:type="dxa" w:w="3118"/>
+            <w:vAlign w:val="center"/>
+          </w:tcPr>
+          <w:p>
+            <w:pPr>
+              <w:jc w:val="left"/>
+            </w:pPr>
+            <w:r/>
+            <w:r>
+              <w:rPr>
+                <w:rFonts w:ascii="Times New Roman" w:hAnsi="Times New Roman" w:eastAsia="Times New Roman"/>
+                <w:b w:val="0"/>
+                <w:sz w:val="20"/>
+              </w:rPr>
+              <w:t>Все ключевые задачи раскрыты в тексте</w:t>
+            </w:r>
+          </w:p>
+        </w:tc>
+      </w:tr>
+      <w:tr>
+        <w:tc>
+          <w:tcPr>
+            <w:tcW w:type="dxa" w:w="3118"/>
+            <w:vAlign w:val="center"/>
+          </w:tcPr>
+          <w:p>
+            <w:pPr>
+              <w:jc w:val="left"/>
+            </w:pPr>
+            <w:r/>
+            <w:r>
+              <w:rPr>
+                <w:rFonts w:ascii="Times New Roman" w:hAnsi="Times New Roman" w:eastAsia="Times New Roman"/>
+                <w:b w:val="0"/>
+                <w:sz w:val="20"/>
+              </w:rPr>
+              <w:t>Практическая значимость</w:t>
+            </w:r>
+          </w:p>
+        </w:tc>
+        <w:tc>
+          <w:tcPr>
+            <w:tcW w:type="dxa" w:w="3118"/>
+            <w:vAlign w:val="center"/>
+          </w:tcPr>
+          <w:p>
+            <w:pPr>
+              <w:jc w:val="left"/>
+            </w:pPr>
+            <w:r/>
+            <w:r>
+              <w:rPr>
+                <w:rFonts w:ascii="Times New Roman" w:hAnsi="Times New Roman" w:eastAsia="Times New Roman"/>
+                <w:b w:val="0"/>
+                <w:sz w:val="20"/>
+              </w:rPr>
+              <w:t>Выполнено</w:t>
+            </w:r>
+          </w:p>
+        </w:tc>
+        <w:tc>
+          <w:tcPr>
+            <w:tcW w:type="dxa" w:w="3118"/>
+            <w:vAlign w:val="center"/>
+          </w:tcPr>
+          <w:p>
+            <w:pPr>
+              <w:jc w:val="left"/>
+            </w:pPr>
+            <w:r/>
+            <w:r>
+              <w:rPr>
+                <w:rFonts w:ascii="Times New Roman" w:hAnsi="Times New Roman" w:eastAsia="Times New Roman"/>
+                <w:b w:val="0"/>
+                <w:sz w:val="20"/>
+              </w:rPr>
+              <w:t>Сформулированы рекомендации по применению алгоритмов</w:t>
+            </w:r>
+          </w:p>
+        </w:tc>
+      </w:tr>
+    </w:tbl>
+    <w:p/>
+    <w:p>
+      <w:pPr>
+        <w:spacing w:line="360" w:lineRule="auto" w:before="0" w:after="120"/>
+        <w:ind w:firstLine="709"/>
+        <w:jc w:val="both"/>
+      </w:pPr>
+      <w:r>
+        <w:rPr>
+          <w:rFonts w:ascii="Times New Roman" w:hAnsi="Times New Roman" w:eastAsia="Times New Roman"/>
+          <w:sz w:val="24"/>
+        </w:rPr>
+        <w:t>После этой проверки текст ВКР был готов к проверке оригинальности и предзащите. Оставшиеся изменения относились не к переработке исследования, а к финальной вычитке, уточнению отдельных формулировок и оформлению подтверждающих материалов.</w:t>
       </w:r>
     </w:p>
     <w:p>
@@ -3122,7 +5639,22 @@
           <w:rFonts w:ascii="Times New Roman" w:hAnsi="Times New Roman" w:eastAsia="Times New Roman"/>
           <w:sz w:val="24"/>
         </w:rPr>
-        <w:t>Следующий этап практики связан с проверкой текста ВКР в системе Антиплагиат. Согласно индивидуальному заданию, необходимо сдать текст ВКР на проверку секретарю ГЭК и получить справку о прохождении проверки. Требуемый показатель оригинальности составляет не менее 80%, либо не более 20% заимствований. Полученная справка должна быть помещена в приложение к отчёту.</w:t>
+        <w:t>Следующий этап практики - проверка текста ВКР в системе Антиплагиат. Согласно индивидуальному заданию, текст ВКР необходимо передать секретарю ГЭК и получить справку о прохождении проверки. Требуемый показатель оригинальности составляет не менее 80%, либо не более 20% заимствований. Полученная справка помещается в приложение к отчёту.</w:t>
+      </w:r>
+    </w:p>
+    <w:p>
+      <w:pPr>
+        <w:spacing w:line="360" w:lineRule="auto" w:before="160" w:after="120"/>
+        <w:ind w:firstLine="709"/>
+        <w:jc w:val="left"/>
+      </w:pPr>
+      <w:r>
+        <w:rPr>
+          <w:rFonts w:ascii="Times New Roman" w:hAnsi="Times New Roman" w:eastAsia="Times New Roman"/>
+          <w:b/>
+          <w:sz w:val="24"/>
+        </w:rPr>
+        <w:t>3.1. Подготовка текста к проверке</w:t>
       </w:r>
     </w:p>
     <w:p>
@@ -3136,7 +5668,7 @@
           <w:rFonts w:ascii="Times New Roman" w:hAnsi="Times New Roman" w:eastAsia="Times New Roman"/>
           <w:sz w:val="24"/>
         </w:rPr>
-        <w:t>На момент подготовки текущей версии отчёта официальный результат проверки в системе Антиплагиат ещё не приложен. Поэтому данный раздел оформлен как рабочий черновик, который должен быть дополнен после получения справки. После получения результата в отчёт необходимо внести следующие сведения:</w:t>
+        <w:t>По результатам проверки получена справка системы Антиплагиат.ВУЗ. Проверка выполнена по работе «Адаптивное управление нагрузкой в распределенной среде на основе интеллектуального анализа трафика», автор - Юнусов Ислам Рамилевич, тип работы - выпускная квалификационная работа, подразделение - факультет программной инженерии и компьютерной техники. Дата последней проверки, указанная в справке, - 16.05.2026.</w:t>
       </w:r>
     </w:p>
     <w:p>
@@ -3150,91 +5682,7 @@
           <w:rFonts w:ascii="Times New Roman" w:hAnsi="Times New Roman" w:eastAsia="Times New Roman"/>
           <w:sz w:val="24"/>
         </w:rPr>
-        <w:t>1. Дату передачи текста ВКР на проверку.</w:t>
-      </w:r>
-    </w:p>
-    <w:p>
-      <w:pPr>
-        <w:spacing w:line="360" w:lineRule="auto" w:before="0" w:after="120"/>
-        <w:ind w:firstLine="709"/>
-        <w:jc w:val="both"/>
-      </w:pPr>
-      <w:r>
-        <w:rPr>
-          <w:rFonts w:ascii="Times New Roman" w:hAnsi="Times New Roman" w:eastAsia="Times New Roman"/>
-          <w:sz w:val="24"/>
-        </w:rPr>
-        <w:t>2. Количество попыток проверки.</w:t>
-      </w:r>
-    </w:p>
-    <w:p>
-      <w:pPr>
-        <w:spacing w:line="360" w:lineRule="auto" w:before="0" w:after="120"/>
-        <w:ind w:firstLine="709"/>
-        <w:jc w:val="both"/>
-      </w:pPr>
-      <w:r>
-        <w:rPr>
-          <w:rFonts w:ascii="Times New Roman" w:hAnsi="Times New Roman" w:eastAsia="Times New Roman"/>
-          <w:sz w:val="24"/>
-        </w:rPr>
-        <w:t>3. Итоговый процент оригинальности.</w:t>
-      </w:r>
-    </w:p>
-    <w:p>
-      <w:pPr>
-        <w:spacing w:line="360" w:lineRule="auto" w:before="0" w:after="120"/>
-        <w:ind w:firstLine="709"/>
-        <w:jc w:val="both"/>
-      </w:pPr>
-      <w:r>
-        <w:rPr>
-          <w:rFonts w:ascii="Times New Roman" w:hAnsi="Times New Roman" w:eastAsia="Times New Roman"/>
-          <w:sz w:val="24"/>
-        </w:rPr>
-        <w:t>4. Наличие или отсутствие замечаний по результатам проверки.</w:t>
-      </w:r>
-    </w:p>
-    <w:p>
-      <w:pPr>
-        <w:spacing w:line="360" w:lineRule="auto" w:before="0" w:after="120"/>
-        <w:ind w:firstLine="709"/>
-        <w:jc w:val="both"/>
-      </w:pPr>
-      <w:r>
-        <w:rPr>
-          <w:rFonts w:ascii="Times New Roman" w:hAnsi="Times New Roman" w:eastAsia="Times New Roman"/>
-          <w:sz w:val="24"/>
-        </w:rPr>
-        <w:t>5. Список корректировок, если текст возвращался на доработку.</w:t>
-      </w:r>
-    </w:p>
-    <w:p>
-      <w:pPr>
-        <w:spacing w:line="360" w:lineRule="auto" w:before="0" w:after="120"/>
-        <w:ind w:firstLine="709"/>
-        <w:jc w:val="both"/>
-      </w:pPr>
-      <w:r>
-        <w:rPr>
-          <w:rFonts w:ascii="Times New Roman" w:hAnsi="Times New Roman" w:eastAsia="Times New Roman"/>
-          <w:sz w:val="24"/>
-        </w:rPr>
-        <w:t>6. Ссылку на приложение со справкой или скрином результата.</w:t>
-      </w:r>
-    </w:p>
-    <w:p>
-      <w:pPr>
-        <w:spacing w:line="360" w:lineRule="auto" w:before="0" w:after="120"/>
-        <w:ind w:firstLine="709"/>
-        <w:jc w:val="both"/>
-      </w:pPr>
-      <w:r>
-        <w:rPr>
-          <w:rFonts w:ascii="Times New Roman" w:hAnsi="Times New Roman" w:eastAsia="Times New Roman"/>
-          <w:sz w:val="24"/>
-        </w:rPr>
-        <w:t>Подготовительная работа к проверке уже выполнена. Текст ВКР приведён к единой структуре, список источников оформлен последовательно, прямое дублирование внешних материалов не используется как основа изложения. В работе преобладает авторское описание архитектуры, экспериментов, результатов, интерпретации метрик и практических рекомендаций. Это снижает риск высокого процента заимствований.</w:t>
+        <w:t>Подготовительная работа к проверке была выполнена заранее. Текст ВКР приведён к единой структуре, список источников оформлен последовательно, прямое дублирование внешних материалов не используется как основа изложения. В работе преобладает авторское описание архитектуры, экспериментов, результатов, интерпретации метрик и практических рекомендаций.</w:t>
       </w:r>
     </w:p>
     <w:p>
@@ -3253,15 +5701,460 @@
     </w:p>
     <w:p>
       <w:pPr>
-        <w:spacing w:line="360" w:lineRule="auto" w:after="120"/>
-        <w:jc w:val="center"/>
+        <w:spacing w:line="360" w:lineRule="auto" w:before="0" w:after="120"/>
+        <w:ind w:firstLine="709"/>
+        <w:jc w:val="both"/>
       </w:pPr>
       <w:r>
         <w:rPr>
           <w:rFonts w:ascii="Times New Roman" w:hAnsi="Times New Roman" w:eastAsia="Times New Roman"/>
           <w:sz w:val="24"/>
         </w:rPr>
-        <w:t>Таблица 5 - Статус этапа проверки Антиплагиата.</w:t>
+        <w:t>Перед передачей на проверку отдельно контролировались фрагменты, где риск совпадений обычно выше: определения терминов, описание общеизвестных алгоритмов, формулировки требований, библиографические описания и обзор источников. Эти части были перепроверены на предмет того, чтобы они не выглядели как механическое заимствование. При этом технические термины и названия алгоритмов сохранялись в исходном виде, так как их нельзя искусственно заменять без потери смысла.</w:t>
+      </w:r>
+    </w:p>
+    <w:p>
+      <w:pPr>
+        <w:spacing w:line="360" w:lineRule="auto" w:after="120"/>
+        <w:jc w:val="center"/>
+      </w:pPr>
+      <w:r>
+        <w:rPr>
+          <w:rFonts w:ascii="Times New Roman" w:hAnsi="Times New Roman" w:eastAsia="Times New Roman"/>
+          <w:sz w:val="24"/>
+        </w:rPr>
+        <w:t>Таблица 9 - Подготовка текста к проверке оригинальности.</w:t>
+      </w:r>
+    </w:p>
+    <w:tbl>
+      <w:tblPr>
+        <w:tblStyle w:val="TableGrid"/>
+        <w:tblW w:type="auto" w:w="0"/>
+        <w:jc w:val="center"/>
+        <w:tblLook w:firstColumn="1" w:firstRow="1" w:lastColumn="0" w:lastRow="0" w:noHBand="0" w:noVBand="1" w:val="04A0"/>
+      </w:tblPr>
+      <w:tblGrid>
+        <w:gridCol w:w="3118"/>
+        <w:gridCol w:w="3118"/>
+        <w:gridCol w:w="3118"/>
+      </w:tblGrid>
+      <w:tr>
+        <w:tc>
+          <w:tcPr>
+            <w:tcW w:type="dxa" w:w="3118"/>
+            <w:vAlign w:val="center"/>
+            <w:shd w:fill="D9EAF7"/>
+          </w:tcPr>
+          <w:p>
+            <w:pPr>
+              <w:jc w:val="center"/>
+            </w:pPr>
+            <w:r/>
+            <w:r>
+              <w:rPr>
+                <w:rFonts w:ascii="Times New Roman" w:hAnsi="Times New Roman" w:eastAsia="Times New Roman"/>
+                <w:b/>
+                <w:sz w:val="20"/>
+              </w:rPr>
+              <w:t>Направление самопроверки</w:t>
+            </w:r>
+          </w:p>
+        </w:tc>
+        <w:tc>
+          <w:tcPr>
+            <w:tcW w:type="dxa" w:w="3118"/>
+            <w:vAlign w:val="center"/>
+            <w:shd w:fill="D9EAF7"/>
+          </w:tcPr>
+          <w:p>
+            <w:pPr>
+              <w:jc w:val="center"/>
+            </w:pPr>
+            <w:r/>
+            <w:r>
+              <w:rPr>
+                <w:rFonts w:ascii="Times New Roman" w:hAnsi="Times New Roman" w:eastAsia="Times New Roman"/>
+                <w:b/>
+                <w:sz w:val="20"/>
+              </w:rPr>
+              <w:t>Выполненное действие</w:t>
+            </w:r>
+          </w:p>
+        </w:tc>
+        <w:tc>
+          <w:tcPr>
+            <w:tcW w:type="dxa" w:w="3118"/>
+            <w:vAlign w:val="center"/>
+            <w:shd w:fill="D9EAF7"/>
+          </w:tcPr>
+          <w:p>
+            <w:pPr>
+              <w:jc w:val="center"/>
+            </w:pPr>
+            <w:r/>
+            <w:r>
+              <w:rPr>
+                <w:rFonts w:ascii="Times New Roman" w:hAnsi="Times New Roman" w:eastAsia="Times New Roman"/>
+                <w:b/>
+                <w:sz w:val="20"/>
+              </w:rPr>
+              <w:t>Результат</w:t>
+            </w:r>
+          </w:p>
+        </w:tc>
+      </w:tr>
+      <w:tr>
+        <w:tc>
+          <w:tcPr>
+            <w:tcW w:type="dxa" w:w="3118"/>
+            <w:vAlign w:val="center"/>
+          </w:tcPr>
+          <w:p>
+            <w:pPr>
+              <w:jc w:val="left"/>
+            </w:pPr>
+            <w:r/>
+            <w:r>
+              <w:rPr>
+                <w:rFonts w:ascii="Times New Roman" w:hAnsi="Times New Roman" w:eastAsia="Times New Roman"/>
+                <w:b w:val="0"/>
+                <w:sz w:val="20"/>
+              </w:rPr>
+              <w:t>Структура текста</w:t>
+            </w:r>
+          </w:p>
+        </w:tc>
+        <w:tc>
+          <w:tcPr>
+            <w:tcW w:type="dxa" w:w="3118"/>
+            <w:vAlign w:val="center"/>
+          </w:tcPr>
+          <w:p>
+            <w:pPr>
+              <w:jc w:val="left"/>
+            </w:pPr>
+            <w:r/>
+            <w:r>
+              <w:rPr>
+                <w:rFonts w:ascii="Times New Roman" w:hAnsi="Times New Roman" w:eastAsia="Times New Roman"/>
+                <w:b w:val="0"/>
+                <w:sz w:val="20"/>
+              </w:rPr>
+              <w:t>Проверены введение, главы, заключение и источники</w:t>
+            </w:r>
+          </w:p>
+        </w:tc>
+        <w:tc>
+          <w:tcPr>
+            <w:tcW w:type="dxa" w:w="3118"/>
+            <w:vAlign w:val="center"/>
+          </w:tcPr>
+          <w:p>
+            <w:pPr>
+              <w:jc w:val="left"/>
+            </w:pPr>
+            <w:r/>
+            <w:r>
+              <w:rPr>
+                <w:rFonts w:ascii="Times New Roman" w:hAnsi="Times New Roman" w:eastAsia="Times New Roman"/>
+                <w:b w:val="0"/>
+                <w:sz w:val="20"/>
+              </w:rPr>
+              <w:t>Документ подготовлен как единый текст</w:t>
+            </w:r>
+          </w:p>
+        </w:tc>
+      </w:tr>
+      <w:tr>
+        <w:tc>
+          <w:tcPr>
+            <w:tcW w:type="dxa" w:w="3118"/>
+            <w:vAlign w:val="center"/>
+          </w:tcPr>
+          <w:p>
+            <w:pPr>
+              <w:jc w:val="left"/>
+            </w:pPr>
+            <w:r/>
+            <w:r>
+              <w:rPr>
+                <w:rFonts w:ascii="Times New Roman" w:hAnsi="Times New Roman" w:eastAsia="Times New Roman"/>
+                <w:b w:val="0"/>
+                <w:sz w:val="20"/>
+              </w:rPr>
+              <w:t>Повторы</w:t>
+            </w:r>
+          </w:p>
+        </w:tc>
+        <w:tc>
+          <w:tcPr>
+            <w:tcW w:type="dxa" w:w="3118"/>
+            <w:vAlign w:val="center"/>
+          </w:tcPr>
+          <w:p>
+            <w:pPr>
+              <w:jc w:val="left"/>
+            </w:pPr>
+            <w:r/>
+            <w:r>
+              <w:rPr>
+                <w:rFonts w:ascii="Times New Roman" w:hAnsi="Times New Roman" w:eastAsia="Times New Roman"/>
+                <w:b w:val="0"/>
+                <w:sz w:val="20"/>
+              </w:rPr>
+              <w:t>Удалены повторяющиеся формулировки из введения и выводов</w:t>
+            </w:r>
+          </w:p>
+        </w:tc>
+        <w:tc>
+          <w:tcPr>
+            <w:tcW w:type="dxa" w:w="3118"/>
+            <w:vAlign w:val="center"/>
+          </w:tcPr>
+          <w:p>
+            <w:pPr>
+              <w:jc w:val="left"/>
+            </w:pPr>
+            <w:r/>
+            <w:r>
+              <w:rPr>
+                <w:rFonts w:ascii="Times New Roman" w:hAnsi="Times New Roman" w:eastAsia="Times New Roman"/>
+                <w:b w:val="0"/>
+                <w:sz w:val="20"/>
+              </w:rPr>
+              <w:t>Текст стал компактнее и последовательнее</w:t>
+            </w:r>
+          </w:p>
+        </w:tc>
+      </w:tr>
+      <w:tr>
+        <w:tc>
+          <w:tcPr>
+            <w:tcW w:type="dxa" w:w="3118"/>
+            <w:vAlign w:val="center"/>
+          </w:tcPr>
+          <w:p>
+            <w:pPr>
+              <w:jc w:val="left"/>
+            </w:pPr>
+            <w:r/>
+            <w:r>
+              <w:rPr>
+                <w:rFonts w:ascii="Times New Roman" w:hAnsi="Times New Roman" w:eastAsia="Times New Roman"/>
+                <w:b w:val="0"/>
+                <w:sz w:val="20"/>
+              </w:rPr>
+              <w:t>Источники</w:t>
+            </w:r>
+          </w:p>
+        </w:tc>
+        <w:tc>
+          <w:tcPr>
+            <w:tcW w:type="dxa" w:w="3118"/>
+            <w:vAlign w:val="center"/>
+          </w:tcPr>
+          <w:p>
+            <w:pPr>
+              <w:jc w:val="left"/>
+            </w:pPr>
+            <w:r/>
+            <w:r>
+              <w:rPr>
+                <w:rFonts w:ascii="Times New Roman" w:hAnsi="Times New Roman" w:eastAsia="Times New Roman"/>
+                <w:b w:val="0"/>
+                <w:sz w:val="20"/>
+              </w:rPr>
+              <w:t>Проверена связь ссылок с библиографическим списком</w:t>
+            </w:r>
+          </w:p>
+        </w:tc>
+        <w:tc>
+          <w:tcPr>
+            <w:tcW w:type="dxa" w:w="3118"/>
+            <w:vAlign w:val="center"/>
+          </w:tcPr>
+          <w:p>
+            <w:pPr>
+              <w:jc w:val="left"/>
+            </w:pPr>
+            <w:r/>
+            <w:r>
+              <w:rPr>
+                <w:rFonts w:ascii="Times New Roman" w:hAnsi="Times New Roman" w:eastAsia="Times New Roman"/>
+                <w:b w:val="0"/>
+                <w:sz w:val="20"/>
+              </w:rPr>
+              <w:t>Снижены риски формальных замечаний</w:t>
+            </w:r>
+          </w:p>
+        </w:tc>
+      </w:tr>
+      <w:tr>
+        <w:tc>
+          <w:tcPr>
+            <w:tcW w:type="dxa" w:w="3118"/>
+            <w:vAlign w:val="center"/>
+          </w:tcPr>
+          <w:p>
+            <w:pPr>
+              <w:jc w:val="left"/>
+            </w:pPr>
+            <w:r/>
+            <w:r>
+              <w:rPr>
+                <w:rFonts w:ascii="Times New Roman" w:hAnsi="Times New Roman" w:eastAsia="Times New Roman"/>
+                <w:b w:val="0"/>
+                <w:sz w:val="20"/>
+              </w:rPr>
+              <w:t>Термины</w:t>
+            </w:r>
+          </w:p>
+        </w:tc>
+        <w:tc>
+          <w:tcPr>
+            <w:tcW w:type="dxa" w:w="3118"/>
+            <w:vAlign w:val="center"/>
+          </w:tcPr>
+          <w:p>
+            <w:pPr>
+              <w:jc w:val="left"/>
+            </w:pPr>
+            <w:r/>
+            <w:r>
+              <w:rPr>
+                <w:rFonts w:ascii="Times New Roman" w:hAnsi="Times New Roman" w:eastAsia="Times New Roman"/>
+                <w:b w:val="0"/>
+                <w:sz w:val="20"/>
+              </w:rPr>
+              <w:t>Сохранены корректные технические названия</w:t>
+            </w:r>
+          </w:p>
+        </w:tc>
+        <w:tc>
+          <w:tcPr>
+            <w:tcW w:type="dxa" w:w="3118"/>
+            <w:vAlign w:val="center"/>
+          </w:tcPr>
+          <w:p>
+            <w:pPr>
+              <w:jc w:val="left"/>
+            </w:pPr>
+            <w:r/>
+            <w:r>
+              <w:rPr>
+                <w:rFonts w:ascii="Times New Roman" w:hAnsi="Times New Roman" w:eastAsia="Times New Roman"/>
+                <w:b w:val="0"/>
+                <w:sz w:val="20"/>
+              </w:rPr>
+              <w:t>Смысловая точность не потеряна</w:t>
+            </w:r>
+          </w:p>
+        </w:tc>
+      </w:tr>
+      <w:tr>
+        <w:tc>
+          <w:tcPr>
+            <w:tcW w:type="dxa" w:w="3118"/>
+            <w:vAlign w:val="center"/>
+          </w:tcPr>
+          <w:p>
+            <w:pPr>
+              <w:jc w:val="left"/>
+            </w:pPr>
+            <w:r/>
+            <w:r>
+              <w:rPr>
+                <w:rFonts w:ascii="Times New Roman" w:hAnsi="Times New Roman" w:eastAsia="Times New Roman"/>
+                <w:b w:val="0"/>
+                <w:sz w:val="20"/>
+              </w:rPr>
+              <w:t>Экспериментальные данные</w:t>
+            </w:r>
+          </w:p>
+        </w:tc>
+        <w:tc>
+          <w:tcPr>
+            <w:tcW w:type="dxa" w:w="3118"/>
+            <w:vAlign w:val="center"/>
+          </w:tcPr>
+          <w:p>
+            <w:pPr>
+              <w:jc w:val="left"/>
+            </w:pPr>
+            <w:r/>
+            <w:r>
+              <w:rPr>
+                <w:rFonts w:ascii="Times New Roman" w:hAnsi="Times New Roman" w:eastAsia="Times New Roman"/>
+                <w:b w:val="0"/>
+                <w:sz w:val="20"/>
+              </w:rPr>
+              <w:t>Сверены показатели с артефактами проекта</w:t>
+            </w:r>
+          </w:p>
+        </w:tc>
+        <w:tc>
+          <w:tcPr>
+            <w:tcW w:type="dxa" w:w="3118"/>
+            <w:vAlign w:val="center"/>
+          </w:tcPr>
+          <w:p>
+            <w:pPr>
+              <w:jc w:val="left"/>
+            </w:pPr>
+            <w:r/>
+            <w:r>
+              <w:rPr>
+                <w:rFonts w:ascii="Times New Roman" w:hAnsi="Times New Roman" w:eastAsia="Times New Roman"/>
+                <w:b w:val="0"/>
+                <w:sz w:val="20"/>
+              </w:rPr>
+              <w:t>Результаты подтверждаются файлами проекта</w:t>
+            </w:r>
+          </w:p>
+        </w:tc>
+      </w:tr>
+    </w:tbl>
+    <w:p/>
+    <w:p>
+      <w:pPr>
+        <w:spacing w:line="360" w:lineRule="auto" w:before="160" w:after="120"/>
+        <w:ind w:firstLine="709"/>
+        <w:jc w:val="left"/>
+      </w:pPr>
+      <w:r>
+        <w:rPr>
+          <w:rFonts w:ascii="Times New Roman" w:hAnsi="Times New Roman" w:eastAsia="Times New Roman"/>
+          <w:b/>
+          <w:sz w:val="24"/>
+        </w:rPr>
+        <w:t>3.2. Итоговые показатели проверки</w:t>
+      </w:r>
+    </w:p>
+    <w:p>
+      <w:pPr>
+        <w:spacing w:line="360" w:lineRule="auto" w:before="0" w:after="120"/>
+        <w:ind w:firstLine="709"/>
+        <w:jc w:val="both"/>
+      </w:pPr>
+      <w:r>
+        <w:rPr>
+          <w:rFonts w:ascii="Times New Roman" w:hAnsi="Times New Roman" w:eastAsia="Times New Roman"/>
+          <w:sz w:val="24"/>
+        </w:rPr>
+        <w:t>Итоговый показатель оригинальности составил 98,22%, показатель совпадений - 1,78%, цитирования и самоцитирования - 0%. Значение оригинальности превышает требуемый минимум 80%, а показатель совпадений находится ниже допустимого порога 20%.</w:t>
+      </w:r>
+    </w:p>
+    <w:p>
+      <w:pPr>
+        <w:spacing w:line="360" w:lineRule="auto" w:after="120"/>
+        <w:jc w:val="center"/>
+      </w:pPr>
+      <w:r>
+        <w:rPr>
+          <w:rFonts w:ascii="Times New Roman" w:hAnsi="Times New Roman" w:eastAsia="Times New Roman"/>
+          <w:sz w:val="24"/>
+        </w:rPr>
+        <w:t>Таблица 10 - Статус этапа проверки Антиплагиата.</w:t>
       </w:r>
     </w:p>
     <w:tbl>
@@ -3315,7 +6208,7 @@
                 <w:b/>
                 <w:sz w:val="20"/>
               </w:rPr>
-              <w:t>Статус на момент черновика</w:t>
+              <w:t>Фактический статус</w:t>
             </w:r>
           </w:p>
         </w:tc>
@@ -3336,7 +6229,7 @@
                 <w:b/>
                 <w:sz w:val="20"/>
               </w:rPr>
-              <w:t>Что нужно добавить после проверки</w:t>
+              <w:t>Подтверждение</w:t>
             </w:r>
           </w:p>
         </w:tc>
@@ -3358,7 +6251,7 @@
                 <w:b w:val="0"/>
                 <w:sz w:val="20"/>
               </w:rPr>
-              <w:t>Передача текста секретарю ГЭК</w:t>
+              <w:t>Проверка текста ВКР</w:t>
             </w:r>
           </w:p>
         </w:tc>
@@ -3378,7 +6271,7 @@
                 <w:b w:val="0"/>
                 <w:sz w:val="20"/>
               </w:rPr>
-              <w:t>[ДОПОЛНИТЬ]</w:t>
+              <w:t>Выполнена в системе Антиплагиат.ВУЗ</w:t>
             </w:r>
           </w:p>
         </w:tc>
@@ -3398,69 +6291,7 @@
                 <w:b w:val="0"/>
                 <w:sz w:val="20"/>
               </w:rPr>
-              <w:t>Дата передачи</w:t>
-            </w:r>
-          </w:p>
-        </w:tc>
-      </w:tr>
-      <w:tr>
-        <w:tc>
-          <w:tcPr>
-            <w:tcW w:type="dxa" w:w="3118"/>
-            <w:vAlign w:val="center"/>
-          </w:tcPr>
-          <w:p>
-            <w:pPr>
-              <w:jc w:val="left"/>
-            </w:pPr>
-            <w:r/>
-            <w:r>
-              <w:rPr>
-                <w:rFonts w:ascii="Times New Roman" w:hAnsi="Times New Roman" w:eastAsia="Times New Roman"/>
-                <w:b w:val="0"/>
-                <w:sz w:val="20"/>
-              </w:rPr>
-              <w:t>Количество попыток</w:t>
-            </w:r>
-          </w:p>
-        </w:tc>
-        <w:tc>
-          <w:tcPr>
-            <w:tcW w:type="dxa" w:w="3118"/>
-            <w:vAlign w:val="center"/>
-          </w:tcPr>
-          <w:p>
-            <w:pPr>
-              <w:jc w:val="left"/>
-            </w:pPr>
-            <w:r/>
-            <w:r>
-              <w:rPr>
-                <w:rFonts w:ascii="Times New Roman" w:hAnsi="Times New Roman" w:eastAsia="Times New Roman"/>
-                <w:b w:val="0"/>
-                <w:sz w:val="20"/>
-              </w:rPr>
-              <w:t>[ДОПОЛНИТЬ]</w:t>
-            </w:r>
-          </w:p>
-        </w:tc>
-        <w:tc>
-          <w:tcPr>
-            <w:tcW w:type="dxa" w:w="3118"/>
-            <w:vAlign w:val="center"/>
-          </w:tcPr>
-          <w:p>
-            <w:pPr>
-              <w:jc w:val="left"/>
-            </w:pPr>
-            <w:r/>
-            <w:r>
-              <w:rPr>
-                <w:rFonts w:ascii="Times New Roman" w:hAnsi="Times New Roman" w:eastAsia="Times New Roman"/>
-                <w:b w:val="0"/>
-                <w:sz w:val="20"/>
-              </w:rPr>
-              <w:t>1 или более, с пояснением</w:t>
+              <w:t>Справка от 16.05.2026</w:t>
             </w:r>
           </w:p>
         </w:tc>
@@ -3502,7 +6333,7 @@
                 <w:b w:val="0"/>
                 <w:sz w:val="20"/>
               </w:rPr>
-              <w:t>[ДОПОЛНИТЬ]</w:t>
+              <w:t>98,22%</w:t>
             </w:r>
           </w:p>
         </w:tc>
@@ -3522,7 +6353,7 @@
                 <w:b w:val="0"/>
                 <w:sz w:val="20"/>
               </w:rPr>
-              <w:t>Итоговый процент</w:t>
+              <w:t>Требование не менее 80% выполнено</w:t>
             </w:r>
           </w:p>
         </w:tc>
@@ -3544,7 +6375,7 @@
                 <w:b w:val="0"/>
                 <w:sz w:val="20"/>
               </w:rPr>
-              <w:t>Замечания</w:t>
+              <w:t>Процент совпадений</w:t>
             </w:r>
           </w:p>
         </w:tc>
@@ -3564,7 +6395,7 @@
                 <w:b w:val="0"/>
                 <w:sz w:val="20"/>
               </w:rPr>
-              <w:t>[ДОПОЛНИТЬ]</w:t>
+              <w:t>1,78%</w:t>
             </w:r>
           </w:p>
         </w:tc>
@@ -3584,7 +6415,69 @@
                 <w:b w:val="0"/>
                 <w:sz w:val="20"/>
               </w:rPr>
-              <w:t>Если были, кратко описать</w:t>
+              <w:t>Требование не более 20% заимствований выполнено</w:t>
+            </w:r>
+          </w:p>
+        </w:tc>
+      </w:tr>
+      <w:tr>
+        <w:tc>
+          <w:tcPr>
+            <w:tcW w:type="dxa" w:w="3118"/>
+            <w:vAlign w:val="center"/>
+          </w:tcPr>
+          <w:p>
+            <w:pPr>
+              <w:jc w:val="left"/>
+            </w:pPr>
+            <w:r/>
+            <w:r>
+              <w:rPr>
+                <w:rFonts w:ascii="Times New Roman" w:hAnsi="Times New Roman" w:eastAsia="Times New Roman"/>
+                <w:b w:val="0"/>
+                <w:sz w:val="20"/>
+              </w:rPr>
+              <w:t>Цитирования и самоцитирования</w:t>
+            </w:r>
+          </w:p>
+        </w:tc>
+        <w:tc>
+          <w:tcPr>
+            <w:tcW w:type="dxa" w:w="3118"/>
+            <w:vAlign w:val="center"/>
+          </w:tcPr>
+          <w:p>
+            <w:pPr>
+              <w:jc w:val="left"/>
+            </w:pPr>
+            <w:r/>
+            <w:r>
+              <w:rPr>
+                <w:rFonts w:ascii="Times New Roman" w:hAnsi="Times New Roman" w:eastAsia="Times New Roman"/>
+                <w:b w:val="0"/>
+                <w:sz w:val="20"/>
+              </w:rPr>
+              <w:t>0% и 0%</w:t>
+            </w:r>
+          </w:p>
+        </w:tc>
+        <w:tc>
+          <w:tcPr>
+            <w:tcW w:type="dxa" w:w="3118"/>
+            <w:vAlign w:val="center"/>
+          </w:tcPr>
+          <w:p>
+            <w:pPr>
+              <w:jc w:val="left"/>
+            </w:pPr>
+            <w:r/>
+            <w:r>
+              <w:rPr>
+                <w:rFonts w:ascii="Times New Roman" w:hAnsi="Times New Roman" w:eastAsia="Times New Roman"/>
+                <w:b w:val="0"/>
+                <w:sz w:val="20"/>
+              </w:rPr>
+              <w:t>Указано в справке</w:t>
             </w:r>
           </w:p>
         </w:tc>
@@ -3626,7 +6519,7 @@
                 <w:b w:val="0"/>
                 <w:sz w:val="20"/>
               </w:rPr>
-              <w:t>[ДОПОЛНИТЬ]</w:t>
+              <w:t>Приложен к отчёту</w:t>
             </w:r>
           </w:p>
         </w:tc>
@@ -3646,7 +6539,7 @@
                 <w:b w:val="0"/>
                 <w:sz w:val="20"/>
               </w:rPr>
-              <w:t>Справка Антиплагиата в приложении</w:t>
+              <w:t>Приложение 1</w:t>
             </w:r>
           </w:p>
         </w:tc>
@@ -3664,7 +6557,7 @@
           <w:rFonts w:ascii="Times New Roman" w:hAnsi="Times New Roman" w:eastAsia="Times New Roman"/>
           <w:sz w:val="24"/>
         </w:rPr>
-        <w:t>После получения справки данный раздел должен быть дополнен фактическими данными. Если проверка будет пройдена с первой попытки и показатель оригинальности будет соответствовать требованиям, достаточно указать итоговый процент и приложить справку. Если потребуется повторная проверка, в отчёте необходимо кратко описать, какие замечания были получены и какие корректировки внесены в текст.</w:t>
+        <w:t>Этап проверки оригинальности выполнен. Справка о прохождении проверки включена в приложение 1 настоящего отчёта.</w:t>
       </w:r>
     </w:p>
     <w:p>
@@ -3693,7 +6586,22 @@
           <w:rFonts w:ascii="Times New Roman" w:hAnsi="Times New Roman" w:eastAsia="Times New Roman"/>
           <w:sz w:val="24"/>
         </w:rPr>
-        <w:t>Четвёртый этап индивидуального задания связан с подготовкой к предзащите ВКР. Согласно заданию, необходимо подготовить электронную презентацию объёмом не более 15 слайдов с результатами работы и пройти предзащиту. В отчёт требуется поместить справку или скрин из Google-таблицы с указанным процентом готовности по предзащите.</w:t>
+        <w:t>Четвёртый этап индивидуального задания - подготовка к предзащите ВКР. Согласно заданию, необходимо подготовить электронную презентацию объёмом не более 15 слайдов с результатами работы и пройти предзащиту. В отчёт требуется поместить справку или скрин из Google-таблицы с указанным процентом готовности по предзащите.</w:t>
+      </w:r>
+    </w:p>
+    <w:p>
+      <w:pPr>
+        <w:spacing w:line="360" w:lineRule="auto" w:before="160" w:after="120"/>
+        <w:ind w:firstLine="709"/>
+        <w:jc w:val="left"/>
+      </w:pPr>
+      <w:r>
+        <w:rPr>
+          <w:rFonts w:ascii="Times New Roman" w:hAnsi="Times New Roman" w:eastAsia="Times New Roman"/>
+          <w:b/>
+          <w:sz w:val="24"/>
+        </w:rPr>
+        <w:t>4.1. Подготовка презентации и доклада</w:t>
       </w:r>
     </w:p>
     <w:p>
@@ -3707,7 +6615,7 @@
           <w:rFonts w:ascii="Times New Roman" w:hAnsi="Times New Roman" w:eastAsia="Times New Roman"/>
           <w:sz w:val="24"/>
         </w:rPr>
-        <w:t>Подготовительная часть этапа уже частично выполнена. Для предзащиты подготовлена презентация по теме ВКР. Презентация содержит 8 слайдов, что соответствует ограничению «не более 15 слайдов». В ней отражены актуальность темы, цель и задачи работы, архитектура экспериментального стенда, реализованные алгоритмы, адаптивный контур, ключевые экспериментальные результаты и итоговый вывод.</w:t>
+        <w:t>Для предзащиты была подготовлена презентация по теме ВКР. Презентация содержит 8 слайдов, что соответствует ограничению «не более 15 слайдов». В ней отражены актуальность темы, цель и задачи работы, архитектура экспериментального стенда, реализованные алгоритмы, адаптивный контур, ключевые экспериментальные результаты и итоговый вывод.</w:t>
       </w:r>
     </w:p>
     <w:p>
@@ -3726,6 +6634,81 @@
     </w:p>
     <w:p>
       <w:pPr>
+        <w:spacing w:line="360" w:lineRule="auto" w:before="160" w:after="120"/>
+        <w:ind w:firstLine="709"/>
+        <w:jc w:val="left"/>
+      </w:pPr>
+      <w:r>
+        <w:rPr>
+          <w:rFonts w:ascii="Times New Roman" w:hAnsi="Times New Roman" w:eastAsia="Times New Roman"/>
+          <w:b/>
+          <w:sz w:val="28"/>
+        </w:rPr>
+        <w:t>1. Rate limiting рассматривается как механизм устойчивости и защищённости API, а не только как оптимизация производительности.</w:t>
+      </w:r>
+    </w:p>
+    <w:p>
+      <w:pPr>
+        <w:spacing w:line="360" w:lineRule="auto" w:before="160" w:after="120"/>
+        <w:ind w:firstLine="709"/>
+        <w:jc w:val="left"/>
+      </w:pPr>
+      <w:r>
+        <w:rPr>
+          <w:rFonts w:ascii="Times New Roman" w:hAnsi="Times New Roman" w:eastAsia="Times New Roman"/>
+          <w:b/>
+          <w:sz w:val="28"/>
+        </w:rPr>
+        <w:t>2. Fixed Window, Sliding Window и Token Bucket имеют разные области рационального применения.</w:t>
+      </w:r>
+    </w:p>
+    <w:p>
+      <w:pPr>
+        <w:spacing w:line="360" w:lineRule="auto" w:before="160" w:after="120"/>
+        <w:ind w:firstLine="709"/>
+        <w:jc w:val="left"/>
+      </w:pPr>
+      <w:r>
+        <w:rPr>
+          <w:rFonts w:ascii="Times New Roman" w:hAnsi="Times New Roman" w:eastAsia="Times New Roman"/>
+          <w:b/>
+          <w:sz w:val="28"/>
+        </w:rPr>
+        <w:t>3. Статический алгоритм может быть лучшим в отдельном сценарии, но не является универсальным для смешанной нагрузки.</w:t>
+      </w:r>
+    </w:p>
+    <w:p>
+      <w:pPr>
+        <w:spacing w:line="360" w:lineRule="auto" w:before="160" w:after="120"/>
+        <w:ind w:firstLine="709"/>
+        <w:jc w:val="left"/>
+      </w:pPr>
+      <w:r>
+        <w:rPr>
+          <w:rFonts w:ascii="Times New Roman" w:hAnsi="Times New Roman" w:eastAsia="Times New Roman"/>
+          <w:b/>
+          <w:sz w:val="28"/>
+        </w:rPr>
+        <w:t>4. Адаптивный контур полезен как управляемый переключатель и параметрический регулятор, который повышает универсальность поведения системы.</w:t>
+      </w:r>
+    </w:p>
+    <w:p>
+      <w:pPr>
+        <w:spacing w:line="360" w:lineRule="auto" w:before="160" w:after="120"/>
+        <w:ind w:firstLine="709"/>
+        <w:jc w:val="left"/>
+      </w:pPr>
+      <w:r>
+        <w:rPr>
+          <w:rFonts w:ascii="Times New Roman" w:hAnsi="Times New Roman" w:eastAsia="Times New Roman"/>
+          <w:b/>
+          <w:sz w:val="28"/>
+        </w:rPr>
+        <w:t>5. Экспериментальные результаты подтверждают преимущество adaptive candidate в mixed/universal сценарии.</w:t>
+      </w:r>
+    </w:p>
+    <w:p>
+      <w:pPr>
         <w:spacing w:line="360" w:lineRule="auto" w:before="0" w:after="120"/>
         <w:ind w:firstLine="709"/>
         <w:jc w:val="both"/>
@@ -3735,7 +6718,7 @@
           <w:rFonts w:ascii="Times New Roman" w:hAnsi="Times New Roman" w:eastAsia="Times New Roman"/>
           <w:sz w:val="24"/>
         </w:rPr>
-        <w:t>1. Rate limiting рассматривается как механизм устойчивости и защищённости API, а не только как оптимизация производительности.</w:t>
+        <w:t>Презентация строилась как краткий маршрут по исследованию. Сначала фиксируется проблема: распределённые API должны выдерживать штатную нагрузку, всплески и аномальный трафик. Затем показывается, почему статическое лимитирование не всегда достаточно: один алгоритм лучше сохраняет легитимные всплески, другой строже фильтрует перегрузку, третий проще в реализации, но грубее по поведению. После этого вводится адаптивный контур, который использует телеметрию и меняет поведение лимитера в зависимости от состояния трафика.</w:t>
       </w:r>
     </w:p>
     <w:p>
@@ -3749,23 +6732,597 @@
           <w:rFonts w:ascii="Times New Roman" w:hAnsi="Times New Roman" w:eastAsia="Times New Roman"/>
           <w:sz w:val="24"/>
         </w:rPr>
-        <w:t>2. Fixed Window, Sliding Window и Token Bucket имеют разные области рационального применения.</w:t>
+        <w:t>В докладе отдельно выделялись экспериментальные результаты. На слайды выносились только числа, которые подтверждают основной вывод: агрегированные результаты mixed/universal сценария, long soak сценария и интерпретация DDoS-подобной фазы. Такая структура укладывается в ограничение по времени и показывает, что выводы ВКР основаны на измерениях.</w:t>
       </w:r>
     </w:p>
     <w:p>
       <w:pPr>
-        <w:spacing w:line="360" w:lineRule="auto" w:before="0" w:after="120"/>
-        <w:ind w:firstLine="709"/>
-        <w:jc w:val="both"/>
+        <w:spacing w:line="360" w:lineRule="auto" w:after="120"/>
+        <w:jc w:val="center"/>
       </w:pPr>
       <w:r>
         <w:rPr>
           <w:rFonts w:ascii="Times New Roman" w:hAnsi="Times New Roman" w:eastAsia="Times New Roman"/>
           <w:sz w:val="24"/>
         </w:rPr>
-        <w:t>3. Статический алгоритм может быть лучшим в отдельном сценарии, но не является универсальным для смешанной нагрузки.</w:t>
+        <w:t>Таблица 11 - Структура презентации к предзащите.</w:t>
       </w:r>
     </w:p>
+    <w:tbl>
+      <w:tblPr>
+        <w:tblStyle w:val="TableGrid"/>
+        <w:tblW w:type="auto" w:w="0"/>
+        <w:jc w:val="center"/>
+        <w:tblLook w:firstColumn="1" w:firstRow="1" w:lastColumn="0" w:lastRow="0" w:noHBand="0" w:noVBand="1" w:val="04A0"/>
+      </w:tblPr>
+      <w:tblGrid>
+        <w:gridCol w:w="3118"/>
+        <w:gridCol w:w="3118"/>
+        <w:gridCol w:w="3118"/>
+      </w:tblGrid>
+      <w:tr>
+        <w:tc>
+          <w:tcPr>
+            <w:tcW w:type="dxa" w:w="3118"/>
+            <w:vAlign w:val="center"/>
+            <w:shd w:fill="D9EAF7"/>
+          </w:tcPr>
+          <w:p>
+            <w:pPr>
+              <w:jc w:val="center"/>
+            </w:pPr>
+            <w:r/>
+            <w:r>
+              <w:rPr>
+                <w:rFonts w:ascii="Times New Roman" w:hAnsi="Times New Roman" w:eastAsia="Times New Roman"/>
+                <w:b/>
+                <w:sz w:val="20"/>
+              </w:rPr>
+              <w:t>Блок презентации</w:t>
+            </w:r>
+          </w:p>
+        </w:tc>
+        <w:tc>
+          <w:tcPr>
+            <w:tcW w:type="dxa" w:w="3118"/>
+            <w:vAlign w:val="center"/>
+            <w:shd w:fill="D9EAF7"/>
+          </w:tcPr>
+          <w:p>
+            <w:pPr>
+              <w:jc w:val="center"/>
+            </w:pPr>
+            <w:r/>
+            <w:r>
+              <w:rPr>
+                <w:rFonts w:ascii="Times New Roman" w:hAnsi="Times New Roman" w:eastAsia="Times New Roman"/>
+                <w:b/>
+                <w:sz w:val="20"/>
+              </w:rPr>
+              <w:t>Содержание</w:t>
+            </w:r>
+          </w:p>
+        </w:tc>
+        <w:tc>
+          <w:tcPr>
+            <w:tcW w:type="dxa" w:w="3118"/>
+            <w:vAlign w:val="center"/>
+            <w:shd w:fill="D9EAF7"/>
+          </w:tcPr>
+          <w:p>
+            <w:pPr>
+              <w:jc w:val="center"/>
+            </w:pPr>
+            <w:r/>
+            <w:r>
+              <w:rPr>
+                <w:rFonts w:ascii="Times New Roman" w:hAnsi="Times New Roman" w:eastAsia="Times New Roman"/>
+                <w:b/>
+                <w:sz w:val="20"/>
+              </w:rPr>
+              <w:t>Назначение в докладе</w:t>
+            </w:r>
+          </w:p>
+        </w:tc>
+      </w:tr>
+      <w:tr>
+        <w:tc>
+          <w:tcPr>
+            <w:tcW w:type="dxa" w:w="3118"/>
+            <w:vAlign w:val="center"/>
+          </w:tcPr>
+          <w:p>
+            <w:pPr>
+              <w:jc w:val="left"/>
+            </w:pPr>
+            <w:r/>
+            <w:r>
+              <w:rPr>
+                <w:rFonts w:ascii="Times New Roman" w:hAnsi="Times New Roman" w:eastAsia="Times New Roman"/>
+                <w:b w:val="0"/>
+                <w:sz w:val="20"/>
+              </w:rPr>
+              <w:t>Актуальность</w:t>
+            </w:r>
+          </w:p>
+        </w:tc>
+        <w:tc>
+          <w:tcPr>
+            <w:tcW w:type="dxa" w:w="3118"/>
+            <w:vAlign w:val="center"/>
+          </w:tcPr>
+          <w:p>
+            <w:pPr>
+              <w:jc w:val="left"/>
+            </w:pPr>
+            <w:r/>
+            <w:r>
+              <w:rPr>
+                <w:rFonts w:ascii="Times New Roman" w:hAnsi="Times New Roman" w:eastAsia="Times New Roman"/>
+                <w:b w:val="0"/>
+                <w:sz w:val="20"/>
+              </w:rPr>
+              <w:t>Перегрузки API, всплески трафика, DDoS-подобные сценарии</w:t>
+            </w:r>
+          </w:p>
+        </w:tc>
+        <w:tc>
+          <w:tcPr>
+            <w:tcW w:type="dxa" w:w="3118"/>
+            <w:vAlign w:val="center"/>
+          </w:tcPr>
+          <w:p>
+            <w:pPr>
+              <w:jc w:val="left"/>
+            </w:pPr>
+            <w:r/>
+            <w:r>
+              <w:rPr>
+                <w:rFonts w:ascii="Times New Roman" w:hAnsi="Times New Roman" w:eastAsia="Times New Roman"/>
+                <w:b w:val="0"/>
+                <w:sz w:val="20"/>
+              </w:rPr>
+              <w:t>Обосновать практическую проблему</w:t>
+            </w:r>
+          </w:p>
+        </w:tc>
+      </w:tr>
+      <w:tr>
+        <w:tc>
+          <w:tcPr>
+            <w:tcW w:type="dxa" w:w="3118"/>
+            <w:vAlign w:val="center"/>
+          </w:tcPr>
+          <w:p>
+            <w:pPr>
+              <w:jc w:val="left"/>
+            </w:pPr>
+            <w:r/>
+            <w:r>
+              <w:rPr>
+                <w:rFonts w:ascii="Times New Roman" w:hAnsi="Times New Roman" w:eastAsia="Times New Roman"/>
+                <w:b w:val="0"/>
+                <w:sz w:val="20"/>
+              </w:rPr>
+              <w:t>Цель и задачи</w:t>
+            </w:r>
+          </w:p>
+        </w:tc>
+        <w:tc>
+          <w:tcPr>
+            <w:tcW w:type="dxa" w:w="3118"/>
+            <w:vAlign w:val="center"/>
+          </w:tcPr>
+          <w:p>
+            <w:pPr>
+              <w:jc w:val="left"/>
+            </w:pPr>
+            <w:r/>
+            <w:r>
+              <w:rPr>
+                <w:rFonts w:ascii="Times New Roman" w:hAnsi="Times New Roman" w:eastAsia="Times New Roman"/>
+                <w:b w:val="0"/>
+                <w:sz w:val="20"/>
+              </w:rPr>
+              <w:t>Разработка и проверка адаптивного подхода</w:t>
+            </w:r>
+          </w:p>
+        </w:tc>
+        <w:tc>
+          <w:tcPr>
+            <w:tcW w:type="dxa" w:w="3118"/>
+            <w:vAlign w:val="center"/>
+          </w:tcPr>
+          <w:p>
+            <w:pPr>
+              <w:jc w:val="left"/>
+            </w:pPr>
+            <w:r/>
+            <w:r>
+              <w:rPr>
+                <w:rFonts w:ascii="Times New Roman" w:hAnsi="Times New Roman" w:eastAsia="Times New Roman"/>
+                <w:b w:val="0"/>
+                <w:sz w:val="20"/>
+              </w:rPr>
+              <w:t>Показать исследовательскую рамку</w:t>
+            </w:r>
+          </w:p>
+        </w:tc>
+      </w:tr>
+      <w:tr>
+        <w:tc>
+          <w:tcPr>
+            <w:tcW w:type="dxa" w:w="3118"/>
+            <w:vAlign w:val="center"/>
+          </w:tcPr>
+          <w:p>
+            <w:pPr>
+              <w:jc w:val="left"/>
+            </w:pPr>
+            <w:r/>
+            <w:r>
+              <w:rPr>
+                <w:rFonts w:ascii="Times New Roman" w:hAnsi="Times New Roman" w:eastAsia="Times New Roman"/>
+                <w:b w:val="0"/>
+                <w:sz w:val="20"/>
+              </w:rPr>
+              <w:t>Алгоритмы</w:t>
+            </w:r>
+          </w:p>
+        </w:tc>
+        <w:tc>
+          <w:tcPr>
+            <w:tcW w:type="dxa" w:w="3118"/>
+            <w:vAlign w:val="center"/>
+          </w:tcPr>
+          <w:p>
+            <w:pPr>
+              <w:jc w:val="left"/>
+            </w:pPr>
+            <w:r/>
+            <w:r>
+              <w:rPr>
+                <w:rFonts w:ascii="Times New Roman" w:hAnsi="Times New Roman" w:eastAsia="Times New Roman"/>
+                <w:b w:val="0"/>
+                <w:sz w:val="20"/>
+              </w:rPr>
+              <w:t>Fixed Window, Sliding Window, Token Bucket</w:t>
+            </w:r>
+          </w:p>
+        </w:tc>
+        <w:tc>
+          <w:tcPr>
+            <w:tcW w:type="dxa" w:w="3118"/>
+            <w:vAlign w:val="center"/>
+          </w:tcPr>
+          <w:p>
+            <w:pPr>
+              <w:jc w:val="left"/>
+            </w:pPr>
+            <w:r/>
+            <w:r>
+              <w:rPr>
+                <w:rFonts w:ascii="Times New Roman" w:hAnsi="Times New Roman" w:eastAsia="Times New Roman"/>
+                <w:b w:val="0"/>
+                <w:sz w:val="20"/>
+              </w:rPr>
+              <w:t>Объяснить базовые режимы сравнения</w:t>
+            </w:r>
+          </w:p>
+        </w:tc>
+      </w:tr>
+      <w:tr>
+        <w:tc>
+          <w:tcPr>
+            <w:tcW w:type="dxa" w:w="3118"/>
+            <w:vAlign w:val="center"/>
+          </w:tcPr>
+          <w:p>
+            <w:pPr>
+              <w:jc w:val="left"/>
+            </w:pPr>
+            <w:r/>
+            <w:r>
+              <w:rPr>
+                <w:rFonts w:ascii="Times New Roman" w:hAnsi="Times New Roman" w:eastAsia="Times New Roman"/>
+                <w:b w:val="0"/>
+                <w:sz w:val="20"/>
+              </w:rPr>
+              <w:t>Архитектура стенда</w:t>
+            </w:r>
+          </w:p>
+        </w:tc>
+        <w:tc>
+          <w:tcPr>
+            <w:tcW w:type="dxa" w:w="3118"/>
+            <w:vAlign w:val="center"/>
+          </w:tcPr>
+          <w:p>
+            <w:pPr>
+              <w:jc w:val="left"/>
+            </w:pPr>
+            <w:r/>
+            <w:r>
+              <w:rPr>
+                <w:rFonts w:ascii="Times New Roman" w:hAnsi="Times New Roman" w:eastAsia="Times New Roman"/>
+                <w:b w:val="0"/>
+                <w:sz w:val="20"/>
+              </w:rPr>
+              <w:t>Генератор нагрузки, лимитер, целевой сервис, Redis, мониторинг</w:t>
+            </w:r>
+          </w:p>
+        </w:tc>
+        <w:tc>
+          <w:tcPr>
+            <w:tcW w:type="dxa" w:w="3118"/>
+            <w:vAlign w:val="center"/>
+          </w:tcPr>
+          <w:p>
+            <w:pPr>
+              <w:jc w:val="left"/>
+            </w:pPr>
+            <w:r/>
+            <w:r>
+              <w:rPr>
+                <w:rFonts w:ascii="Times New Roman" w:hAnsi="Times New Roman" w:eastAsia="Times New Roman"/>
+                <w:b w:val="0"/>
+                <w:sz w:val="20"/>
+              </w:rPr>
+              <w:t>Показать воспроизводимость экспериментов</w:t>
+            </w:r>
+          </w:p>
+        </w:tc>
+      </w:tr>
+      <w:tr>
+        <w:tc>
+          <w:tcPr>
+            <w:tcW w:type="dxa" w:w="3118"/>
+            <w:vAlign w:val="center"/>
+          </w:tcPr>
+          <w:p>
+            <w:pPr>
+              <w:jc w:val="left"/>
+            </w:pPr>
+            <w:r/>
+            <w:r>
+              <w:rPr>
+                <w:rFonts w:ascii="Times New Roman" w:hAnsi="Times New Roman" w:eastAsia="Times New Roman"/>
+                <w:b w:val="0"/>
+                <w:sz w:val="20"/>
+              </w:rPr>
+              <w:t>Адаптивный контур</w:t>
+            </w:r>
+          </w:p>
+        </w:tc>
+        <w:tc>
+          <w:tcPr>
+            <w:tcW w:type="dxa" w:w="3118"/>
+            <w:vAlign w:val="center"/>
+          </w:tcPr>
+          <w:p>
+            <w:pPr>
+              <w:jc w:val="left"/>
+            </w:pPr>
+            <w:r/>
+            <w:r>
+              <w:rPr>
+                <w:rFonts w:ascii="Times New Roman" w:hAnsi="Times New Roman" w:eastAsia="Times New Roman"/>
+                <w:b w:val="0"/>
+                <w:sz w:val="20"/>
+              </w:rPr>
+              <w:t>Переключение режимов и настройка параметров</w:t>
+            </w:r>
+          </w:p>
+        </w:tc>
+        <w:tc>
+          <w:tcPr>
+            <w:tcW w:type="dxa" w:w="3118"/>
+            <w:vAlign w:val="center"/>
+          </w:tcPr>
+          <w:p>
+            <w:pPr>
+              <w:jc w:val="left"/>
+            </w:pPr>
+            <w:r/>
+            <w:r>
+              <w:rPr>
+                <w:rFonts w:ascii="Times New Roman" w:hAnsi="Times New Roman" w:eastAsia="Times New Roman"/>
+                <w:b w:val="0"/>
+                <w:sz w:val="20"/>
+              </w:rPr>
+              <w:t>Раскрыть собственный вклад</w:t>
+            </w:r>
+          </w:p>
+        </w:tc>
+      </w:tr>
+      <w:tr>
+        <w:tc>
+          <w:tcPr>
+            <w:tcW w:type="dxa" w:w="3118"/>
+            <w:vAlign w:val="center"/>
+          </w:tcPr>
+          <w:p>
+            <w:pPr>
+              <w:jc w:val="left"/>
+            </w:pPr>
+            <w:r/>
+            <w:r>
+              <w:rPr>
+                <w:rFonts w:ascii="Times New Roman" w:hAnsi="Times New Roman" w:eastAsia="Times New Roman"/>
+                <w:b w:val="0"/>
+                <w:sz w:val="20"/>
+              </w:rPr>
+              <w:t>Результаты</w:t>
+            </w:r>
+          </w:p>
+        </w:tc>
+        <w:tc>
+          <w:tcPr>
+            <w:tcW w:type="dxa" w:w="3118"/>
+            <w:vAlign w:val="center"/>
+          </w:tcPr>
+          <w:p>
+            <w:pPr>
+              <w:jc w:val="left"/>
+            </w:pPr>
+            <w:r/>
+            <w:r>
+              <w:rPr>
+                <w:rFonts w:ascii="Times New Roman" w:hAnsi="Times New Roman" w:eastAsia="Times New Roman"/>
+                <w:b w:val="0"/>
+                <w:sz w:val="20"/>
+              </w:rPr>
+              <w:t>Mixed/universal, DDoS, recovery-сценарии</w:t>
+            </w:r>
+          </w:p>
+        </w:tc>
+        <w:tc>
+          <w:tcPr>
+            <w:tcW w:type="dxa" w:w="3118"/>
+            <w:vAlign w:val="center"/>
+          </w:tcPr>
+          <w:p>
+            <w:pPr>
+              <w:jc w:val="left"/>
+            </w:pPr>
+            <w:r/>
+            <w:r>
+              <w:rPr>
+                <w:rFonts w:ascii="Times New Roman" w:hAnsi="Times New Roman" w:eastAsia="Times New Roman"/>
+                <w:b w:val="0"/>
+                <w:sz w:val="20"/>
+              </w:rPr>
+              <w:t>Подтвердить выводы численно</w:t>
+            </w:r>
+          </w:p>
+        </w:tc>
+      </w:tr>
+      <w:tr>
+        <w:tc>
+          <w:tcPr>
+            <w:tcW w:type="dxa" w:w="3118"/>
+            <w:vAlign w:val="center"/>
+          </w:tcPr>
+          <w:p>
+            <w:pPr>
+              <w:jc w:val="left"/>
+            </w:pPr>
+            <w:r/>
+            <w:r>
+              <w:rPr>
+                <w:rFonts w:ascii="Times New Roman" w:hAnsi="Times New Roman" w:eastAsia="Times New Roman"/>
+                <w:b w:val="0"/>
+                <w:sz w:val="20"/>
+              </w:rPr>
+              <w:t>Ограничения</w:t>
+            </w:r>
+          </w:p>
+        </w:tc>
+        <w:tc>
+          <w:tcPr>
+            <w:tcW w:type="dxa" w:w="3118"/>
+            <w:vAlign w:val="center"/>
+          </w:tcPr>
+          <w:p>
+            <w:pPr>
+              <w:jc w:val="left"/>
+            </w:pPr>
+            <w:r/>
+            <w:r>
+              <w:rPr>
+                <w:rFonts w:ascii="Times New Roman" w:hAnsi="Times New Roman" w:eastAsia="Times New Roman"/>
+                <w:b w:val="0"/>
+                <w:sz w:val="20"/>
+              </w:rPr>
+              <w:t>Интерпретация DDoS и отсутствие собственной ML-модели</w:t>
+            </w:r>
+          </w:p>
+        </w:tc>
+        <w:tc>
+          <w:tcPr>
+            <w:tcW w:type="dxa" w:w="3118"/>
+            <w:vAlign w:val="center"/>
+          </w:tcPr>
+          <w:p>
+            <w:pPr>
+              <w:jc w:val="left"/>
+            </w:pPr>
+            <w:r/>
+            <w:r>
+              <w:rPr>
+                <w:rFonts w:ascii="Times New Roman" w:hAnsi="Times New Roman" w:eastAsia="Times New Roman"/>
+                <w:b w:val="0"/>
+                <w:sz w:val="20"/>
+              </w:rPr>
+              <w:t>Снять риск завышенных утверждений</w:t>
+            </w:r>
+          </w:p>
+        </w:tc>
+      </w:tr>
+      <w:tr>
+        <w:tc>
+          <w:tcPr>
+            <w:tcW w:type="dxa" w:w="3118"/>
+            <w:vAlign w:val="center"/>
+          </w:tcPr>
+          <w:p>
+            <w:pPr>
+              <w:jc w:val="left"/>
+            </w:pPr>
+            <w:r/>
+            <w:r>
+              <w:rPr>
+                <w:rFonts w:ascii="Times New Roman" w:hAnsi="Times New Roman" w:eastAsia="Times New Roman"/>
+                <w:b w:val="0"/>
+                <w:sz w:val="20"/>
+              </w:rPr>
+              <w:t>Итог</w:t>
+            </w:r>
+          </w:p>
+        </w:tc>
+        <w:tc>
+          <w:tcPr>
+            <w:tcW w:type="dxa" w:w="3118"/>
+            <w:vAlign w:val="center"/>
+          </w:tcPr>
+          <w:p>
+            <w:pPr>
+              <w:jc w:val="left"/>
+            </w:pPr>
+            <w:r/>
+            <w:r>
+              <w:rPr>
+                <w:rFonts w:ascii="Times New Roman" w:hAnsi="Times New Roman" w:eastAsia="Times New Roman"/>
+                <w:b w:val="0"/>
+                <w:sz w:val="20"/>
+              </w:rPr>
+              <w:t>Практические рекомендации и вывод</w:t>
+            </w:r>
+          </w:p>
+        </w:tc>
+        <w:tc>
+          <w:tcPr>
+            <w:tcW w:type="dxa" w:w="3118"/>
+            <w:vAlign w:val="center"/>
+          </w:tcPr>
+          <w:p>
+            <w:pPr>
+              <w:jc w:val="left"/>
+            </w:pPr>
+            <w:r/>
+            <w:r>
+              <w:rPr>
+                <w:rFonts w:ascii="Times New Roman" w:hAnsi="Times New Roman" w:eastAsia="Times New Roman"/>
+                <w:b w:val="0"/>
+                <w:sz w:val="20"/>
+              </w:rPr>
+              <w:t>Завершить защищаемую логику</w:t>
+            </w:r>
+          </w:p>
+        </w:tc>
+      </w:tr>
+    </w:tbl>
+    <w:p/>
     <w:p>
       <w:pPr>
         <w:spacing w:line="360" w:lineRule="auto" w:before="0" w:after="120"/>
@@ -3777,7 +7334,22 @@
           <w:rFonts w:ascii="Times New Roman" w:hAnsi="Times New Roman" w:eastAsia="Times New Roman"/>
           <w:sz w:val="24"/>
         </w:rPr>
-        <w:t>4. Адаптивный контур полезен как управляемый переключатель и параметрический регулятор, который повышает универсальность поведения системы.</w:t>
+        <w:t>Результат предзащиты подтверждён скрином из Google-таблицы. В строке обучающегося указаны группа P4219, ФИО Юнусов Ислам Рамилевич, тема ВКР, руководитель Платонов Алексей Владимирович, значение готовности 95, пороговое значение 70, результат 80, отметка «+», оригинальность 98,22% и дата 16.05.2026. Значение готовности выше минимально требуемых 70%, поэтому требование индивидуального задания по предзащите выполнено.</w:t>
+      </w:r>
+    </w:p>
+    <w:p>
+      <w:pPr>
+        <w:spacing w:line="360" w:lineRule="auto" w:before="160" w:after="120"/>
+        <w:ind w:firstLine="709"/>
+        <w:jc w:val="left"/>
+      </w:pPr>
+      <w:r>
+        <w:rPr>
+          <w:rFonts w:ascii="Times New Roman" w:hAnsi="Times New Roman" w:eastAsia="Times New Roman"/>
+          <w:b/>
+          <w:sz w:val="24"/>
+        </w:rPr>
+        <w:t>4.2. Проработка вопросов и ограничений исследования</w:t>
       </w:r>
     </w:p>
     <w:p>
@@ -3791,7 +7363,7 @@
           <w:rFonts w:ascii="Times New Roman" w:hAnsi="Times New Roman" w:eastAsia="Times New Roman"/>
           <w:sz w:val="24"/>
         </w:rPr>
-        <w:t>5. Экспериментальные результаты подтверждают преимущество adaptive candidate в mixed/universal сценарии.</w:t>
+        <w:t>Перед предзащитой были проработаны ожидаемые вопросы и замечания: почему адаптивный режим не всегда превосходит статические алгоритмы, зачем нужен внешний аналитический модуль, чем Token Bucket отличается от Sliding Window в прикладных сценариях, как интерпретировать высокий success в DDoS-сценарии и почему в работе не разрабатывается собственная ML-модель. Ответы соотнесены с логикой ВКР: adaptive-подход повышает универсальность для смешанной нагрузки, внешний модуль работает как аналитический советник и не входит в критический путь каждого запроса, а отсутствие собственной ML-модели зафиксировано как ограничение исследовательской постановки.</w:t>
       </w:r>
     </w:p>
     <w:p>
@@ -3805,34 +7377,343 @@
           <w:rFonts w:ascii="Times New Roman" w:hAnsi="Times New Roman" w:eastAsia="Times New Roman"/>
           <w:sz w:val="24"/>
         </w:rPr>
-        <w:t>После прохождения предзащиты данный раздел необходимо дополнить фактическими сведениями: датой предзащиты, составом ключевых вопросов, краткими ответами на них, итоговой оценкой готовности и ссылкой на приложение со скрином результата. Презентацию в отчёт прикладывать не требуется, так как в сообщении куратора отдельно указано, что презентация не должна включаться в отчёт.</w:t>
+        <w:t>Для доклада были подготовлены короткие ответы на возможные вопросы. Например, при вопросе о том, почему adaptive candidate не является лучшим в каждом сценарии, основной ответ сводится к постановке цели: работа не ищет абсолютного победителя по одной метрике, а оценивает универсальность поведения системы при смешанной нагрузке.</w:t>
       </w:r>
     </w:p>
     <w:p>
       <w:pPr>
-        <w:spacing w:line="360" w:lineRule="auto" w:before="0" w:after="120"/>
-        <w:ind w:firstLine="709"/>
-        <w:jc w:val="both"/>
+        <w:spacing w:line="360" w:lineRule="auto" w:after="120"/>
+        <w:jc w:val="center"/>
       </w:pPr>
       <w:r>
         <w:rPr>
           <w:rFonts w:ascii="Times New Roman" w:hAnsi="Times New Roman" w:eastAsia="Times New Roman"/>
           <w:sz w:val="24"/>
         </w:rPr>
-        <w:t>Ожидаемые вопросы на предзащите уже можно выделить заранее. Наиболее вероятными являются вопросы о том, почему адаптивный режим не всегда превосходит статические алгоритмы, зачем нужен внешний аналитический модуль, чем Token Bucket отличается от Sliding Window в прикладных сценариях, как интерпретировать высокий success в DDoS-сценарии и почему в работе не разрабатывается собственная ML-модель. Ответы на эти вопросы подготовлены в логике самой ВКР: цель adaptive-подхода состоит в повышении универсальности для смешанной нагрузки, внешний модуль работает как аналитический советник, а не как синхронная часть обработки каждого запроса, а отсутствие собственной ML-модели является осознанным ограничением исследовательской постановки.</w:t>
+        <w:t>Таблица 12 - Подготовленные ответы на вероятные вопросы предзащиты.</w:t>
       </w:r>
     </w:p>
+    <w:tbl>
+      <w:tblPr>
+        <w:tblStyle w:val="TableGrid"/>
+        <w:tblW w:type="auto" w:w="0"/>
+        <w:jc w:val="center"/>
+        <w:tblLook w:firstColumn="1" w:firstRow="1" w:lastColumn="0" w:lastRow="0" w:noHBand="0" w:noVBand="1" w:val="04A0"/>
+      </w:tblPr>
+      <w:tblGrid>
+        <w:gridCol w:w="4677"/>
+        <w:gridCol w:w="4677"/>
+      </w:tblGrid>
+      <w:tr>
+        <w:tc>
+          <w:tcPr>
+            <w:tcW w:type="dxa" w:w="4677"/>
+            <w:vAlign w:val="center"/>
+            <w:shd w:fill="D9EAF7"/>
+          </w:tcPr>
+          <w:p>
+            <w:pPr>
+              <w:jc w:val="center"/>
+            </w:pPr>
+            <w:r/>
+            <w:r>
+              <w:rPr>
+                <w:rFonts w:ascii="Times New Roman" w:hAnsi="Times New Roman" w:eastAsia="Times New Roman"/>
+                <w:b/>
+                <w:sz w:val="20"/>
+              </w:rPr>
+              <w:t>Вопрос</w:t>
+            </w:r>
+          </w:p>
+        </w:tc>
+        <w:tc>
+          <w:tcPr>
+            <w:tcW w:type="dxa" w:w="4677"/>
+            <w:vAlign w:val="center"/>
+            <w:shd w:fill="D9EAF7"/>
+          </w:tcPr>
+          <w:p>
+            <w:pPr>
+              <w:jc w:val="center"/>
+            </w:pPr>
+            <w:r/>
+            <w:r>
+              <w:rPr>
+                <w:rFonts w:ascii="Times New Roman" w:hAnsi="Times New Roman" w:eastAsia="Times New Roman"/>
+                <w:b/>
+                <w:sz w:val="20"/>
+              </w:rPr>
+              <w:t>Подготовленный ответ</w:t>
+            </w:r>
+          </w:p>
+        </w:tc>
+      </w:tr>
+      <w:tr>
+        <w:tc>
+          <w:tcPr>
+            <w:tcW w:type="dxa" w:w="4677"/>
+            <w:vAlign w:val="center"/>
+          </w:tcPr>
+          <w:p>
+            <w:pPr>
+              <w:jc w:val="left"/>
+            </w:pPr>
+            <w:r/>
+            <w:r>
+              <w:rPr>
+                <w:rFonts w:ascii="Times New Roman" w:hAnsi="Times New Roman" w:eastAsia="Times New Roman"/>
+                <w:b w:val="0"/>
+                <w:sz w:val="20"/>
+              </w:rPr>
+              <w:t>Почему adaptive не всегда лучше статических алгоритмов?</w:t>
+            </w:r>
+          </w:p>
+        </w:tc>
+        <w:tc>
+          <w:tcPr>
+            <w:tcW w:type="dxa" w:w="4677"/>
+            <w:vAlign w:val="center"/>
+          </w:tcPr>
+          <w:p>
+            <w:pPr>
+              <w:jc w:val="left"/>
+            </w:pPr>
+            <w:r/>
+            <w:r>
+              <w:rPr>
+                <w:rFonts w:ascii="Times New Roman" w:hAnsi="Times New Roman" w:eastAsia="Times New Roman"/>
+                <w:b w:val="0"/>
+                <w:sz w:val="20"/>
+              </w:rPr>
+              <w:t>Потому что статические алгоритмы имеют сильные стороны в отдельных режимах; adaptive нужен для универсального компромисса в смешанной нагрузке</w:t>
+            </w:r>
+          </w:p>
+        </w:tc>
+      </w:tr>
+      <w:tr>
+        <w:tc>
+          <w:tcPr>
+            <w:tcW w:type="dxa" w:w="4677"/>
+            <w:vAlign w:val="center"/>
+          </w:tcPr>
+          <w:p>
+            <w:pPr>
+              <w:jc w:val="left"/>
+            </w:pPr>
+            <w:r/>
+            <w:r>
+              <w:rPr>
+                <w:rFonts w:ascii="Times New Roman" w:hAnsi="Times New Roman" w:eastAsia="Times New Roman"/>
+                <w:b w:val="0"/>
+                <w:sz w:val="20"/>
+              </w:rPr>
+              <w:t>Зачем нужен внешний аналитический модуль?</w:t>
+            </w:r>
+          </w:p>
+        </w:tc>
+        <w:tc>
+          <w:tcPr>
+            <w:tcW w:type="dxa" w:w="4677"/>
+            <w:vAlign w:val="center"/>
+          </w:tcPr>
+          <w:p>
+            <w:pPr>
+              <w:jc w:val="left"/>
+            </w:pPr>
+            <w:r/>
+            <w:r>
+              <w:rPr>
+                <w:rFonts w:ascii="Times New Roman" w:hAnsi="Times New Roman" w:eastAsia="Times New Roman"/>
+                <w:b w:val="0"/>
+                <w:sz w:val="20"/>
+              </w:rPr>
+              <w:t>Он используется как аналитический советник и не находится в критическом пути каждого запроса</w:t>
+            </w:r>
+          </w:p>
+        </w:tc>
+      </w:tr>
+      <w:tr>
+        <w:tc>
+          <w:tcPr>
+            <w:tcW w:type="dxa" w:w="4677"/>
+            <w:vAlign w:val="center"/>
+          </w:tcPr>
+          <w:p>
+            <w:pPr>
+              <w:jc w:val="left"/>
+            </w:pPr>
+            <w:r/>
+            <w:r>
+              <w:rPr>
+                <w:rFonts w:ascii="Times New Roman" w:hAnsi="Times New Roman" w:eastAsia="Times New Roman"/>
+                <w:b w:val="0"/>
+                <w:sz w:val="20"/>
+              </w:rPr>
+              <w:t>Чем Token Bucket отличается от Sliding Window?</w:t>
+            </w:r>
+          </w:p>
+        </w:tc>
+        <w:tc>
+          <w:tcPr>
+            <w:tcW w:type="dxa" w:w="4677"/>
+            <w:vAlign w:val="center"/>
+          </w:tcPr>
+          <w:p>
+            <w:pPr>
+              <w:jc w:val="left"/>
+            </w:pPr>
+            <w:r/>
+            <w:r>
+              <w:rPr>
+                <w:rFonts w:ascii="Times New Roman" w:hAnsi="Times New Roman" w:eastAsia="Times New Roman"/>
+                <w:b w:val="0"/>
+                <w:sz w:val="20"/>
+              </w:rPr>
+              <w:t>Token Bucket лучше допускает кратковременные легитимные всплески, Sliding Window строже ограничивает поток в окне</w:t>
+            </w:r>
+          </w:p>
+        </w:tc>
+      </w:tr>
+      <w:tr>
+        <w:tc>
+          <w:tcPr>
+            <w:tcW w:type="dxa" w:w="4677"/>
+            <w:vAlign w:val="center"/>
+          </w:tcPr>
+          <w:p>
+            <w:pPr>
+              <w:jc w:val="left"/>
+            </w:pPr>
+            <w:r/>
+            <w:r>
+              <w:rPr>
+                <w:rFonts w:ascii="Times New Roman" w:hAnsi="Times New Roman" w:eastAsia="Times New Roman"/>
+                <w:b w:val="0"/>
+                <w:sz w:val="20"/>
+              </w:rPr>
+              <w:t>Как трактовать высокий success в DDoS-сценарии?</w:t>
+            </w:r>
+          </w:p>
+        </w:tc>
+        <w:tc>
+          <w:tcPr>
+            <w:tcW w:type="dxa" w:w="4677"/>
+            <w:vAlign w:val="center"/>
+          </w:tcPr>
+          <w:p>
+            <w:pPr>
+              <w:jc w:val="left"/>
+            </w:pPr>
+            <w:r/>
+            <w:r>
+              <w:rPr>
+                <w:rFonts w:ascii="Times New Roman" w:hAnsi="Times New Roman" w:eastAsia="Times New Roman"/>
+                <w:b w:val="0"/>
+                <w:sz w:val="20"/>
+              </w:rPr>
+              <w:t>Как сохранение доступности стенда, а не как доказательство точной идентификации атакующего клиента</w:t>
+            </w:r>
+          </w:p>
+        </w:tc>
+      </w:tr>
+      <w:tr>
+        <w:tc>
+          <w:tcPr>
+            <w:tcW w:type="dxa" w:w="4677"/>
+            <w:vAlign w:val="center"/>
+          </w:tcPr>
+          <w:p>
+            <w:pPr>
+              <w:jc w:val="left"/>
+            </w:pPr>
+            <w:r/>
+            <w:r>
+              <w:rPr>
+                <w:rFonts w:ascii="Times New Roman" w:hAnsi="Times New Roman" w:eastAsia="Times New Roman"/>
+                <w:b w:val="0"/>
+                <w:sz w:val="20"/>
+              </w:rPr>
+              <w:t>Почему не реализована собственная ML-модель?</w:t>
+            </w:r>
+          </w:p>
+        </w:tc>
+        <w:tc>
+          <w:tcPr>
+            <w:tcW w:type="dxa" w:w="4677"/>
+            <w:vAlign w:val="center"/>
+          </w:tcPr>
+          <w:p>
+            <w:pPr>
+              <w:jc w:val="left"/>
+            </w:pPr>
+            <w:r/>
+            <w:r>
+              <w:rPr>
+                <w:rFonts w:ascii="Times New Roman" w:hAnsi="Times New Roman" w:eastAsia="Times New Roman"/>
+                <w:b w:val="0"/>
+                <w:sz w:val="20"/>
+              </w:rPr>
+              <w:t>Фокус работы - адаптивное управление лимитированием, а не обучение отдельной модели обнаружения атак</w:t>
+            </w:r>
+          </w:p>
+        </w:tc>
+      </w:tr>
+    </w:tbl>
+    <w:p/>
     <w:p>
       <w:pPr>
-        <w:spacing w:line="360" w:lineRule="auto" w:after="120"/>
-        <w:jc w:val="center"/>
+        <w:spacing w:line="360" w:lineRule="auto" w:before="0" w:after="120"/>
+        <w:ind w:firstLine="709"/>
+        <w:jc w:val="both"/>
       </w:pPr>
       <w:r>
         <w:rPr>
           <w:rFonts w:ascii="Times New Roman" w:hAnsi="Times New Roman" w:eastAsia="Times New Roman"/>
           <w:sz w:val="24"/>
         </w:rPr>
-        <w:t>Таблица 6 - Статус этапа предзащиты.</w:t>
+        <w:t>Такая подготовка нужна из-за характера исследования: оно находится на границе инженерной реализации и экспериментальной оценки. На защите недостаточно показать работающий стенд; нужно объяснить, какие выводы из него следуют, где границы применимости результатов и почему выбранная интерпретация корректна.</w:t>
+      </w:r>
+    </w:p>
+    <w:p>
+      <w:pPr>
+        <w:spacing w:line="360" w:lineRule="auto" w:before="160" w:after="120"/>
+        <w:ind w:firstLine="709"/>
+        <w:jc w:val="left"/>
+      </w:pPr>
+      <w:r>
+        <w:rPr>
+          <w:rFonts w:ascii="Times New Roman" w:hAnsi="Times New Roman" w:eastAsia="Times New Roman"/>
+          <w:b/>
+          <w:sz w:val="24"/>
+        </w:rPr>
+        <w:t>4.3. Результат предзащиты</w:t>
+      </w:r>
+    </w:p>
+    <w:p>
+      <w:pPr>
+        <w:spacing w:line="360" w:lineRule="auto" w:before="0" w:after="120"/>
+        <w:ind w:firstLine="709"/>
+        <w:jc w:val="both"/>
+      </w:pPr>
+      <w:r>
+        <w:rPr>
+          <w:rFonts w:ascii="Times New Roman" w:hAnsi="Times New Roman" w:eastAsia="Times New Roman"/>
+          <w:sz w:val="24"/>
+        </w:rPr>
+        <w:t>Итоговый результат предзащиты зафиксирован в Google-таблице. В строке обучающегося указана готовность ВКР 95%, готовность презентации 70%, допуск к защите 80%, отметка явки на предзащиту «+», оригинальность 98,22% и дата проверки 16.05.2026. Скрин строки вместе с заголовком таблицы включён в приложение 2 настоящего отчёта.</w:t>
+      </w:r>
+    </w:p>
+    <w:p>
+      <w:pPr>
+        <w:spacing w:line="360" w:lineRule="auto" w:after="120"/>
+        <w:jc w:val="center"/>
+      </w:pPr>
+      <w:r>
+        <w:rPr>
+          <w:rFonts w:ascii="Times New Roman" w:hAnsi="Times New Roman" w:eastAsia="Times New Roman"/>
+          <w:sz w:val="24"/>
+        </w:rPr>
+        <w:t>Таблица 13 - Статус этапа предзащиты.</w:t>
       </w:r>
     </w:p>
     <w:tbl>
@@ -3886,7 +7767,7 @@
                 <w:b/>
                 <w:sz w:val="20"/>
               </w:rPr>
-              <w:t>Статус на момент черновика</w:t>
+              <w:t>Фактический статус</w:t>
             </w:r>
           </w:p>
         </w:tc>
@@ -3907,7 +7788,7 @@
                 <w:b/>
                 <w:sz w:val="20"/>
               </w:rPr>
-              <w:t>Что нужно добавить после предзащиты</w:t>
+              <w:t>Подтверждение</w:t>
             </w:r>
           </w:p>
         </w:tc>
@@ -3969,7 +7850,7 @@
                 <w:b w:val="0"/>
                 <w:sz w:val="20"/>
               </w:rPr>
-              <w:t>При необходимости обновить по замечаниям</w:t>
+              <w:t>Соответствует ограничению не более 15 слайдов</w:t>
             </w:r>
           </w:p>
         </w:tc>
@@ -3991,7 +7872,7 @@
                 <w:b w:val="0"/>
                 <w:sz w:val="20"/>
               </w:rPr>
-              <w:t>Дата предзащиты</w:t>
+              <w:t>Готовность по строке предзащиты</w:t>
             </w:r>
           </w:p>
         </w:tc>
@@ -4011,7 +7892,7 @@
                 <w:b w:val="0"/>
                 <w:sz w:val="20"/>
               </w:rPr>
-              <w:t>[ДОПОЛНИТЬ]</w:t>
+              <w:t>95</w:t>
             </w:r>
           </w:p>
         </w:tc>
@@ -4031,7 +7912,7 @@
                 <w:b w:val="0"/>
                 <w:sz w:val="20"/>
               </w:rPr>
-              <w:t>Фактическая дата</w:t>
+              <w:t>Выше порога 70</w:t>
             </w:r>
           </w:p>
         </w:tc>
@@ -4053,7 +7934,7 @@
                 <w:b w:val="0"/>
                 <w:sz w:val="20"/>
               </w:rPr>
-              <w:t>Вопросы комиссии</w:t>
+              <w:t>Результат по строке предзащиты</w:t>
             </w:r>
           </w:p>
         </w:tc>
@@ -4073,7 +7954,7 @@
                 <w:b w:val="0"/>
                 <w:sz w:val="20"/>
               </w:rPr>
-              <w:t>[ДОПОЛНИТЬ]</w:t>
+              <w:t>80 и отметка «+»</w:t>
             </w:r>
           </w:p>
         </w:tc>
@@ -4093,7 +7974,7 @@
                 <w:b w:val="0"/>
                 <w:sz w:val="20"/>
               </w:rPr>
-              <w:t>Список вопросов и краткие ответы</w:t>
+              <w:t>Указано в Google-таблице</w:t>
             </w:r>
           </w:p>
         </w:tc>
@@ -4115,7 +7996,7 @@
                 <w:b w:val="0"/>
                 <w:sz w:val="20"/>
               </w:rPr>
-              <w:t>Итоговый процент готовности</w:t>
+              <w:t>Оригинальность в строке предзащиты</w:t>
             </w:r>
           </w:p>
         </w:tc>
@@ -4135,7 +8016,7 @@
                 <w:b w:val="0"/>
                 <w:sz w:val="20"/>
               </w:rPr>
-              <w:t>[ДОПОЛНИТЬ]</w:t>
+              <w:t>98,22%</w:t>
             </w:r>
           </w:p>
         </w:tc>
@@ -4155,7 +8036,7 @@
                 <w:b w:val="0"/>
                 <w:sz w:val="20"/>
               </w:rPr>
-              <w:t>Значение из Google-таблицы</w:t>
+              <w:t>Совпадает со справкой Антиплагиата</w:t>
             </w:r>
           </w:p>
         </w:tc>
@@ -4197,7 +8078,7 @@
                 <w:b w:val="0"/>
                 <w:sz w:val="20"/>
               </w:rPr>
-              <w:t>[ДОПОЛНИТЬ]</w:t>
+              <w:t>Приложен к отчёту</w:t>
             </w:r>
           </w:p>
         </w:tc>
@@ -4217,7 +8098,7 @@
                 <w:b w:val="0"/>
                 <w:sz w:val="20"/>
               </w:rPr>
-              <w:t>Скрин из Google-таблицы в приложении</w:t>
+              <w:t>Приложение 2</w:t>
             </w:r>
           </w:p>
         </w:tc>
@@ -4235,7 +8116,906 @@
           <w:rFonts w:ascii="Times New Roman" w:hAnsi="Times New Roman" w:eastAsia="Times New Roman"/>
           <w:sz w:val="24"/>
         </w:rPr>
-        <w:t>На момент подготовки черновика можно считать, что техническая база для предзащиты подготовлена: есть завершённый текст ВКР, презентация соответствует ограничению по объёму, ключевые результаты сформулированы количественно, а проблемные места исследования заранее отражены как ограничения, а не скрыты из текста.</w:t>
+        <w:t>Этап предзащиты выполнен. Техническая база для итоговой защиты подготовлена: есть завершённый текст ВКР, презентация соответствует ограничению по объёму, ключевые результаты сформулированы количественно, а проблемные места исследования заранее отражены как ограничения, а не скрыты из текста.</w:t>
+      </w:r>
+    </w:p>
+    <w:p>
+      <w:pPr>
+        <w:spacing w:line="360" w:lineRule="auto" w:before="160" w:after="120"/>
+        <w:ind w:firstLine="709"/>
+        <w:jc w:val="left"/>
+      </w:pPr>
+      <w:r>
+        <w:rPr>
+          <w:rFonts w:ascii="Times New Roman" w:hAnsi="Times New Roman" w:eastAsia="Times New Roman"/>
+          <w:b/>
+          <w:sz w:val="28"/>
+        </w:rPr>
+        <w:t>5. Оформление отчёта и отчётных документов</w:t>
+      </w:r>
+    </w:p>
+    <w:p>
+      <w:pPr>
+        <w:spacing w:line="360" w:lineRule="auto" w:before="0" w:after="120"/>
+        <w:ind w:firstLine="709"/>
+        <w:jc w:val="both"/>
+      </w:pPr>
+      <w:r>
+        <w:rPr>
+          <w:rFonts w:ascii="Times New Roman" w:hAnsi="Times New Roman" w:eastAsia="Times New Roman"/>
+          <w:sz w:val="24"/>
+        </w:rPr>
+        <w:t>Пятый этап индивидуального задания связан с оформлением отчёта. Этот этап не сводился к механической сборке файла: требовалось привести текст отчёта к структуре, которая отражает фактическое выполнение практики, приложить подтверждающие документы и не смешать отчёт по практике с полным текстом ВКР.</w:t>
+      </w:r>
+    </w:p>
+    <w:p>
+      <w:pPr>
+        <w:spacing w:line="360" w:lineRule="auto" w:before="160" w:after="120"/>
+        <w:ind w:firstLine="709"/>
+        <w:jc w:val="left"/>
+      </w:pPr>
+      <w:r>
+        <w:rPr>
+          <w:rFonts w:ascii="Times New Roman" w:hAnsi="Times New Roman" w:eastAsia="Times New Roman"/>
+          <w:b/>
+          <w:sz w:val="24"/>
+        </w:rPr>
+        <w:t>5.1. Структура отчёта и связь с индивидуальным заданием</w:t>
+      </w:r>
+    </w:p>
+    <w:p>
+      <w:pPr>
+        <w:spacing w:line="360" w:lineRule="auto" w:before="0" w:after="120"/>
+        <w:ind w:firstLine="709"/>
+        <w:jc w:val="both"/>
+      </w:pPr>
+      <w:r>
+        <w:rPr>
+          <w:rFonts w:ascii="Times New Roman" w:hAnsi="Times New Roman" w:eastAsia="Times New Roman"/>
+          <w:sz w:val="24"/>
+        </w:rPr>
+        <w:t>Структура настоящего отчёта следует рабочему плану-графику индивидуального задания. Отдельно выделены инструктаж обучающегося, написание текста ВКР, проверка Антиплагиата, предзащита, оформление отчёта и получение отзыва. Каждый раздел связан с конкретным этапом из модуля практики и показывает полученный результат.</w:t>
+      </w:r>
+    </w:p>
+    <w:p>
+      <w:pPr>
+        <w:spacing w:line="360" w:lineRule="auto" w:before="0" w:after="120"/>
+        <w:ind w:firstLine="709"/>
+        <w:jc w:val="both"/>
+      </w:pPr>
+      <w:r>
+        <w:rPr>
+          <w:rFonts w:ascii="Times New Roman" w:hAnsi="Times New Roman" w:eastAsia="Times New Roman"/>
+          <w:sz w:val="24"/>
+        </w:rPr>
+        <w:t>При оформлении отчёта соблюдался принцип достаточности. Полный текст ВКР не включается в отчёт, так как он загружается и проверяется отдельно. Вместо этого описаны подготовленные части ВКР, проверенные формальные требования и полученные подтверждающие документы. Такой формат не дублирует ВКР, но показывает содержательный объём выполненной работы.</w:t>
+      </w:r>
+    </w:p>
+    <w:p>
+      <w:r>
+        <w:br w:type="page"/>
+      </w:r>
+    </w:p>
+    <w:p>
+      <w:pPr>
+        <w:spacing w:line="360" w:lineRule="auto" w:after="120"/>
+        <w:jc w:val="center"/>
+      </w:pPr>
+      <w:r>
+        <w:rPr>
+          <w:rFonts w:ascii="Times New Roman" w:hAnsi="Times New Roman" w:eastAsia="Times New Roman"/>
+          <w:sz w:val="24"/>
+        </w:rPr>
+        <w:t>Таблица 14 - Соответствие отчёта этапам индивидуального задания.</w:t>
+      </w:r>
+    </w:p>
+    <w:tbl>
+      <w:tblPr>
+        <w:tblStyle w:val="TableGrid"/>
+        <w:tblW w:type="auto" w:w="0"/>
+        <w:jc w:val="center"/>
+        <w:tblLook w:firstColumn="1" w:firstRow="1" w:lastColumn="0" w:lastRow="0" w:noHBand="0" w:noVBand="1" w:val="04A0"/>
+      </w:tblPr>
+      <w:tblGrid>
+        <w:gridCol w:w="3118"/>
+        <w:gridCol w:w="3118"/>
+        <w:gridCol w:w="3118"/>
+      </w:tblGrid>
+      <w:tr>
+        <w:tc>
+          <w:tcPr>
+            <w:tcW w:type="dxa" w:w="3118"/>
+            <w:vAlign w:val="center"/>
+            <w:shd w:fill="D9EAF7"/>
+          </w:tcPr>
+          <w:p>
+            <w:pPr>
+              <w:jc w:val="center"/>
+            </w:pPr>
+            <w:r/>
+            <w:r>
+              <w:rPr>
+                <w:rFonts w:ascii="Times New Roman" w:hAnsi="Times New Roman" w:eastAsia="Times New Roman"/>
+                <w:b/>
+                <w:sz w:val="20"/>
+              </w:rPr>
+              <w:t>Этап индивидуального задания</w:t>
+            </w:r>
+          </w:p>
+        </w:tc>
+        <w:tc>
+          <w:tcPr>
+            <w:tcW w:type="dxa" w:w="3118"/>
+            <w:vAlign w:val="center"/>
+            <w:shd w:fill="D9EAF7"/>
+          </w:tcPr>
+          <w:p>
+            <w:pPr>
+              <w:jc w:val="center"/>
+            </w:pPr>
+            <w:r/>
+            <w:r>
+              <w:rPr>
+                <w:rFonts w:ascii="Times New Roman" w:hAnsi="Times New Roman" w:eastAsia="Times New Roman"/>
+                <w:b/>
+                <w:sz w:val="20"/>
+              </w:rPr>
+              <w:t>Где отражён в отчёте</w:t>
+            </w:r>
+          </w:p>
+        </w:tc>
+        <w:tc>
+          <w:tcPr>
+            <w:tcW w:type="dxa" w:w="3118"/>
+            <w:vAlign w:val="center"/>
+            <w:shd w:fill="D9EAF7"/>
+          </w:tcPr>
+          <w:p>
+            <w:pPr>
+              <w:jc w:val="center"/>
+            </w:pPr>
+            <w:r/>
+            <w:r>
+              <w:rPr>
+                <w:rFonts w:ascii="Times New Roman" w:hAnsi="Times New Roman" w:eastAsia="Times New Roman"/>
+                <w:b/>
+                <w:sz w:val="20"/>
+              </w:rPr>
+              <w:t>Подтверждение</w:t>
+            </w:r>
+          </w:p>
+        </w:tc>
+      </w:tr>
+      <w:tr>
+        <w:tc>
+          <w:tcPr>
+            <w:tcW w:type="dxa" w:w="3118"/>
+            <w:vAlign w:val="center"/>
+          </w:tcPr>
+          <w:p>
+            <w:pPr>
+              <w:jc w:val="left"/>
+            </w:pPr>
+            <w:r/>
+            <w:r>
+              <w:rPr>
+                <w:rFonts w:ascii="Times New Roman" w:hAnsi="Times New Roman" w:eastAsia="Times New Roman"/>
+                <w:b w:val="0"/>
+                <w:sz w:val="20"/>
+              </w:rPr>
+              <w:t>Инструктаж обучающегося</w:t>
+            </w:r>
+          </w:p>
+        </w:tc>
+        <w:tc>
+          <w:tcPr>
+            <w:tcW w:type="dxa" w:w="3118"/>
+            <w:vAlign w:val="center"/>
+          </w:tcPr>
+          <w:p>
+            <w:pPr>
+              <w:jc w:val="left"/>
+            </w:pPr>
+            <w:r/>
+            <w:r>
+              <w:rPr>
+                <w:rFonts w:ascii="Times New Roman" w:hAnsi="Times New Roman" w:eastAsia="Times New Roman"/>
+                <w:b w:val="0"/>
+                <w:sz w:val="20"/>
+              </w:rPr>
+              <w:t>Раздел 1</w:t>
+            </w:r>
+          </w:p>
+        </w:tc>
+        <w:tc>
+          <w:tcPr>
+            <w:tcW w:type="dxa" w:w="3118"/>
+            <w:vAlign w:val="center"/>
+          </w:tcPr>
+          <w:p>
+            <w:pPr>
+              <w:jc w:val="left"/>
+            </w:pPr>
+            <w:r/>
+            <w:r>
+              <w:rPr>
+                <w:rFonts w:ascii="Times New Roman" w:hAnsi="Times New Roman" w:eastAsia="Times New Roman"/>
+                <w:b w:val="0"/>
+                <w:sz w:val="20"/>
+              </w:rPr>
+              <w:t>Описание выполненного организационного этапа</w:t>
+            </w:r>
+          </w:p>
+        </w:tc>
+      </w:tr>
+      <w:tr>
+        <w:tc>
+          <w:tcPr>
+            <w:tcW w:type="dxa" w:w="3118"/>
+            <w:vAlign w:val="center"/>
+          </w:tcPr>
+          <w:p>
+            <w:pPr>
+              <w:jc w:val="left"/>
+            </w:pPr>
+            <w:r/>
+            <w:r>
+              <w:rPr>
+                <w:rFonts w:ascii="Times New Roman" w:hAnsi="Times New Roman" w:eastAsia="Times New Roman"/>
+                <w:b w:val="0"/>
+                <w:sz w:val="20"/>
+              </w:rPr>
+              <w:t>Написание текста ВКР</w:t>
+            </w:r>
+          </w:p>
+        </w:tc>
+        <w:tc>
+          <w:tcPr>
+            <w:tcW w:type="dxa" w:w="3118"/>
+            <w:vAlign w:val="center"/>
+          </w:tcPr>
+          <w:p>
+            <w:pPr>
+              <w:jc w:val="left"/>
+            </w:pPr>
+            <w:r/>
+            <w:r>
+              <w:rPr>
+                <w:rFonts w:ascii="Times New Roman" w:hAnsi="Times New Roman" w:eastAsia="Times New Roman"/>
+                <w:b w:val="0"/>
+                <w:sz w:val="20"/>
+              </w:rPr>
+              <w:t>Раздел 2</w:t>
+            </w:r>
+          </w:p>
+        </w:tc>
+        <w:tc>
+          <w:tcPr>
+            <w:tcW w:type="dxa" w:w="3118"/>
+            <w:vAlign w:val="center"/>
+          </w:tcPr>
+          <w:p>
+            <w:pPr>
+              <w:jc w:val="left"/>
+            </w:pPr>
+            <w:r/>
+            <w:r>
+              <w:rPr>
+                <w:rFonts w:ascii="Times New Roman" w:hAnsi="Times New Roman" w:eastAsia="Times New Roman"/>
+                <w:b w:val="0"/>
+                <w:sz w:val="20"/>
+              </w:rPr>
+              <w:t>Описание структуры, источников, экспериментов и доработок</w:t>
+            </w:r>
+          </w:p>
+        </w:tc>
+      </w:tr>
+      <w:tr>
+        <w:tc>
+          <w:tcPr>
+            <w:tcW w:type="dxa" w:w="3118"/>
+            <w:vAlign w:val="center"/>
+          </w:tcPr>
+          <w:p>
+            <w:pPr>
+              <w:jc w:val="left"/>
+            </w:pPr>
+            <w:r/>
+            <w:r>
+              <w:rPr>
+                <w:rFonts w:ascii="Times New Roman" w:hAnsi="Times New Roman" w:eastAsia="Times New Roman"/>
+                <w:b w:val="0"/>
+                <w:sz w:val="20"/>
+              </w:rPr>
+              <w:t>Проверка Антиплагиата</w:t>
+            </w:r>
+          </w:p>
+        </w:tc>
+        <w:tc>
+          <w:tcPr>
+            <w:tcW w:type="dxa" w:w="3118"/>
+            <w:vAlign w:val="center"/>
+          </w:tcPr>
+          <w:p>
+            <w:pPr>
+              <w:jc w:val="left"/>
+            </w:pPr>
+            <w:r/>
+            <w:r>
+              <w:rPr>
+                <w:rFonts w:ascii="Times New Roman" w:hAnsi="Times New Roman" w:eastAsia="Times New Roman"/>
+                <w:b w:val="0"/>
+                <w:sz w:val="20"/>
+              </w:rPr>
+              <w:t>Раздел 3</w:t>
+            </w:r>
+          </w:p>
+        </w:tc>
+        <w:tc>
+          <w:tcPr>
+            <w:tcW w:type="dxa" w:w="3118"/>
+            <w:vAlign w:val="center"/>
+          </w:tcPr>
+          <w:p>
+            <w:pPr>
+              <w:jc w:val="left"/>
+            </w:pPr>
+            <w:r/>
+            <w:r>
+              <w:rPr>
+                <w:rFonts w:ascii="Times New Roman" w:hAnsi="Times New Roman" w:eastAsia="Times New Roman"/>
+                <w:b w:val="0"/>
+                <w:sz w:val="20"/>
+              </w:rPr>
+              <w:t>Справка в приложении 1</w:t>
+            </w:r>
+          </w:p>
+        </w:tc>
+      </w:tr>
+      <w:tr>
+        <w:tc>
+          <w:tcPr>
+            <w:tcW w:type="dxa" w:w="3118"/>
+            <w:vAlign w:val="center"/>
+          </w:tcPr>
+          <w:p>
+            <w:pPr>
+              <w:jc w:val="left"/>
+            </w:pPr>
+            <w:r/>
+            <w:r>
+              <w:rPr>
+                <w:rFonts w:ascii="Times New Roman" w:hAnsi="Times New Roman" w:eastAsia="Times New Roman"/>
+                <w:b w:val="0"/>
+                <w:sz w:val="20"/>
+              </w:rPr>
+              <w:t>Предзащита ВКР</w:t>
+            </w:r>
+          </w:p>
+        </w:tc>
+        <w:tc>
+          <w:tcPr>
+            <w:tcW w:type="dxa" w:w="3118"/>
+            <w:vAlign w:val="center"/>
+          </w:tcPr>
+          <w:p>
+            <w:pPr>
+              <w:jc w:val="left"/>
+            </w:pPr>
+            <w:r/>
+            <w:r>
+              <w:rPr>
+                <w:rFonts w:ascii="Times New Roman" w:hAnsi="Times New Roman" w:eastAsia="Times New Roman"/>
+                <w:b w:val="0"/>
+                <w:sz w:val="20"/>
+              </w:rPr>
+              <w:t>Раздел 4</w:t>
+            </w:r>
+          </w:p>
+        </w:tc>
+        <w:tc>
+          <w:tcPr>
+            <w:tcW w:type="dxa" w:w="3118"/>
+            <w:vAlign w:val="center"/>
+          </w:tcPr>
+          <w:p>
+            <w:pPr>
+              <w:jc w:val="left"/>
+            </w:pPr>
+            <w:r/>
+            <w:r>
+              <w:rPr>
+                <w:rFonts w:ascii="Times New Roman" w:hAnsi="Times New Roman" w:eastAsia="Times New Roman"/>
+                <w:b w:val="0"/>
+                <w:sz w:val="20"/>
+              </w:rPr>
+              <w:t>Скрин результата в приложении 2</w:t>
+            </w:r>
+          </w:p>
+        </w:tc>
+      </w:tr>
+      <w:tr>
+        <w:tc>
+          <w:tcPr>
+            <w:tcW w:type="dxa" w:w="3118"/>
+            <w:vAlign w:val="center"/>
+          </w:tcPr>
+          <w:p>
+            <w:pPr>
+              <w:jc w:val="left"/>
+            </w:pPr>
+            <w:r/>
+            <w:r>
+              <w:rPr>
+                <w:rFonts w:ascii="Times New Roman" w:hAnsi="Times New Roman" w:eastAsia="Times New Roman"/>
+                <w:b w:val="0"/>
+                <w:sz w:val="20"/>
+              </w:rPr>
+              <w:t>Оформление отчёта</w:t>
+            </w:r>
+          </w:p>
+        </w:tc>
+        <w:tc>
+          <w:tcPr>
+            <w:tcW w:type="dxa" w:w="3118"/>
+            <w:vAlign w:val="center"/>
+          </w:tcPr>
+          <w:p>
+            <w:pPr>
+              <w:jc w:val="left"/>
+            </w:pPr>
+            <w:r/>
+            <w:r>
+              <w:rPr>
+                <w:rFonts w:ascii="Times New Roman" w:hAnsi="Times New Roman" w:eastAsia="Times New Roman"/>
+                <w:b w:val="0"/>
+                <w:sz w:val="20"/>
+              </w:rPr>
+              <w:t>Раздел 5</w:t>
+            </w:r>
+          </w:p>
+        </w:tc>
+        <w:tc>
+          <w:tcPr>
+            <w:tcW w:type="dxa" w:w="3118"/>
+            <w:vAlign w:val="center"/>
+          </w:tcPr>
+          <w:p>
+            <w:pPr>
+              <w:jc w:val="left"/>
+            </w:pPr>
+            <w:r/>
+            <w:r>
+              <w:rPr>
+                <w:rFonts w:ascii="Times New Roman" w:hAnsi="Times New Roman" w:eastAsia="Times New Roman"/>
+                <w:b w:val="0"/>
+                <w:sz w:val="20"/>
+              </w:rPr>
+              <w:t>Настоящий отчёт и приложения</w:t>
+            </w:r>
+          </w:p>
+        </w:tc>
+      </w:tr>
+      <w:tr>
+        <w:tc>
+          <w:tcPr>
+            <w:tcW w:type="dxa" w:w="3118"/>
+            <w:vAlign w:val="center"/>
+          </w:tcPr>
+          <w:p>
+            <w:pPr>
+              <w:jc w:val="left"/>
+            </w:pPr>
+            <w:r/>
+            <w:r>
+              <w:rPr>
+                <w:rFonts w:ascii="Times New Roman" w:hAnsi="Times New Roman" w:eastAsia="Times New Roman"/>
+                <w:b w:val="0"/>
+                <w:sz w:val="20"/>
+              </w:rPr>
+              <w:t>Получение отзыва</w:t>
+            </w:r>
+          </w:p>
+        </w:tc>
+        <w:tc>
+          <w:tcPr>
+            <w:tcW w:type="dxa" w:w="3118"/>
+            <w:vAlign w:val="center"/>
+          </w:tcPr>
+          <w:p>
+            <w:pPr>
+              <w:jc w:val="left"/>
+            </w:pPr>
+            <w:r/>
+            <w:r>
+              <w:rPr>
+                <w:rFonts w:ascii="Times New Roman" w:hAnsi="Times New Roman" w:eastAsia="Times New Roman"/>
+                <w:b w:val="0"/>
+                <w:sz w:val="20"/>
+              </w:rPr>
+              <w:t>Раздел 6</w:t>
+            </w:r>
+          </w:p>
+        </w:tc>
+        <w:tc>
+          <w:tcPr>
+            <w:tcW w:type="dxa" w:w="3118"/>
+            <w:vAlign w:val="center"/>
+          </w:tcPr>
+          <w:p>
+            <w:pPr>
+              <w:jc w:val="left"/>
+            </w:pPr>
+            <w:r/>
+            <w:r>
+              <w:rPr>
+                <w:rFonts w:ascii="Times New Roman" w:hAnsi="Times New Roman" w:eastAsia="Times New Roman"/>
+                <w:b w:val="0"/>
+                <w:sz w:val="20"/>
+              </w:rPr>
+              <w:t>Фиксация статуса итогового административного этапа</w:t>
+            </w:r>
+          </w:p>
+        </w:tc>
+      </w:tr>
+    </w:tbl>
+    <w:p/>
+    <w:p>
+      <w:pPr>
+        <w:spacing w:line="360" w:lineRule="auto" w:before="0" w:after="120"/>
+        <w:ind w:firstLine="709"/>
+        <w:jc w:val="both"/>
+      </w:pPr>
+      <w:r>
+        <w:rPr>
+          <w:rFonts w:ascii="Times New Roman" w:hAnsi="Times New Roman" w:eastAsia="Times New Roman"/>
+          <w:sz w:val="24"/>
+        </w:rPr>
+        <w:t>Внутренняя связность отчёта также была проверена. Введение задаёт цель и задачи практики, основная часть раскрывает выполнение этапов, заключение фиксирует итог, а приложения подтверждают процедуры, требующие внешнего документа. В результате отчёт читается как самостоятельный документ, а не как набор разрозненных заметок.</w:t>
+      </w:r>
+    </w:p>
+    <w:p>
+      <w:pPr>
+        <w:spacing w:line="360" w:lineRule="auto" w:before="160" w:after="120"/>
+        <w:ind w:firstLine="709"/>
+        <w:jc w:val="left"/>
+      </w:pPr>
+      <w:r>
+        <w:rPr>
+          <w:rFonts w:ascii="Times New Roman" w:hAnsi="Times New Roman" w:eastAsia="Times New Roman"/>
+          <w:b/>
+          <w:sz w:val="24"/>
+        </w:rPr>
+        <w:t>5.2. Приложения и подтверждающие материалы</w:t>
+      </w:r>
+    </w:p>
+    <w:p>
+      <w:pPr>
+        <w:spacing w:line="360" w:lineRule="auto" w:before="0" w:after="120"/>
+        <w:ind w:firstLine="709"/>
+        <w:jc w:val="both"/>
+      </w:pPr>
+      <w:r>
+        <w:rPr>
+          <w:rFonts w:ascii="Times New Roman" w:hAnsi="Times New Roman" w:eastAsia="Times New Roman"/>
+          <w:sz w:val="24"/>
+        </w:rPr>
+        <w:t>В отчёт включены два приложения. Приложение 1 содержит справку о прохождении проверки ВКР в системе Антиплагиат.ВУЗ. Приложение 2 содержит скрин из Google-таблицы с результатом предзащиты, причём заголовок таблицы размещён рядом со строкой результата, чтобы было понятно, какие значения относятся к каким показателям.</w:t>
+      </w:r>
+    </w:p>
+    <w:p>
+      <w:pPr>
+        <w:spacing w:line="360" w:lineRule="auto" w:before="0" w:after="120"/>
+        <w:ind w:firstLine="709"/>
+        <w:jc w:val="both"/>
+      </w:pPr>
+      <w:r>
+        <w:rPr>
+          <w:rFonts w:ascii="Times New Roman" w:hAnsi="Times New Roman" w:eastAsia="Times New Roman"/>
+          <w:sz w:val="24"/>
+        </w:rPr>
+        <w:t>Состав приложений выбран исходя из требований индивидуального задания. Для этапа Антиплагиата требуется справка о прохождении проверки. Для этапа предзащиты требуется справка или скрин из Google-таблицы с указанным процентом готовности. Презентация к предзащите в отчёт не включается, поскольку отчёт должен описывать прохождение предзащиты, но не заменять собой презентационные материалы.</w:t>
+      </w:r>
+    </w:p>
+    <w:p>
+      <w:pPr>
+        <w:spacing w:line="360" w:lineRule="auto" w:after="120"/>
+        <w:jc w:val="center"/>
+      </w:pPr>
+      <w:r>
+        <w:rPr>
+          <w:rFonts w:ascii="Times New Roman" w:hAnsi="Times New Roman" w:eastAsia="Times New Roman"/>
+          <w:sz w:val="24"/>
+        </w:rPr>
+        <w:t>Таблица 15 - Подтверждающие материалы отчёта.</w:t>
+      </w:r>
+    </w:p>
+    <w:tbl>
+      <w:tblPr>
+        <w:tblStyle w:val="TableGrid"/>
+        <w:tblW w:type="auto" w:w="0"/>
+        <w:jc w:val="center"/>
+        <w:tblLook w:firstColumn="1" w:firstRow="1" w:lastColumn="0" w:lastRow="0" w:noHBand="0" w:noVBand="1" w:val="04A0"/>
+      </w:tblPr>
+      <w:tblGrid>
+        <w:gridCol w:w="3118"/>
+        <w:gridCol w:w="3118"/>
+        <w:gridCol w:w="3118"/>
+      </w:tblGrid>
+      <w:tr>
+        <w:tc>
+          <w:tcPr>
+            <w:tcW w:type="dxa" w:w="3118"/>
+            <w:vAlign w:val="center"/>
+            <w:shd w:fill="D9EAF7"/>
+          </w:tcPr>
+          <w:p>
+            <w:pPr>
+              <w:jc w:val="center"/>
+            </w:pPr>
+            <w:r/>
+            <w:r>
+              <w:rPr>
+                <w:rFonts w:ascii="Times New Roman" w:hAnsi="Times New Roman" w:eastAsia="Times New Roman"/>
+                <w:b/>
+                <w:sz w:val="20"/>
+              </w:rPr>
+              <w:t>Приложение</w:t>
+            </w:r>
+          </w:p>
+        </w:tc>
+        <w:tc>
+          <w:tcPr>
+            <w:tcW w:type="dxa" w:w="3118"/>
+            <w:vAlign w:val="center"/>
+            <w:shd w:fill="D9EAF7"/>
+          </w:tcPr>
+          <w:p>
+            <w:pPr>
+              <w:jc w:val="center"/>
+            </w:pPr>
+            <w:r/>
+            <w:r>
+              <w:rPr>
+                <w:rFonts w:ascii="Times New Roman" w:hAnsi="Times New Roman" w:eastAsia="Times New Roman"/>
+                <w:b/>
+                <w:sz w:val="20"/>
+              </w:rPr>
+              <w:t>Содержание</w:t>
+            </w:r>
+          </w:p>
+        </w:tc>
+        <w:tc>
+          <w:tcPr>
+            <w:tcW w:type="dxa" w:w="3118"/>
+            <w:vAlign w:val="center"/>
+            <w:shd w:fill="D9EAF7"/>
+          </w:tcPr>
+          <w:p>
+            <w:pPr>
+              <w:jc w:val="center"/>
+            </w:pPr>
+            <w:r/>
+            <w:r>
+              <w:rPr>
+                <w:rFonts w:ascii="Times New Roman" w:hAnsi="Times New Roman" w:eastAsia="Times New Roman"/>
+                <w:b/>
+                <w:sz w:val="20"/>
+              </w:rPr>
+              <w:t>Что подтверждает</w:t>
+            </w:r>
+          </w:p>
+        </w:tc>
+      </w:tr>
+      <w:tr>
+        <w:tc>
+          <w:tcPr>
+            <w:tcW w:type="dxa" w:w="3118"/>
+            <w:vAlign w:val="center"/>
+          </w:tcPr>
+          <w:p>
+            <w:pPr>
+              <w:jc w:val="left"/>
+            </w:pPr>
+            <w:r/>
+            <w:r>
+              <w:rPr>
+                <w:rFonts w:ascii="Times New Roman" w:hAnsi="Times New Roman" w:eastAsia="Times New Roman"/>
+                <w:b w:val="0"/>
+                <w:sz w:val="20"/>
+              </w:rPr>
+              <w:t>Приложение 1</w:t>
+            </w:r>
+          </w:p>
+        </w:tc>
+        <w:tc>
+          <w:tcPr>
+            <w:tcW w:type="dxa" w:w="3118"/>
+            <w:vAlign w:val="center"/>
+          </w:tcPr>
+          <w:p>
+            <w:pPr>
+              <w:jc w:val="left"/>
+            </w:pPr>
+            <w:r/>
+            <w:r>
+              <w:rPr>
+                <w:rFonts w:ascii="Times New Roman" w:hAnsi="Times New Roman" w:eastAsia="Times New Roman"/>
+                <w:b w:val="0"/>
+                <w:sz w:val="20"/>
+              </w:rPr>
+              <w:t>Справка Антиплагиат.ВУЗ</w:t>
+            </w:r>
+          </w:p>
+        </w:tc>
+        <w:tc>
+          <w:tcPr>
+            <w:tcW w:type="dxa" w:w="3118"/>
+            <w:vAlign w:val="center"/>
+          </w:tcPr>
+          <w:p>
+            <w:pPr>
+              <w:jc w:val="left"/>
+            </w:pPr>
+            <w:r/>
+            <w:r>
+              <w:rPr>
+                <w:rFonts w:ascii="Times New Roman" w:hAnsi="Times New Roman" w:eastAsia="Times New Roman"/>
+                <w:b w:val="0"/>
+                <w:sz w:val="20"/>
+              </w:rPr>
+              <w:t>Оригинальность 98,22% и совпадения 1,78%</w:t>
+            </w:r>
+          </w:p>
+        </w:tc>
+      </w:tr>
+      <w:tr>
+        <w:tc>
+          <w:tcPr>
+            <w:tcW w:type="dxa" w:w="3118"/>
+            <w:vAlign w:val="center"/>
+          </w:tcPr>
+          <w:p>
+            <w:pPr>
+              <w:jc w:val="left"/>
+            </w:pPr>
+            <w:r/>
+            <w:r>
+              <w:rPr>
+                <w:rFonts w:ascii="Times New Roman" w:hAnsi="Times New Roman" w:eastAsia="Times New Roman"/>
+                <w:b w:val="0"/>
+                <w:sz w:val="20"/>
+              </w:rPr>
+              <w:t>Приложение 2</w:t>
+            </w:r>
+          </w:p>
+        </w:tc>
+        <w:tc>
+          <w:tcPr>
+            <w:tcW w:type="dxa" w:w="3118"/>
+            <w:vAlign w:val="center"/>
+          </w:tcPr>
+          <w:p>
+            <w:pPr>
+              <w:jc w:val="left"/>
+            </w:pPr>
+            <w:r/>
+            <w:r>
+              <w:rPr>
+                <w:rFonts w:ascii="Times New Roman" w:hAnsi="Times New Roman" w:eastAsia="Times New Roman"/>
+                <w:b w:val="0"/>
+                <w:sz w:val="20"/>
+              </w:rPr>
+              <w:t>Скрин Google-таблицы по предзащите</w:t>
+            </w:r>
+          </w:p>
+        </w:tc>
+        <w:tc>
+          <w:tcPr>
+            <w:tcW w:type="dxa" w:w="3118"/>
+            <w:vAlign w:val="center"/>
+          </w:tcPr>
+          <w:p>
+            <w:pPr>
+              <w:jc w:val="left"/>
+            </w:pPr>
+            <w:r/>
+            <w:r>
+              <w:rPr>
+                <w:rFonts w:ascii="Times New Roman" w:hAnsi="Times New Roman" w:eastAsia="Times New Roman"/>
+                <w:b w:val="0"/>
+                <w:sz w:val="20"/>
+              </w:rPr>
+              <w:t>Готовность 95, результат 80, отметка «+»</w:t>
+            </w:r>
+          </w:p>
+        </w:tc>
+      </w:tr>
+    </w:tbl>
+    <w:p/>
+    <w:p>
+      <w:pPr>
+        <w:spacing w:line="360" w:lineRule="auto" w:before="0" w:after="120"/>
+        <w:ind w:firstLine="709"/>
+        <w:jc w:val="both"/>
+      </w:pPr>
+      <w:r>
+        <w:rPr>
+          <w:rFonts w:ascii="Times New Roman" w:hAnsi="Times New Roman" w:eastAsia="Times New Roman"/>
+          <w:sz w:val="24"/>
+        </w:rPr>
+        <w:t>Оформление отчёта выполнено с учётом содержательной части практики и формальных процедур допуска к защите. Отчёт можно использовать как итоговый документ по преддипломной практике после добавления или подтверждения отзыва руководителя в модуле практики.</w:t>
+      </w:r>
+    </w:p>
+    <w:p>
+      <w:pPr>
+        <w:spacing w:line="360" w:lineRule="auto" w:before="160" w:after="120"/>
+        <w:ind w:firstLine="709"/>
+        <w:jc w:val="left"/>
+      </w:pPr>
+      <w:r>
+        <w:rPr>
+          <w:rFonts w:ascii="Times New Roman" w:hAnsi="Times New Roman" w:eastAsia="Times New Roman"/>
+          <w:b/>
+          <w:sz w:val="28"/>
+        </w:rPr>
+        <w:t>6. Получение отзыва с оценкой от руководителя</w:t>
+      </w:r>
+    </w:p>
+    <w:p>
+      <w:pPr>
+        <w:spacing w:line="360" w:lineRule="auto" w:before="0" w:after="120"/>
+        <w:ind w:firstLine="709"/>
+        <w:jc w:val="both"/>
+      </w:pPr>
+      <w:r>
+        <w:rPr>
+          <w:rFonts w:ascii="Times New Roman" w:hAnsi="Times New Roman" w:eastAsia="Times New Roman"/>
+          <w:sz w:val="24"/>
+        </w:rPr>
+        <w:t>Шестой этап индивидуального задания связан с получением отзыва с оценкой от руководителя практики в модуле «Практика». Этот этап носит административный характер, но он важен для закрытия практики, поскольку подтверждает оценку результатов со стороны руководителя и завершает документооборот по практике.</w:t>
+      </w:r>
+    </w:p>
+    <w:p>
+      <w:pPr>
+        <w:spacing w:line="360" w:lineRule="auto" w:before="0" w:after="120"/>
+        <w:ind w:firstLine="709"/>
+        <w:jc w:val="both"/>
+      </w:pPr>
+      <w:r>
+        <w:rPr>
+          <w:rFonts w:ascii="Times New Roman" w:hAnsi="Times New Roman" w:eastAsia="Times New Roman"/>
+          <w:sz w:val="24"/>
+        </w:rPr>
+        <w:t>Для этого этапа были собраны материалы, по которым руководитель может оценить выполненную работу: текст ВКР, результаты проверки оригинальности, результат предзащиты и настоящий отчёт. Отзыв должен подтвердить, что обучающийся выполнил индивидуальное задание, подготовил материалы ВКР, прошёл необходимые процедуры и представил отчётные документы.</w:t>
+      </w:r>
+    </w:p>
+    <w:p>
+      <w:pPr>
+        <w:spacing w:line="360" w:lineRule="auto" w:before="0" w:after="120"/>
+        <w:ind w:firstLine="709"/>
+        <w:jc w:val="both"/>
+      </w:pPr>
+      <w:r>
+        <w:rPr>
+          <w:rFonts w:ascii="Times New Roman" w:hAnsi="Times New Roman" w:eastAsia="Times New Roman"/>
+          <w:sz w:val="24"/>
+        </w:rPr>
+        <w:t>На момент формирования отчёта основное содержательное наполнение практики выполнено. Если отзыв уже оформлен в электронной системе, этап считается закрытым. Если отзыв ещё не оформлен, остаётся получить отзыв с оценкой у руководителя практики в модуле «Практика».</w:t>
+      </w:r>
+    </w:p>
+    <w:p>
+      <w:pPr>
+        <w:spacing w:line="360" w:lineRule="auto" w:before="0" w:after="120"/>
+        <w:ind w:firstLine="709"/>
+        <w:jc w:val="both"/>
+      </w:pPr>
+      <w:r>
+        <w:rPr>
+          <w:rFonts w:ascii="Times New Roman" w:hAnsi="Times New Roman" w:eastAsia="Times New Roman"/>
+          <w:sz w:val="24"/>
+        </w:rPr>
+        <w:t>Статус этапа: материалы для оценки подготовлены, содержательные этапы практики выполнены, отзыв руководителя должен быть зафиксирован в модуле практики, если он ещё не оформлен. После появления отзыва данный этап закрывает преддипломную практику административно.</w:t>
       </w:r>
     </w:p>
     <w:p>
@@ -4263,7 +9043,7 @@
           <w:rFonts w:ascii="Times New Roman" w:hAnsi="Times New Roman" w:eastAsia="Times New Roman"/>
           <w:sz w:val="24"/>
         </w:rPr>
-        <w:t>В ходе производственной, преддипломной практики выполнена подготовка материалов выпускной квалификационной работы по теме «Адаптивное управление нагрузкой в распределенной среде на основе интеллектуального анализа трафика». Основной выполненный результат на текущий момент - подготовленный текст ВКР, приведённый к структуре, соответствующей индивидуальному заданию и требованиям к содержанию.</w:t>
+        <w:t>В ходе производственной, преддипломной практики выполнена подготовка материалов выпускной квалификационной работы по теме «Адаптивное управление нагрузкой в распределенной среде на основе интеллектуального анализа трафика». Практика была направлена на завершение текста ВКР, подготовку к формальным процедурам допуска и оформление отчётных документов.</w:t>
       </w:r>
     </w:p>
     <w:p>
@@ -4277,7 +9057,7 @@
           <w:rFonts w:ascii="Times New Roman" w:hAnsi="Times New Roman" w:eastAsia="Times New Roman"/>
           <w:sz w:val="24"/>
         </w:rPr>
-        <w:t>В процессе работы была уточнена исследовательская постановка, доработано введение, структурированы главы, обновлён список источников, проверено покрытие требований ВАК и Scopus/WoS, описан экспериментальный стенд, включены результаты сравнения алгоритмов и сформулированы практические рекомендации. ВКР содержит количественные результаты экспериментов, включая сравнение adaptive candidate со статическими режимами в mixed/universal сценарии и long soak сценарии ddos -&gt; recovery.</w:t>
+        <w:t>На организационном этапе зафиксированы требования инструктажа, правила работы с электронными материалами и состав исходных артефактов. Далее был подготовлен и проверен текст ВКР: уточнена исследовательская постановка, доработано введение, структурированы главы, обновлён список источников, проверено покрытие требований ВАК и Scopus/WoS, описан экспериментальный стенд, включены результаты сравнения алгоритмов и сформулированы практические рекомендации.</w:t>
       </w:r>
     </w:p>
     <w:p>
@@ -4291,7 +9071,7 @@
           <w:rFonts w:ascii="Times New Roman" w:hAnsi="Times New Roman" w:eastAsia="Times New Roman"/>
           <w:sz w:val="24"/>
         </w:rPr>
-        <w:t>На текущем этапе также подготовлена база для прохождения проверки Антиплагиата и предзащиты. Разделы отчёта, связанные с официальной справкой Антиплагиата и результатами предзащиты, оставлены как контролируемые места для последующего заполнения, так как соответствующие подтверждающие документы появляются только после выполнения этих процедур.</w:t>
+        <w:t>Содержательная часть ВКР была согласована с фактическими материалами проекта RPS-limiter. В тексте отражены архитектура стенда, профили нагрузки, результаты benchmark-прогонов, ограничения исследования и выводы по adaptive candidate. При этом полный текст ВКР в настоящий отчёт не включён, поскольку он загружается и проверяется отдельно в модуле ВКР.</w:t>
       </w:r>
     </w:p>
     <w:p>
@@ -4305,7 +9085,7 @@
           <w:rFonts w:ascii="Times New Roman" w:hAnsi="Times New Roman" w:eastAsia="Times New Roman"/>
           <w:sz w:val="24"/>
         </w:rPr>
-        <w:t>Дальнейшие действия до финального закрытия практики:</w:t>
+        <w:t>Формальные этапы, предусмотренные индивидуальным заданием, также выполнены: получена справка Антиплагиат.ВУЗ с оригинальностью 98,22%, зафиксирован показатель совпадений 1,78%, подготовлена презентация к предзащите и приложен скрин результата предзащиты, где готовность указана как 95 при минимальном пороге 70, результат - 80, отметка явки - «+».</w:t>
       </w:r>
     </w:p>
     <w:p>
@@ -4319,7 +9099,7 @@
           <w:rFonts w:ascii="Times New Roman" w:hAnsi="Times New Roman" w:eastAsia="Times New Roman"/>
           <w:sz w:val="24"/>
         </w:rPr>
-        <w:t>1. Передать текст ВКР на проверку в системе Антиплагиат.</w:t>
+        <w:t>Отчёт оформлен по структуре рабочего плана-графика: в нём отдельно раскрыты инструктаж, написание ВКР, проверка Антиплагиата, предзащита, оформление отчётных документов и получение отзыва. Подтверждающие материалы включены в приложения. Дальнейшее действие до финального закрытия практики - получить отзыв с оценкой у руководителя практики в модуле «Практика», если он ещё не был оформлен в электронной системе.</w:t>
       </w:r>
     </w:p>
     <w:p>
@@ -4333,77 +9113,7 @@
           <w:rFonts w:ascii="Times New Roman" w:hAnsi="Times New Roman" w:eastAsia="Times New Roman"/>
           <w:sz w:val="24"/>
         </w:rPr>
-        <w:t>2. Получить справку с итоговым процентом оригинальности и добавить её в приложение отчёта.</w:t>
-      </w:r>
-    </w:p>
-    <w:p>
-      <w:pPr>
-        <w:spacing w:line="360" w:lineRule="auto" w:before="0" w:after="120"/>
-        <w:ind w:firstLine="709"/>
-        <w:jc w:val="both"/>
-      </w:pPr>
-      <w:r>
-        <w:rPr>
-          <w:rFonts w:ascii="Times New Roman" w:hAnsi="Times New Roman" w:eastAsia="Times New Roman"/>
-          <w:sz w:val="24"/>
-        </w:rPr>
-        <w:t>3. Пройти предзащиту ВКР.</w:t>
-      </w:r>
-    </w:p>
-    <w:p>
-      <w:pPr>
-        <w:spacing w:line="360" w:lineRule="auto" w:before="0" w:after="120"/>
-        <w:ind w:firstLine="709"/>
-        <w:jc w:val="both"/>
-      </w:pPr>
-      <w:r>
-        <w:rPr>
-          <w:rFonts w:ascii="Times New Roman" w:hAnsi="Times New Roman" w:eastAsia="Times New Roman"/>
-          <w:sz w:val="24"/>
-        </w:rPr>
-        <w:t>4. Зафиксировать вопросы, ответы и итоговый процент готовности.</w:t>
-      </w:r>
-    </w:p>
-    <w:p>
-      <w:pPr>
-        <w:spacing w:line="360" w:lineRule="auto" w:before="0" w:after="120"/>
-        <w:ind w:firstLine="709"/>
-        <w:jc w:val="both"/>
-      </w:pPr>
-      <w:r>
-        <w:rPr>
-          <w:rFonts w:ascii="Times New Roman" w:hAnsi="Times New Roman" w:eastAsia="Times New Roman"/>
-          <w:sz w:val="24"/>
-        </w:rPr>
-        <w:t>5. Добавить скрин из Google-таблицы по предзащите в приложение отчёта.</w:t>
-      </w:r>
-    </w:p>
-    <w:p>
-      <w:pPr>
-        <w:spacing w:line="360" w:lineRule="auto" w:before="0" w:after="120"/>
-        <w:ind w:firstLine="709"/>
-        <w:jc w:val="both"/>
-      </w:pPr>
-      <w:r>
-        <w:rPr>
-          <w:rFonts w:ascii="Times New Roman" w:hAnsi="Times New Roman" w:eastAsia="Times New Roman"/>
-          <w:sz w:val="24"/>
-        </w:rPr>
-        <w:t>6. Получить отзыв с оценкой у руководителя практики в модуле «Практика».</w:t>
-      </w:r>
-    </w:p>
-    <w:p>
-      <w:pPr>
-        <w:spacing w:line="360" w:lineRule="auto" w:before="0" w:after="120"/>
-        <w:ind w:firstLine="709"/>
-        <w:jc w:val="both"/>
-      </w:pPr>
-      <w:r>
-        <w:rPr>
-          <w:rFonts w:ascii="Times New Roman" w:hAnsi="Times New Roman" w:eastAsia="Times New Roman"/>
-          <w:sz w:val="24"/>
-        </w:rPr>
-        <w:t>Таким образом, содержательная часть отчёта уже может использоваться как рабочий черновик. Для финальной версии требуется только дополнить его фактическими данными по этапам проверки оригинальности и предзащиты.</w:t>
+        <w:t>Основные содержательные и документальные результаты преддипломной практики сформированы. Отчёт подтверждает выполнение этапов индивидуального задания и может использоваться для сдачи практики вместе с приложенными документами.</w:t>
       </w:r>
     </w:p>
     <w:p>
@@ -4449,65 +9159,170 @@
       </w:r>
     </w:p>
     <w:p>
-      <w:pPr>
-        <w:spacing w:line="360" w:lineRule="auto" w:before="0" w:after="120"/>
+      <w:r>
+        <w:br w:type="page"/>
+      </w:r>
+    </w:p>
+    <w:p>
+      <w:pPr>
+        <w:spacing w:line="360" w:lineRule="auto" w:before="160" w:after="120"/>
         <w:ind w:firstLine="709"/>
-        <w:jc w:val="both"/>
+        <w:jc w:val="left"/>
       </w:pPr>
       <w:r>
         <w:rPr>
           <w:rFonts w:ascii="Times New Roman" w:hAnsi="Times New Roman" w:eastAsia="Times New Roman"/>
-          <w:sz w:val="24"/>
+          <w:b/>
+          <w:sz w:val="28"/>
         </w:rPr>
         <w:t>Приложение 1. Справка о прохождении проверки ВКР в системе Антиплагиат.</w:t>
       </w:r>
     </w:p>
     <w:p>
       <w:pPr>
-        <w:spacing w:line="360" w:lineRule="auto" w:before="0" w:after="120"/>
+        <w:spacing w:before="120" w:after="240"/>
+        <w:ind w:firstLine="0"/>
+        <w:jc w:val="center"/>
+      </w:pPr>
+      <w:r>
+        <w:drawing>
+          <wp:inline xmlns:a="http://schemas.openxmlformats.org/drawingml/2006/main" xmlns:pic="http://schemas.openxmlformats.org/drawingml/2006/picture">
+            <wp:extent cx="5760000" cy="8149047"/>
+            <wp:docPr id="1" name="Picture 1"/>
+            <wp:cNvGraphicFramePr>
+              <a:graphicFrameLocks noChangeAspect="1"/>
+            </wp:cNvGraphicFramePr>
+            <a:graphic>
+              <a:graphicData uri="http://schemas.openxmlformats.org/drawingml/2006/picture">
+                <pic:pic>
+                  <pic:nvPicPr>
+                    <pic:cNvPr id="0" name="Юнусов_antiplagiat_page1.png"/>
+                    <pic:cNvPicPr/>
+                  </pic:nvPicPr>
+                  <pic:blipFill>
+                    <a:blip r:embed="rId9"/>
+                    <a:stretch>
+                      <a:fillRect/>
+                    </a:stretch>
+                  </pic:blipFill>
+                  <pic:spPr>
+                    <a:xfrm>
+                      <a:off x="0" y="0"/>
+                      <a:ext cx="5760000" cy="8149047"/>
+                    </a:xfrm>
+                    <a:prstGeom prst="rect"/>
+                  </pic:spPr>
+                </pic:pic>
+              </a:graphicData>
+            </a:graphic>
+          </wp:inline>
+        </w:drawing>
+      </w:r>
+    </w:p>
+    <w:p>
+      <w:r>
+        <w:br w:type="page"/>
+      </w:r>
+    </w:p>
+    <w:p>
+      <w:pPr>
+        <w:spacing w:line="360" w:lineRule="auto" w:before="160" w:after="120"/>
         <w:ind w:firstLine="709"/>
-        <w:jc w:val="both"/>
+        <w:jc w:val="left"/>
       </w:pPr>
       <w:r>
         <w:rPr>
           <w:rFonts w:ascii="Times New Roman" w:hAnsi="Times New Roman" w:eastAsia="Times New Roman"/>
           <w:b/>
-          <w:sz w:val="24"/>
-        </w:rPr>
-        <w:t>[ДОПОЛНИТЬ после получения справки]</w:t>
-      </w:r>
-    </w:p>
-    <w:p>
-      <w:pPr>
-        <w:spacing w:line="360" w:lineRule="auto" w:before="0" w:after="120"/>
-        <w:ind w:firstLine="709"/>
-        <w:jc w:val="both"/>
-      </w:pPr>
-      <w:r>
-        <w:rPr>
-          <w:rFonts w:ascii="Times New Roman" w:hAnsi="Times New Roman" w:eastAsia="Times New Roman"/>
-          <w:sz w:val="24"/>
+          <w:sz w:val="28"/>
         </w:rPr>
         <w:t>Приложение 2. Скрин из Google-таблицы с результатом предзащиты.</w:t>
       </w:r>
     </w:p>
     <w:p>
       <w:pPr>
-        <w:spacing w:line="360" w:lineRule="auto" w:before="0" w:after="120"/>
-        <w:ind w:firstLine="709"/>
-        <w:jc w:val="both"/>
+        <w:spacing w:before="120" w:after="240"/>
+        <w:ind w:firstLine="0"/>
+        <w:jc w:val="center"/>
       </w:pPr>
       <w:r>
-        <w:rPr>
-          <w:rFonts w:ascii="Times New Roman" w:hAnsi="Times New Roman" w:eastAsia="Times New Roman"/>
-          <w:b/>
-          <w:sz w:val="24"/>
-        </w:rPr>
-        <w:t>[ДОПОЛНИТЬ после прохождения предзащиты]</w:t>
+        <w:drawing>
+          <wp:inline xmlns:a="http://schemas.openxmlformats.org/drawingml/2006/main" xmlns:pic="http://schemas.openxmlformats.org/drawingml/2006/picture">
+            <wp:extent cx="5760000" cy="669527"/>
+            <wp:docPr id="2" name="Picture 2"/>
+            <wp:cNvGraphicFramePr>
+              <a:graphicFrameLocks noChangeAspect="1"/>
+            </wp:cNvGraphicFramePr>
+            <a:graphic>
+              <a:graphicData uri="http://schemas.openxmlformats.org/drawingml/2006/picture">
+                <pic:pic>
+                  <pic:nvPicPr>
+                    <pic:cNvPr id="0" name="заголовок предзащиты.png"/>
+                    <pic:cNvPicPr/>
+                  </pic:nvPicPr>
+                  <pic:blipFill>
+                    <a:blip r:embed="rId10"/>
+                    <a:stretch>
+                      <a:fillRect/>
+                    </a:stretch>
+                  </pic:blipFill>
+                  <pic:spPr>
+                    <a:xfrm>
+                      <a:off x="0" y="0"/>
+                      <a:ext cx="5760000" cy="669527"/>
+                    </a:xfrm>
+                    <a:prstGeom prst="rect"/>
+                  </pic:spPr>
+                </pic:pic>
+              </a:graphicData>
+            </a:graphic>
+          </wp:inline>
+        </w:drawing>
+      </w:r>
+    </w:p>
+    <w:p>
+      <w:pPr>
+        <w:spacing w:before="120" w:after="240"/>
+        <w:ind w:firstLine="0"/>
+        <w:jc w:val="center"/>
+      </w:pPr>
+      <w:r>
+        <w:drawing>
+          <wp:inline xmlns:a="http://schemas.openxmlformats.org/drawingml/2006/main" xmlns:pic="http://schemas.openxmlformats.org/drawingml/2006/picture">
+            <wp:extent cx="5760000" cy="319634"/>
+            <wp:docPr id="3" name="Picture 3"/>
+            <wp:cNvGraphicFramePr>
+              <a:graphicFrameLocks noChangeAspect="1"/>
+            </wp:cNvGraphicFramePr>
+            <a:graphic>
+              <a:graphicData uri="http://schemas.openxmlformats.org/drawingml/2006/picture">
+                <pic:pic>
+                  <pic:nvPicPr>
+                    <pic:cNvPr id="0" name="предзащита результат.png"/>
+                    <pic:cNvPicPr/>
+                  </pic:nvPicPr>
+                  <pic:blipFill>
+                    <a:blip r:embed="rId11"/>
+                    <a:stretch>
+                      <a:fillRect/>
+                    </a:stretch>
+                  </pic:blipFill>
+                  <pic:spPr>
+                    <a:xfrm>
+                      <a:off x="0" y="0"/>
+                      <a:ext cx="5760000" cy="319634"/>
+                    </a:xfrm>
+                    <a:prstGeom prst="rect"/>
+                  </pic:spPr>
+                </pic:pic>
+              </a:graphicData>
+            </a:graphic>
+          </wp:inline>
+        </w:drawing>
       </w:r>
     </w:p>
     <w:sectPr>
-      <w:footerReference w:type="default" r:id="rId9"/>
+      <w:footerReference w:type="default" r:id="rId12"/>
       <w:pgSz w:w="11906" w:h="16838"/>
       <w:pgMar w:top="1134" w:right="850" w:bottom="1134" w:left="1701" w:header="720" w:footer="720" w:gutter="0"/>
       <w:cols w:space="720"/>
